--- a/documents/Introducere_Fix.docx
+++ b/documents/Introducere_Fix.docx
@@ -1,10 +1,10 @@
 
 <file path=word/document.xml><?xml version="1.0" encoding="utf-8"?>
-<w:document xmlns:wpc="http://schemas.microsoft.com/office/word/2010/wordprocessingCanvas" xmlns:mc="http://schemas.openxmlformats.org/markup-compatibility/2006" xmlns:o="urn:schemas-microsoft-com:office:office" xmlns:r="http://schemas.openxmlformats.org/officeDocument/2006/relationships" xmlns:m="http://schemas.openxmlformats.org/officeDocument/2006/math" xmlns:v="urn:schemas-microsoft-com:vml" xmlns:wp14="http://schemas.microsoft.com/office/word/2010/wordprocessingDrawing" xmlns:wp="http://schemas.openxmlformats.org/drawingml/2006/wordprocessingDrawing" xmlns:w10="urn:schemas-microsoft-com:office:word" xmlns:w="http://schemas.openxmlformats.org/wordprocessingml/2006/main" xmlns:w14="http://schemas.microsoft.com/office/word/2010/wordml" xmlns:w15="http://schemas.microsoft.com/office/word/2012/wordml" xmlns:wpg="http://schemas.microsoft.com/office/word/2010/wordprocessingGroup" xmlns:wpi="http://schemas.microsoft.com/office/word/2010/wordprocessingInk" xmlns:wne="http://schemas.microsoft.com/office/word/2006/wordml" xmlns:wps="http://schemas.microsoft.com/office/word/2010/wordprocessingShape" xmlns:cx="http://schemas.microsoft.com/office/drawing/2014/chartex" xmlns:cx1="http://schemas.microsoft.com/office/drawing/2015/9/8/chartex" xmlns:cx2="http://schemas.microsoft.com/office/drawing/2015/10/21/chartex" xmlns:cx3="http://schemas.microsoft.com/office/drawing/2016/5/9/chartex" xmlns:cx4="http://schemas.microsoft.com/office/drawing/2016/5/10/chartex" xmlns:cx5="http://schemas.microsoft.com/office/drawing/2016/5/11/chartex" xmlns:cx6="http://schemas.microsoft.com/office/drawing/2016/5/12/chartex" xmlns:cx7="http://schemas.microsoft.com/office/drawing/2016/5/13/chartex" xmlns:cx8="http://schemas.microsoft.com/office/drawing/2016/5/14/chartex" xmlns:aink="http://schemas.microsoft.com/office/drawing/2016/ink" xmlns:am3d="http://schemas.microsoft.com/office/drawing/2017/model3d" xmlns:w16cex="http://schemas.microsoft.com/office/word/2018/wordml/cex" xmlns:w16cid="http://schemas.microsoft.com/office/word/2016/wordml/cid" xmlns:w16="http://schemas.microsoft.com/office/word/2018/wordml" xmlns:w16sdtdh="http://schemas.microsoft.com/office/word/2020/wordml/sdtdatahash" xmlns:w16se="http://schemas.microsoft.com/office/word/2015/wordml/symex" mc:Ignorable="w14 w15 wp14">
+<w:document xmlns:wpc="http://schemas.microsoft.com/office/word/2010/wordprocessingCanvas" xmlns:cx="http://schemas.microsoft.com/office/drawing/2014/chartex" xmlns:cx1="http://schemas.microsoft.com/office/drawing/2015/9/8/chartex" xmlns:cx2="http://schemas.microsoft.com/office/drawing/2015/10/21/chartex" xmlns:cx3="http://schemas.microsoft.com/office/drawing/2016/5/9/chartex" xmlns:cx4="http://schemas.microsoft.com/office/drawing/2016/5/10/chartex" xmlns:cx5="http://schemas.microsoft.com/office/drawing/2016/5/11/chartex" xmlns:cx6="http://schemas.microsoft.com/office/drawing/2016/5/12/chartex" xmlns:cx7="http://schemas.microsoft.com/office/drawing/2016/5/13/chartex" xmlns:cx8="http://schemas.microsoft.com/office/drawing/2016/5/14/chartex" xmlns:mc="http://schemas.openxmlformats.org/markup-compatibility/2006" xmlns:aink="http://schemas.microsoft.com/office/drawing/2016/ink" xmlns:am3d="http://schemas.microsoft.com/office/drawing/2017/model3d" xmlns:o="urn:schemas-microsoft-com:office:office" xmlns:oel="http://schemas.microsoft.com/office/2019/extlst" xmlns:r="http://schemas.openxmlformats.org/officeDocument/2006/relationships" xmlns:m="http://schemas.openxmlformats.org/officeDocument/2006/math" xmlns:v="urn:schemas-microsoft-com:vml" xmlns:wp14="http://schemas.microsoft.com/office/word/2010/wordprocessingDrawing" xmlns:wp="http://schemas.openxmlformats.org/drawingml/2006/wordprocessingDrawing" xmlns:w10="urn:schemas-microsoft-com:office:word" xmlns:w="http://schemas.openxmlformats.org/wordprocessingml/2006/main" xmlns:w14="http://schemas.microsoft.com/office/word/2010/wordml" xmlns:w15="http://schemas.microsoft.com/office/word/2012/wordml" xmlns:w16cex="http://schemas.microsoft.com/office/word/2018/wordml/cex" xmlns:w16cid="http://schemas.microsoft.com/office/word/2016/wordml/cid" xmlns:w16="http://schemas.microsoft.com/office/word/2018/wordml" xmlns:w16du="http://schemas.microsoft.com/office/word/2023/wordml/word16du" xmlns:w16sdtdh="http://schemas.microsoft.com/office/word/2020/wordml/sdtdatahash" xmlns:w16sdtfl="http://schemas.microsoft.com/office/word/2024/wordml/sdtformatlock" xmlns:w16se="http://schemas.microsoft.com/office/word/2015/wordml/symex" xmlns:wpg="http://schemas.microsoft.com/office/word/2010/wordprocessingGroup" xmlns:wpi="http://schemas.microsoft.com/office/word/2010/wordprocessingInk" xmlns:wne="http://schemas.microsoft.com/office/word/2006/wordml" xmlns:wps="http://schemas.microsoft.com/office/word/2010/wordprocessingShape" mc:Ignorable="w14 w15 w16se w16cid w16 w16cex w16sdtdh w16sdtfl w16du wp14">
   <w:body>
     <w:p>
       <w:pPr>
-        <w:spacing w:after="200" w:before="240"/>
+        <w:spacing w:before="240" w:after="200"/>
       </w:pPr>
       <w:r>
         <w:rPr>
@@ -13,12 +13,12 @@
           <w:sz w:val="32"/>
           <w:szCs w:val="32"/>
         </w:rPr>
-        <w:t xml:space="preserve">Capitolul I – Introducere</w:t>
-      </w:r>
-    </w:p>
-    <w:p>
-      <w:pPr>
-        <w:spacing w:after="140" w:before="220"/>
+        <w:t>Capitolul I – Introducere</w:t>
+      </w:r>
+    </w:p>
+    <w:p>
+      <w:pPr>
+        <w:spacing w:before="220" w:after="140"/>
       </w:pPr>
       <w:r>
         <w:rPr>
@@ -27,112 +27,146 @@
           <w:sz w:val="26"/>
           <w:szCs w:val="26"/>
         </w:rPr>
-        <w:t xml:space="preserve">1.1. Contextul vehiculelor definite prin software (SDV)</w:t>
-      </w:r>
-    </w:p>
-    <w:p>
-      <w:pPr>
-        <w:spacing w:after="160" w:line="276"/>
+        <w:t>1.1. Contextul vehiculelor definite prin software (SDV)</w:t>
+      </w:r>
+    </w:p>
+    <w:p>
+      <w:pPr>
+        <w:spacing w:after="160" w:line="276" w:lineRule="auto"/>
         <w:jc w:val="both"/>
       </w:pPr>
       <w:r>
-        <w:t xml:space="preserve">Automobilul modern a încetat să mai fie un ansamblu mecanic asistat electronic și a devenit, în esență, un calculator distribuit pe roți. Funcții care odinioară erau realizate prin componente dedicate, de la asistența la frânare până la gestionarea confortului, sunt astăzi implementate preponderent în software, iar valoarea și diferențierea unui vehicul se mută dinspre hardware înspre codul care rulează pe el</w:t>
+        <w:t>Automobilul modern a încetat să mai fie un ansamblu mecanic asistat electronic și a devenit, în esență, un calculator distribuit pe roți. Funcții care odinioară erau realizate prin componente dedicate, de la asistența la frânare până la gestionarea confortului, sunt astăzi implementate preponderent în software, iar valoarea și diferențierea unui vehicul se mută dinspre hardware înspre codul care rulează pe el</w:t>
       </w:r>
       <w:commentRangeStart w:id="0"/>
       <w:commentRangeEnd w:id="0"/>
       <w:r>
         <w:rPr>
-          <w:rStyle w:val="CommentReference"/>
+          <w:rStyle w:val="Referincomentariu"/>
+          <w:sz w:val="24"/>
+          <w:szCs w:val="24"/>
         </w:rPr>
         <w:commentReference w:id="0"/>
       </w:r>
       <w:r>
-        <w:t xml:space="preserve">. Dimensiunea acestei mutări este cuantificabilă: dacă în 2018 software-ul reprezenta circa 10% din conținutul unui autoturism de clasă D (mare), se estimează că ponderea sa va ajunge la aproximativ 30% până în 2030 (McKinsey, 2018), în timp ce electronica, în ansamblu, crește de la circa 40% din costul unui vehicul în 2020 la 45% în 2030 (Deloitte, 2019); pe termen mai lung, piața globală de software și electronică auto este proiectată să ajungă la aproximativ 519 miliarde USD în 2035 (McKinsey, 2026). Această schimbare de paradigmă este surprinsă de conceptul de vehicul definit prin software (Software-Defined Vehicle, SDV), în care comportamentul mașinii poate fi modificat, corectat și îmbogățit pe durata întregului ciclu de viață prin actualizări livrate la distanță (Over-the-Air, OTA</w:t>
+        <w:t>. Dimensiunea acestei mutări este cuantificabilă: dacă în 2018 software-ul reprezenta circa 10% din conținutul unui autoturism de clasă D (mare), se estimează că ponderea sa va ajunge la aproximativ 30% până în 2030 (McKinsey, 2018), în timp ce electronica, în ansamblu, crește de la circa 40% din costul unui vehicul în 2020 la 45% în 2030 (Deloitte, 2019); pe termen mai lung, piața globală de software și electronică auto este proiectată să ajungă la aproximativ 519 miliarde USD în 2035 (McKinsey, 2026). Această schimbare de paradigmă este surprinsă de conceptul de vehicul definit prin software (Software-Defined Vehicle, SDV), în care comportamentul mașinii poate fi modificat, corectat și îmbogățit pe durata întregului ciclu de viață prin actualizări livrate la distanță (Over-the-Air, OTA</w:t>
       </w:r>
       <w:commentRangeStart w:id="1"/>
       <w:commentRangeEnd w:id="1"/>
       <w:r>
         <w:rPr>
-          <w:rStyle w:val="CommentReference"/>
+          <w:rStyle w:val="Referincomentariu"/>
+          <w:sz w:val="24"/>
+          <w:szCs w:val="24"/>
         </w:rPr>
         <w:commentReference w:id="1"/>
       </w:r>
       <w:r>
-        <w:t xml:space="preserve">).</w:t>
-      </w:r>
-    </w:p>
-    <w:p>
-      <w:pPr>
-        <w:spacing w:after="160" w:line="276"/>
+        <w:t>).</w:t>
+      </w:r>
+    </w:p>
+    <w:p>
+      <w:pPr>
+        <w:spacing w:after="160" w:line="276" w:lineRule="auto"/>
         <w:jc w:val="both"/>
       </w:pPr>
       <w:r>
-        <w:t xml:space="preserve">Trecerea la SDV nu ar fi fost posibilă fără o reorganizare profundă a arhitecturii electrice și electronice (E/E) a vehiculului. Modelul clasic, în care fiecare funcție era controlată de o unitate electronică de comandă (Electronic Control Unit, ECU) proprie, a condus la zeci sau chiar sute de ECU-uri</w:t>
+        <w:t>Trecerea la SDV nu ar fi fost posibilă fără o reorganizare profundă a arhitecturii electrice și electronice (E/E) a vehiculului. Modelul clasic, în care fiecare funcție era controlată de o unitate electronică de comandă (Electronic Control Unit, ECU) proprie, a condus la zeci sau chiar sute de ECU-uri</w:t>
       </w:r>
       <w:commentRangeStart w:id="2"/>
       <w:commentRangeEnd w:id="2"/>
       <w:r>
         <w:rPr>
-          <w:rStyle w:val="CommentReference"/>
+          <w:rStyle w:val="Referincomentariu"/>
+          <w:sz w:val="24"/>
+          <w:szCs w:val="24"/>
         </w:rPr>
         <w:commentReference w:id="2"/>
       </w:r>
       <w:r>
-        <w:t xml:space="preserve"> — în vehiculele premium actuale sunt integrate peste 100 de unități de comandă, numărul putând ajunge la aproximativ 150 în modelele cu sisteme avansate de asistență (Bosch; IEEE Spectrum, 2021), alături de un număr de senzori de ordinul zecilor spre o sută (estimare industrială) — iar industria a evoluat de la arhitecturi distribuite, la arhitecturi organizate pe domenii, iar în prezent către arhitecturi zonale susținute de câteva calculatoare centrale. Consecința directă este că un volum uriaș de software se concentrează pe tot mai puține noduri, iar un defect software devine un risc la nivel de sistem, nu doar o problemă locală. Că miza este reală o arată chiar experiența marilor producători: numărul rechemărilor în service cauzate de software a crescut constant, ajungând la aproape 15% din totalul rechemărilor în 2023, iar capacitatea de actualizare Over-the-Air s-a extins rapid — în SUA, de la 33 de modele (5 mărci) la începutul anului 2018 la circa 309 modele (23 de mărci) la finalul lui 2023 (WardsAuto, 2024)</w:t>
+        <w:t xml:space="preserve"> </w:t>
+      </w:r>
+      <w:r>
+        <w:t>-</w:t>
+      </w:r>
+      <w:r>
+        <w:t xml:space="preserve"> în vehiculele premium actuale sunt integrate peste 100 de unități de comandă, numărul putând ajunge la aproximativ 150 în modelele cu sisteme avansate de asistență (Bosch; IEEE Spectrum, 2021), alături de un număr de senzori de ordinul zecilor spre o sută (estimare industrială) </w:t>
+      </w:r>
+      <w:r>
+        <w:t>-</w:t>
+      </w:r>
+      <w:r>
+        <w:t xml:space="preserve"> iar industria a evoluat de la arhitecturi distribuite, la arhitecturi organizate pe domenii, iar în prezent către arhitecturi zonale susținute de câteva calculatoare centrale. Consecința directă este că un volum uriaș de software se concentrează pe tot mai puține noduri, iar un defect software devine un risc la nivel de sistem, nu doar o problemă locală. Că miza este reală o arată chiar experiența marilor producători: numărul rechemărilor în service cauzate de software a crescut constant, ajungând la aproape 15% din totalul rechemărilor în 2023, iar capacitatea de actualizare Over-the-Air s-a extins rapid </w:t>
+      </w:r>
+      <w:r>
+        <w:t>-</w:t>
+      </w:r>
+      <w:r>
+        <w:t xml:space="preserve"> în SUA, de la 33 de modele (5 mărci) la începutul anului 2018 la circa 309 modele (23 de mărci) la finalul lui 2023 (WardsAuto, 2024)</w:t>
       </w:r>
       <w:commentRangeStart w:id="3"/>
       <w:commentRangeEnd w:id="3"/>
       <w:r>
         <w:rPr>
-          <w:rStyle w:val="CommentReference"/>
+          <w:rStyle w:val="Referincomentariu"/>
+          <w:sz w:val="24"/>
+          <w:szCs w:val="24"/>
         </w:rPr>
         <w:commentReference w:id="3"/>
       </w:r>
       <w:r>
-        <w:t xml:space="preserve">. Grupul Volkswagen, prin divizia sa de software CARIAD, a amânat cu aproximativ un an lansările modelelor Audi Q6 e-tron și Porsche Macan electric din cauza problemelor software (Porsche AG, 2022), iar General Motors a oprit temporar vânzările modelului Chevrolet Blazer EV la finalul anului 2023, după ce primi clienți au raportat blocaje ale ecranelor și defecțiuni la încărcare, remediate ulterior printr-o actualizare software efectuată la dealer (TechCrunch, 2023). Fenomenul nu ocolește niciun constructor important, de la Mercedes-Benz, BMW și Toyota până la Honda și Ford, toți aflați în aceeași tranziție către mașina definită de software, cu Tesla drept pionier al modelului de actualizare OTA.</w:t>
-      </w:r>
-    </w:p>
-    <w:p>
-      <w:pPr>
-        <w:spacing w:after="160" w:line="276"/>
+        <w:t>. Grupul Volkswagen, prin divizia sa de software CARIAD, a amânat cu aproximativ un an lansările modelelor Audi Q6 e-tron și Porsche Macan electric din cauza problemelor software (Porsche AG, 2022), iar General Motors a oprit temporar vânzările modelului Chevrolet Blazer EV la finalul anului 2023, după ce primi clienți au raportat blocaje ale ecranelor și defecțiuni la încărcare, remediate ulterior printr-o actualizare software efectuată la dealer (TechCrunch, 2023). Fenomenul nu ocolește niciun constructor important, de la Mercedes-Benz, BMW și Toyota până la Honda și Ford, toți aflați în aceeași tranziție către mașina definită de software, cu Tesla drept pionier al modelului de actualizare OTA.</w:t>
+      </w:r>
+    </w:p>
+    <w:p>
+      <w:pPr>
+        <w:spacing w:after="160" w:line="276" w:lineRule="auto"/>
         <w:jc w:val="both"/>
       </w:pPr>
       <w:r>
-        <w:t xml:space="preserve">Amploarea acestei tranziții este confirmată de studiile de piață</w:t>
+        <w:lastRenderedPageBreak/>
+        <w:t>Amploarea acestei tranziții este confirmată de studiile de piață</w:t>
       </w:r>
       <w:commentRangeStart w:id="4"/>
       <w:commentRangeEnd w:id="4"/>
       <w:r>
         <w:rPr>
-          <w:rStyle w:val="CommentReference"/>
+          <w:rStyle w:val="Referincomentariu"/>
+          <w:sz w:val="24"/>
+          <w:szCs w:val="24"/>
         </w:rPr>
         <w:commentReference w:id="4"/>
       </w:r>
       <w:r>
-        <w:t xml:space="preserve">: conform Raportului IoT Analytics privind adopția SDV 2026, 45% dintre producătorii și furnizorii auto chestionați consideră trecerea la SDV drept prioritatea lor strategică numărul unu (IoT Analytics, 2025). În acest context, alegerea platformei de calcul devine esențială, iar lucrarea de față se sprijină pe familia de microcontrolere automotive NXP S32, folosită pe scară largă în producția de serie. Nodul central este un hub zonal S32K3, concret S32K344, cu nucleu Arm Cortex-M7 în configurație lockstep și calificat AEC-Q100, iar nodurile de margine provin din familia S32K1</w:t>
+        <w:t>: conform Raportului IoT Analytics privind adopția SDV 2026, 45% dintre producătorii și furnizorii auto chestionați consideră trecerea la SDV drept prioritatea lor strategică numărul unu (IoT Analytics, 2025). În acest context, alegerea platformei de calcul devine esențială, iar lucrarea de față se sprijină pe familia de microcontrolere automotive NXP S32, folosită pe scară largă în producția de serie. Nodul central este un hub zonal S32K3, concret S32K344, cu nucleu Arm Cortex-M7 în configurație lockstep și calificat AEC-Q100, iar nodurile de margine provin din familia S32K1</w:t>
       </w:r>
       <w:commentRangeStart w:id="5"/>
       <w:commentRangeEnd w:id="5"/>
       <w:r>
         <w:rPr>
-          <w:rStyle w:val="CommentReference"/>
+          <w:rStyle w:val="Referincomentariu"/>
+          <w:sz w:val="24"/>
+          <w:szCs w:val="24"/>
         </w:rPr>
         <w:commentReference w:id="5"/>
       </w:r>
       <w:r>
-        <w:t xml:space="preserve">, interconectate prin CAN FD. Pentru partea de inteligență artificială pe microcontroler, proiectul folosește lanțul de instrumente NXP eIQ (eIQ Toolkit și eIQ Auto ML SDK) împreună cu LiteRT</w:t>
+        <w:t>, interconectate prin CAN FD. Pentru partea de inteligență artificială pe microcontroler, proiectul folosește lanțul de instrumente NXP eIQ (eIQ Toolkit și eIQ Auto ML SDK) împreună cu LiteRT</w:t>
       </w:r>
       <w:commentRangeStart w:id="6"/>
       <w:commentRangeEnd w:id="6"/>
       <w:r>
         <w:rPr>
-          <w:rStyle w:val="CommentReference"/>
+          <w:rStyle w:val="Referincomentariu"/>
+          <w:sz w:val="24"/>
+          <w:szCs w:val="24"/>
+          <w:vertAlign w:val="superscript"/>
         </w:rPr>
         <w:commentReference w:id="6"/>
       </w:r>
       <w:r>
         <w:rPr>
-          <w:rStyle w:val="FootnoteReference"/>
+          <w:rStyle w:val="Referinnotdesubsol"/>
         </w:rPr>
         <w:footnoteReference w:id="1"/>
       </w:r>
@@ -142,7 +176,7 @@
     </w:p>
     <w:p>
       <w:pPr>
-        <w:spacing w:after="160" w:before="80"/>
+        <w:spacing w:before="80" w:after="160"/>
         <w:jc w:val="center"/>
       </w:pPr>
       <w:r>
@@ -151,26 +185,58 @@
           <w:iCs/>
           <w:color w:val="7F7F7F"/>
         </w:rPr>
-        <w:t xml:space="preserve">[FIGURA 1.1: Schema de ansamblu a unui vehicul definit prin software (SDV) — de inserat.]</w:t>
-      </w:r>
-    </w:p>
-    <w:p>
-      <w:pPr>
-        <w:spacing w:after="160" w:before="80"/>
-        <w:jc w:val="center"/>
-      </w:pPr>
+        <w:t xml:space="preserve">[FIGURA 1.1: Schema de ansamblu a unui vehicul definit prin software (SDV) </w:t>
+      </w:r>
       <w:r>
         <w:rPr>
           <w:i/>
           <w:iCs/>
           <w:color w:val="7F7F7F"/>
         </w:rPr>
-        <w:t xml:space="preserve">[FIGURA 1.2: Schemele bloc ale microcontrolerelor S32K344 și S32K1 — de inserat.]</w:t>
-      </w:r>
-    </w:p>
-    <w:p>
-      <w:pPr>
-        <w:spacing w:after="140" w:before="220"/>
+        <w:t>-</w:t>
+      </w:r>
+      <w:r>
+        <w:rPr>
+          <w:i/>
+          <w:iCs/>
+          <w:color w:val="7F7F7F"/>
+        </w:rPr>
+        <w:t xml:space="preserve"> de inserat.]</w:t>
+      </w:r>
+    </w:p>
+    <w:p>
+      <w:pPr>
+        <w:spacing w:before="80" w:after="160"/>
+        <w:jc w:val="center"/>
+      </w:pPr>
+      <w:r>
+        <w:rPr>
+          <w:i/>
+          <w:iCs/>
+          <w:color w:val="7F7F7F"/>
+        </w:rPr>
+        <w:t xml:space="preserve">[FIGURA 1.2: Schemele bloc ale microcontrolerelor S32K344 și S32K1 </w:t>
+      </w:r>
+      <w:r>
+        <w:rPr>
+          <w:i/>
+          <w:iCs/>
+          <w:color w:val="7F7F7F"/>
+        </w:rPr>
+        <w:t>-</w:t>
+      </w:r>
+      <w:r>
+        <w:rPr>
+          <w:i/>
+          <w:iCs/>
+          <w:color w:val="7F7F7F"/>
+        </w:rPr>
+        <w:t xml:space="preserve"> de inserat.]</w:t>
+      </w:r>
+    </w:p>
+    <w:p>
+      <w:pPr>
+        <w:spacing w:before="220" w:after="140"/>
       </w:pPr>
       <w:r>
         <w:rPr>
@@ -179,84 +245,116 @@
           <w:sz w:val="26"/>
           <w:szCs w:val="26"/>
         </w:rPr>
-        <w:t xml:space="preserve">1.2. Problema predicției defectelor și a auto-recuperării</w:t>
-      </w:r>
-    </w:p>
-    <w:p>
-      <w:pPr>
-        <w:spacing w:after="160" w:line="276"/>
+        <w:t>1.2. Problema predicției defectelor și a auto-recuperării</w:t>
+      </w:r>
+    </w:p>
+    <w:p>
+      <w:pPr>
+        <w:spacing w:after="160" w:line="276" w:lineRule="auto"/>
         <w:jc w:val="both"/>
       </w:pPr>
       <w:r>
-        <w:t xml:space="preserve">Concentrarea funcționalității în software ridică o întrebare pe care arhitecturile clasice o puteau ignora: ce se întâmplă atunci când software-ul însuși se degradează? Spre deosebire de defectele hardware, defectele software de tip epuizare (scurgere) treptată a memoriei (memory leak), ratarea repetată a unor termene de execuție (deadline miss) sau acumularea de erori pe magistrala de comunicație sunt adesea silențioase, se instalează lent și se pot propaga dincolo de ECU-ul care le-a generat, afectând funcții aparent independente. Mecanismele tradiționale de diagnoză din automobile, codurile de defect (Diagnostic Trouble Codes, DTC), sunt în esență reactive: consemnează un defect după ce acesta s-a produs, nu înainte.</w:t>
-      </w:r>
-    </w:p>
-    <w:p>
-      <w:pPr>
-        <w:spacing w:after="160" w:line="276"/>
+        <w:t>Concentrarea funcționalității în software ridică o întrebare pe care arhitecturile clasice o puteau ignora: ce se întâmplă atunci când software-ul însuși se degradează? Spre deosebire de defectele hardware, defectele software de tip epuizare (scurgere) treptată a memoriei (memory leak), ratarea repetată a unor termene de execuție (deadline miss) sau acumularea de erori pe magistrala de comunicație sunt adesea silențioase, se instalează lent și se pot propaga dincolo de ECU-ul care le-a generat, afectând funcții aparent independente. Mecanismele tradiționale de diagnoză din automobile, codurile de defect (Diagnostic Trouble Codes, DTC), sunt în esență reactive: consemnează un defect după ce acesta s-a produs, nu înainte.</w:t>
+      </w:r>
+    </w:p>
+    <w:p>
+      <w:pPr>
+        <w:spacing w:after="160" w:line="276" w:lineRule="auto"/>
         <w:jc w:val="both"/>
       </w:pPr>
       <w:r>
-        <w:t xml:space="preserve">Direcția de cercetare care încearcă să depășească această limitare este mentenanța predictivă bazată pe învățare automată, aplicată de tot mai mulți autori sistemelor auto (Theissler et al., 2021</w:t>
+        <w:t>Direcția de cercetare care încearcă să depășească această limitare este mentenanța predictivă bazată pe învățare automată, aplicată de tot mai mulți autori sistemelor auto (Theissler et al., 2021</w:t>
       </w:r>
       <w:commentRangeStart w:id="7"/>
       <w:commentRangeEnd w:id="7"/>
       <w:r>
         <w:rPr>
-          <w:rStyle w:val="CommentReference"/>
+          <w:rStyle w:val="Referincomentariu"/>
+          <w:sz w:val="24"/>
+          <w:szCs w:val="24"/>
         </w:rPr>
         <w:commentReference w:id="7"/>
       </w:r>
       <w:r>
-        <w:t xml:space="preserve">). Ideea centrală este monitorizarea continuă a telemetriei și detecția abaterilor de la comportamentul normal, folosind tehnici precum autoencoderele sau pădurile de izolare (Isolation Forest</w:t>
+        <w:t>). Ideea centrală este monitorizarea continuă a telemetriei și detecția abaterilor de la comportamentul normal, folosind tehnici precum autoencoderele sau pădurile de izolare (Isolation Forest</w:t>
       </w:r>
       <w:commentRangeStart w:id="8"/>
       <w:commentRangeEnd w:id="8"/>
       <w:r>
         <w:rPr>
-          <w:rStyle w:val="CommentReference"/>
+          <w:rStyle w:val="Referincomentariu"/>
+          <w:sz w:val="24"/>
+          <w:szCs w:val="24"/>
         </w:rPr>
         <w:commentReference w:id="8"/>
       </w:r>
       <w:r>
-        <w:t xml:space="preserve">) — aceasta din urmă fiind o metodă nesupervizată care pornește de la observația că anomaliile sunt puține și diferite și pot fi, prin urmare, izolate prin mai puține partiționări aleatoare decât punctele normale (Liu et al., 2008). Un autoencoder antrenat exclusiv pe date normale reconstruiește slab intrările anormale, iar eroarea de reconstrucție devine un scor de anomalie. Pe lângă detecție, se urmărește predicția, adică estimarea intervalului de timp până la cădere; de exemplu, extrapolarea pantei cu care scade memoria heap liberă, adică viteza cu care se consumă memoria disponibilă, permite estimarea momentului în care aceasta se va epuiza. Aplicarea acestor metode în vehicul se lovește însă de două obstacole practice: resursele reduse ale microcontrolerelor, care impun modele mici, cuantizate, și, mai ales, lipsa datelor de defect. Datele reale privind defectele software auto sunt, practic, un secret industrial și greu de obținut, întrucât căderile sunt rare, iar semnăturile lor variază mult de la un caz la altul.</w:t>
-      </w:r>
-    </w:p>
-    <w:p>
-      <w:pPr>
-        <w:spacing w:after="160" w:line="276"/>
+        <w:t xml:space="preserve">) </w:t>
+      </w:r>
+      <w:r>
+        <w:t>-</w:t>
+      </w:r>
+      <w:r>
+        <w:t xml:space="preserve"> aceasta din urmă fiind o metodă nesupervizată care pornește de la observația că anomaliile sunt puține și diferite și pot fi, prin urmare, izolate prin mai puține partiționări aleatoare decât punctele normale (Liu et al., 2008). Un autoencoder antrenat exclusiv pe date normale reconstruiește slab intrările anormale, iar eroarea de reconstrucție devine un scor de anomalie. Pe lângă detecție, se urmărește predicția, adică estimarea intervalului de timp până la cădere; de exemplu, extrapolarea pantei cu care scade memoria heap liberă, adică viteza cu care se consumă memoria disponibilă, permite estimarea </w:t>
+      </w:r>
+      <w:r>
+        <w:lastRenderedPageBreak/>
+        <w:t>momentului în care aceasta se va epuiza. Aplicarea acestor metode în vehicul se lovește însă de două obstacole practice: resursele reduse ale microcontrolerelor, care impun modele mici, cuantizate, și, mai ales, lipsa datelor de defect. Datele reale privind defectele software auto sunt, practic, un secret industrial și greu de obținut, întrucât căderile sunt rare, iar semnăturile lor variază mult de la un caz la altul.</w:t>
+      </w:r>
+    </w:p>
+    <w:p>
+      <w:pPr>
+        <w:spacing w:after="160" w:line="276" w:lineRule="auto"/>
         <w:jc w:val="both"/>
       </w:pPr>
       <w:r>
-        <w:t xml:space="preserve">Detecția și predicția rezolvă însă doar jumătate din problemă: într-un vehicul aflat în circulație, a ști că un defect se apropie are valoare doar dacă sistemul poate reacționa singur. Modelul de referință pentru un astfel de comportament provine din calculul autonomic (autonomic computing</w:t>
+        <w:t>Detecția și predicția rezolvă însă doar jumătate din problemă: într-un vehicul aflat în circulație, a ști că un defect se apropie are valoare doar dacă sistemul poate reacționa singur. Modelul de referință pentru un astfel de comportament provine din calculul autonomic (autonomic computing</w:t>
       </w:r>
       <w:commentRangeStart w:id="9"/>
       <w:commentRangeEnd w:id="9"/>
       <w:r>
         <w:rPr>
-          <w:rStyle w:val="CommentReference"/>
+          <w:rStyle w:val="Referincomentariu"/>
+          <w:sz w:val="24"/>
+          <w:szCs w:val="24"/>
         </w:rPr>
         <w:commentReference w:id="9"/>
       </w:r>
       <w:r>
-        <w:t xml:space="preserve">), introdus de IBM în 2001 (Horn, 2001). Termenul este distinct de cel de sistem autonom (autonomous): calculul autonomic se referă la capacitatea unui sistem de a se auto-gestiona — auto-configurare, auto-optimizare, auto-vindecare și auto-protecție — în limitele obiectivelor stabilite de om, nu la acțiunea independentă în mediu specifică unui vehicul autonom (Kephart &amp; Chess, 2003). Acest model este structurat în bucla de control MAPE-K, cu cinci elemente: Monitor, colectarea telemetriei; Analyze, detecția stării anormale; Plan, alegerea unei acțiuni de remediere; Execute, aplicarea acesteia; și Knowledge, baza de cunoștințe partajată care leagă celelalte patru etape</w:t>
+        <w:t xml:space="preserve">), introdus de IBM în 2001 (Horn, 2001). Termenul este distinct de cel de sistem autonom (autonomous): calculul autonomic se referă la capacitatea unui sistem de a se auto-gestiona </w:t>
+      </w:r>
+      <w:r>
+        <w:t>-</w:t>
+      </w:r>
+      <w:r>
+        <w:t xml:space="preserve"> auto-configurare, auto-optimizare, auto-vindecare și auto-protecție </w:t>
+      </w:r>
+      <w:r>
+        <w:t>-</w:t>
+      </w:r>
+      <w:r>
+        <w:t xml:space="preserve"> în limitele obiectivelor stabilite de om, nu la acțiunea independentă în mediu specifică unui vehicul autonom (Kephart &amp; Chess, 2003). Acest model este structurat în bucla de control MAPE-K, cu cinci elemente: Monitor, colectarea telemetriei; Analyze, detecția stării anormale; Plan, alegerea unei acțiuni de remediere; Execute, aplicarea acesteia; și Knowledge, baza de cunoștințe partajată care leagă celelalte patru etape</w:t>
       </w:r>
       <w:commentRangeStart w:id="10"/>
       <w:commentRangeEnd w:id="10"/>
       <w:r>
         <w:rPr>
-          <w:rStyle w:val="CommentReference"/>
+          <w:rStyle w:val="Referincomentariu"/>
+          <w:sz w:val="24"/>
+          <w:szCs w:val="24"/>
         </w:rPr>
         <w:commentReference w:id="10"/>
       </w:r>
       <w:r>
-        <w:t xml:space="preserve">. Transpunerea acestei bucle într-un vehicul critic din punct de vedere al siguranței nu este însă imediată, fiindcă o componentă de inteligență artificială care ar acționa singură asupra mașinii devine ea însăși o sursă de risc. De aceea, orice acțiune de auto-recuperare trebuie încadrată de standardele de siguranță funcțională. ISO 26262 (ISO 26262:2018)</w:t>
+        <w:t>. Transpunerea acestei bucle într-un vehicul critic din punct de vedere al siguranței nu este însă imediată, fiindcă o componentă de inteligență artificială care ar acționa singură asupra mașinii devine ea însăși o sursă de risc. De aceea, orice acțiune de auto-recuperare trebuie încadrată de standardele de siguranță funcțională. ISO 26262 (ISO 26262:2018)</w:t>
       </w:r>
       <w:commentRangeStart w:id="11"/>
       <w:commentRangeEnd w:id="11"/>
       <w:r>
         <w:rPr>
-          <w:rStyle w:val="CommentReference"/>
+          <w:rStyle w:val="Referincomentariu"/>
+          <w:sz w:val="24"/>
+          <w:szCs w:val="24"/>
         </w:rPr>
         <w:commentReference w:id="11"/>
       </w:r>
@@ -266,7 +364,7 @@
     </w:p>
     <w:p>
       <w:pPr>
-        <w:spacing w:after="160" w:before="80"/>
+        <w:spacing w:before="80" w:after="160"/>
         <w:jc w:val="center"/>
       </w:pPr>
       <w:r>
@@ -275,12 +373,28 @@
           <w:iCs/>
           <w:color w:val="7F7F7F"/>
         </w:rPr>
-        <w:t xml:space="preserve">[FIGURA 1.3: Bucla de control MAPE-K (Monitor–Analyze–Plan–Execute–Knowledge) — de inserat.]</w:t>
-      </w:r>
-    </w:p>
-    <w:p>
-      <w:pPr>
-        <w:spacing w:after="140" w:before="220"/>
+        <w:t xml:space="preserve">[FIGURA 1.3: Bucla de control MAPE-K (Monitor–Analyze–Plan–Execute–Knowledge) </w:t>
+      </w:r>
+      <w:r>
+        <w:rPr>
+          <w:i/>
+          <w:iCs/>
+          <w:color w:val="7F7F7F"/>
+        </w:rPr>
+        <w:t>-</w:t>
+      </w:r>
+      <w:r>
+        <w:rPr>
+          <w:i/>
+          <w:iCs/>
+          <w:color w:val="7F7F7F"/>
+        </w:rPr>
+        <w:t xml:space="preserve"> de inserat.]</w:t>
+      </w:r>
+    </w:p>
+    <w:p>
+      <w:pPr>
+        <w:spacing w:before="220" w:after="140"/>
       </w:pPr>
       <w:r>
         <w:rPr>
@@ -289,150 +403,170 @@
           <w:sz w:val="26"/>
           <w:szCs w:val="26"/>
         </w:rPr>
-        <w:t xml:space="preserve">1.3. Obiectivele și contribuțiile proiectului</w:t>
-      </w:r>
-    </w:p>
-    <w:p>
-      <w:pPr>
-        <w:spacing w:after="160" w:line="276"/>
+        <w:t>1.3. Obiectivele și contribuțiile proiectului</w:t>
+      </w:r>
+    </w:p>
+    <w:p>
+      <w:pPr>
+        <w:spacing w:after="160" w:line="276" w:lineRule="auto"/>
         <w:jc w:val="both"/>
       </w:pPr>
       <w:r>
-        <w:t xml:space="preserve">Pornind de la aceste probleme, lucrarea își propune proiectarea și evaluarea unui sistem de predicție a defectelor și de auto-recuperare pentru arhitecturi Software-Defined Vehicle, la nivel de ECU. Sistemul urmează un principiu de încredere pe niveluri: inteligența de pe vehicul poate acționa, inteligența din cloud doar propune, iar un supervizor determinist scris în C păstrează decizia finală asupra oricărei acțiuni de recuperare. Întregul lanț este dezvoltat independent de plăci fizice, prin emulare în Renode, peste sistemul de operare de timp real Zephyr, care asigură suportul de drivere pentru microcontrolerele NXP folosite; aceeași imagine de firmware rulează în simulare și pe placa reală, ceea ce face rezultatele reproductibile. Contribuțiile concrete sunt următoarele:</w:t>
-      </w:r>
-    </w:p>
-    <w:p>
-      <w:pPr>
-        <w:pStyle w:val="ListParagraph"/>
+        <w:t xml:space="preserve">Pornind de la aceste probleme, lucrarea își propune proiectarea și evaluarea unui sistem de predicție a defectelor și de auto-recuperare pentru arhitecturi Software-Defined Vehicle, la nivel de ECU. Sistemul urmează un principiu de încredere pe niveluri: inteligența de pe vehicul poate acționa, inteligența din cloud doar propune, iar un supervizor determinist scris în C </w:t>
+      </w:r>
+      <w:r>
+        <w:lastRenderedPageBreak/>
+        <w:t>păstrează decizia finală asupra oricărei acțiuni de recuperare. Întregul lanț este dezvoltat independent de plăci fizice, prin emulare în Renode, peste sistemul de operare de timp real Zephyr, care asigură suportul de drivere pentru microcontrolerele NXP folosite; aceeași imagine de firmware rulează în simulare și pe placa reală, ceea ce face rezultatele reproductibile. Contribuțiile concrete sunt următoarele:</w:t>
+      </w:r>
+    </w:p>
+    <w:p>
+      <w:pPr>
+        <w:pStyle w:val="Listparagraf"/>
         <w:numPr>
           <w:ilvl w:val="0"/>
           <w:numId w:val="2"/>
         </w:numPr>
-        <w:spacing w:after="120" w:line="276"/>
+        <w:spacing w:after="120" w:line="276" w:lineRule="auto"/>
         <w:jc w:val="both"/>
       </w:pPr>
       <w:r>
-        <w:t xml:space="preserve">O clasificare a defectelor care descrie, pentru fiecare clasă, semnalul afectat, modul de injecție, tipul de afirmație (predicție sau detecție) și acțiunea de recuperare asociată.</w:t>
-      </w:r>
-    </w:p>
-    <w:p>
-      <w:pPr>
-        <w:pStyle w:val="ListParagraph"/>
+        <w:t>O clasificare a defectelor care descrie, pentru fiecare clasă, semnalul afectat, modul de injecție, tipul de afirmație (predicție sau detecție) și acțiunea de recuperare asociată.</w:t>
+      </w:r>
+    </w:p>
+    <w:p>
+      <w:pPr>
+        <w:pStyle w:val="Listparagraf"/>
         <w:numPr>
           <w:ilvl w:val="0"/>
           <w:numId w:val="2"/>
         </w:numPr>
-        <w:spacing w:after="120" w:line="276"/>
+        <w:spacing w:after="120" w:line="276" w:lineRule="auto"/>
         <w:jc w:val="both"/>
       </w:pPr>
       <w:r>
-        <w:t xml:space="preserve">Un banc de probă reproductibil cu injecție de defecte, construit pe o rețea S32K1–S32K3 emulată în Renode, care generează automat un set de date propriu de telemetrie etichetată, ca răspuns direct la lipsa datelor reale de defect.</w:t>
-      </w:r>
-    </w:p>
-    <w:p>
-      <w:pPr>
-        <w:pStyle w:val="ListParagraph"/>
+        <w:t>Un banc de probă reproductibil cu injecție de defecte, construit pe o rețea S32K1–S32K3 emulată în Renode, care generează automat un set de date propriu de telemetrie etichetată, ca răspuns direct la lipsa datelor reale de defect.</w:t>
+      </w:r>
+    </w:p>
+    <w:p>
+      <w:pPr>
+        <w:pStyle w:val="Listparagraf"/>
         <w:numPr>
           <w:ilvl w:val="0"/>
           <w:numId w:val="2"/>
         </w:numPr>
-        <w:spacing w:after="120" w:line="276"/>
+        <w:spacing w:after="120" w:line="276" w:lineRule="auto"/>
         <w:jc w:val="both"/>
       </w:pPr>
       <w:r>
-        <w:t xml:space="preserve">Detecția și predicția cu timp de anticipare pentru clasele-far (epuizarea memoriei, din panta heap-ului, și trecerea magistralei CAN în bus-off, din contoarele de eroare de transmisie și recepție — Transmit/Receive Error Counter, TEC/REC</w:t>
+        <w:t xml:space="preserve">Detecția și predicția cu timp de anticipare pentru clasele-far (epuizarea memoriei, din panta heap-ului, și trecerea magistralei CAN în bus-off, din contoarele de eroare de transmisie și recepție </w:t>
+      </w:r>
+      <w:r>
+        <w:t>-</w:t>
+      </w:r>
+      <w:r>
+        <w:t xml:space="preserve"> Transmit/Receive Error Counter, TEC/REC</w:t>
       </w:r>
       <w:commentRangeStart w:id="12"/>
       <w:commentRangeEnd w:id="12"/>
       <w:r>
         <w:rPr>
-          <w:rStyle w:val="CommentReference"/>
+          <w:rStyle w:val="Referincomentariu"/>
+          <w:sz w:val="24"/>
+          <w:szCs w:val="24"/>
         </w:rPr>
         <w:commentReference w:id="12"/>
       </w:r>
       <w:r>
-        <w:t xml:space="preserve">, cu pragurile 127 pentru starea pasivă și 256 pentru bus-off, conform ISO 11898-1), cu modelul de detecție cuantizat în int8 și rulat pe microcontroler prin LiteRT.</w:t>
-      </w:r>
-    </w:p>
-    <w:p>
-      <w:pPr>
-        <w:pStyle w:val="ListParagraph"/>
+        <w:t>, cu pragurile 127 pentru starea pasivă și 256 pentru bus-off, conform ISO 11898-1), cu modelul de detecție cuantizat în int8 și rulat pe microcontroler prin LiteRT.</w:t>
+      </w:r>
+    </w:p>
+    <w:p>
+      <w:pPr>
+        <w:pStyle w:val="Listparagraf"/>
         <w:numPr>
           <w:ilvl w:val="0"/>
           <w:numId w:val="2"/>
         </w:numPr>
-        <w:spacing w:after="120" w:line="276"/>
+        <w:spacing w:after="120" w:line="276" w:lineRule="auto"/>
         <w:jc w:val="both"/>
       </w:pPr>
       <w:r>
-        <w:t xml:space="preserve">Predicția propagării defectelor între ECU-uri cu ajutorul unei rețele neuronale pe graf, contribuția principală a lucrării.</w:t>
-      </w:r>
-    </w:p>
-    <w:p>
-      <w:pPr>
-        <w:pStyle w:val="ListParagraph"/>
+        <w:t>Predicția propagării defectelor între ECU-uri cu ajutorul unei rețele neuronale pe graf, contribuția principală a lucrării.</w:t>
+      </w:r>
+    </w:p>
+    <w:p>
+      <w:pPr>
+        <w:pStyle w:val="Listparagraf"/>
         <w:numPr>
           <w:ilvl w:val="0"/>
           <w:numId w:val="2"/>
         </w:numPr>
-        <w:spacing w:after="120" w:line="276"/>
+        <w:spacing w:after="120" w:line="276" w:lineRule="auto"/>
         <w:jc w:val="both"/>
       </w:pPr>
       <w:r>
-        <w:t xml:space="preserve">Un mecanism de auto-recuperare supravegheată, în care supervizorul determinist alege dintr-o listă albă de acțiuni (repornire, mod degradat, delestare</w:t>
+        <w:t>Un mecanism de auto-recuperare supravegheată, în care supervizorul determinist alege dintr-o listă albă de acțiuni (repornire, mod degradat, delestare</w:t>
       </w:r>
       <w:commentRangeStart w:id="13"/>
       <w:commentRangeEnd w:id="13"/>
       <w:r>
         <w:rPr>
-          <w:rStyle w:val="CommentReference"/>
+          <w:rStyle w:val="Referincomentariu"/>
+          <w:sz w:val="24"/>
+          <w:szCs w:val="24"/>
         </w:rPr>
         <w:commentReference w:id="13"/>
       </w:r>
       <w:r>
-        <w:t xml:space="preserve"> — adică dezactivarea controlată a funcțiilor necritice pentru a conserva resursele destinate funcțiilor critice), astfel încât decizia inteligenței artificiale să fie întotdeauna filtrată printr-o poartă de siguranță deterministă.</w:t>
-      </w:r>
-    </w:p>
-    <w:p>
-      <w:pPr>
-        <w:pStyle w:val="ListParagraph"/>
+        <w:t xml:space="preserve"> </w:t>
+      </w:r>
+      <w:r>
+        <w:t>-</w:t>
+      </w:r>
+      <w:r>
+        <w:t xml:space="preserve"> adică dezactivarea controlată a funcțiilor necritice pentru a conserva resursele destinate funcțiilor critice), astfel încât decizia inteligenței artificiale să fie întotdeauna filtrată printr-o poartă de siguranță deterministă.</w:t>
+      </w:r>
+    </w:p>
+    <w:p>
+      <w:pPr>
+        <w:pStyle w:val="Listparagraf"/>
         <w:numPr>
           <w:ilvl w:val="0"/>
           <w:numId w:val="2"/>
         </w:numPr>
-        <w:spacing w:after="120" w:line="276"/>
+        <w:spacing w:after="120" w:line="276" w:lineRule="auto"/>
         <w:jc w:val="both"/>
       </w:pPr>
       <w:r>
-        <w:t xml:space="preserve">O evaluare cantitativă pe minimum 30 de incidente injectate, cu metrici clare: acuratețe și rată de fals-pozitive la detecție, timp de anticipare la predicție, timp mediu de recuperare (MTTR) și rată de succes la recuperare, precum și costul pe placă (latență și memorie).</w:t>
-      </w:r>
-    </w:p>
-    <w:p>
-      <w:pPr>
-        <w:pStyle w:val="ListParagraph"/>
+        <w:t>O evaluare cantitativă pe minimum 30 de incidente injectate, cu metrici clare: acuratețe și rată de fals-pozitive la detecție, timp de anticipare la predicție, timp mediu de recuperare (MTTR) și rată de succes la recuperare, precum și costul pe placă (latență și memorie).</w:t>
+      </w:r>
+    </w:p>
+    <w:p>
+      <w:pPr>
+        <w:pStyle w:val="Listparagraf"/>
         <w:numPr>
           <w:ilvl w:val="0"/>
           <w:numId w:val="2"/>
         </w:numPr>
-        <w:spacing w:after="120" w:line="276"/>
+        <w:spacing w:after="120" w:line="276" w:lineRule="auto"/>
         <w:jc w:val="both"/>
       </w:pPr>
       <w:r>
-        <w:t xml:space="preserve">Un backbone de date off-vehicle și un tablou de bord, prin care telemetria este colectată, stocată și vizualizată, iar operatorul uman rămâne în buclă.</w:t>
-      </w:r>
-    </w:p>
-    <w:p>
-      <w:pPr>
-        <w:spacing w:after="160" w:line="276"/>
+        <w:t>Un backbone de date off-vehicle și un tablou de bord, prin care telemetria este colectată, stocată și vizualizată, iar operatorul uman rămâne în buclă.</w:t>
+      </w:r>
+    </w:p>
+    <w:p>
+      <w:pPr>
+        <w:spacing w:after="160" w:line="276" w:lineRule="auto"/>
         <w:jc w:val="both"/>
       </w:pPr>
       <w:r>
-        <w:t xml:space="preserve">Prin aceste elemente, lucrarea nu urmărește reinventarea instrumentelor folosite, ci producerea unor rezultate care nu existau anterior: un set de date reproductibil, un model de propagare evaluat pe o problemă specifică și un set de măsurători obținute pe o arhitectură reprezentativă.</w:t>
-      </w:r>
-    </w:p>
-    <w:p>
-      <w:pPr>
-        <w:spacing w:after="140" w:before="220"/>
+        <w:t>Prin aceste elemente, lucrarea nu urmărește reinventarea instrumentelor folosite, ci producerea unor rezultate care nu existau anterior: un set de date reproductibil, un model de propagare evaluat pe o problemă specifică și un set de măsurători obținute pe o arhitectură reprezentativă.</w:t>
+      </w:r>
+    </w:p>
+    <w:p>
+      <w:pPr>
+        <w:spacing w:before="220" w:after="140"/>
       </w:pPr>
       <w:r>
         <w:rPr>
@@ -441,53 +575,76 @@
           <w:sz w:val="26"/>
           <w:szCs w:val="26"/>
         </w:rPr>
-        <w:t xml:space="preserve">1.4. Structura lucrării</w:t>
-      </w:r>
-    </w:p>
-    <w:p>
-      <w:pPr>
-        <w:spacing w:after="160" w:line="276"/>
+        <w:t>1.4. Structura lucrării</w:t>
+      </w:r>
+    </w:p>
+    <w:p>
+      <w:pPr>
+        <w:spacing w:after="160" w:line="276" w:lineRule="auto"/>
         <w:jc w:val="both"/>
       </w:pPr>
       <w:r>
-        <w:t xml:space="preserve">Lucrarea este organizată în opt capitole. Capitolul II construiește fundamentul teoretic: evoluția arhitecturilor electrice și electronice (E/E), de la modelul distribuit la cel pe domenii, zonal și central; metodele de detecție a anomaliilor și de predicție a defectelor în sisteme embedded, cu accent pe algoritmii de învățare automată din spatele lucrării, autoencoderul și pădurile de izolare pentru detecție, respectiv rețelele neuronale pe graf pentru propagare; paradigma self-healing și bucla MAPE-K din calculul autonomic; și cadrul de siguranță funcțională dat de ISO 26262, cu nivelurile ASIL, și de ISO 21448 (SOTIF), care justifică arhitectura de încredere pe niveluri adoptată în lucrare.</w:t>
-      </w:r>
-    </w:p>
-    <w:p>
-      <w:pPr>
-        <w:spacing w:after="160" w:line="276"/>
+        <w:t xml:space="preserve">Lucrarea este organizată în opt capitole. Capitolul II construiește fundamentul teoretic: evoluția arhitecturilor electrice și electronice (E/E), de la modelul distribuit la cel pe domenii, zonal și central; metodele de detecție a anomaliilor și de predicție a defectelor în sisteme embedded, cu accent pe algoritmii de învățare automată din spatele lucrării, autoencoderul </w:t>
+      </w:r>
+      <w:r>
+        <w:lastRenderedPageBreak/>
+        <w:t>și pădurile de izolare pentru detecție, respectiv rețelele neuronale pe graf pentru propagare; paradigma self-healing și bucla MAPE-K din calculul autonomic; și cadrul de siguranță funcțională dat de ISO 26262, cu nivelurile ASIL, și de ISO 21448 (SOTIF), care justifică arhitectura de încredere pe niveluri adoptată în lucrare.</w:t>
+      </w:r>
+    </w:p>
+    <w:p>
+      <w:pPr>
+        <w:spacing w:after="160" w:line="276" w:lineRule="auto"/>
         <w:jc w:val="both"/>
       </w:pPr>
       <w:r>
-        <w:t xml:space="preserve">Capitolul III descrie arhitectura sistemului propus, respectiv diagrama de context vehicul–cloud–inginer, topologia hardware pe noduri S32K1 și hub S32K3, bucla real-time on-vehicle SENSE–DETECT–PREDICT–SUPERVIZOR</w:t>
+        <w:t>Capitolul III descrie arhitectura sistemului propus, respectiv diagrama de context vehicul–cloud–inginer, topologia hardware pe noduri S32K1 și hub S32K3, bucla real-time on-vehicle SENSE–DETECT–PREDICT–SUPERVIZOR</w:t>
       </w:r>
       <w:commentRangeStart w:id="14"/>
       <w:commentRangeEnd w:id="14"/>
       <w:r>
         <w:rPr>
-          <w:rStyle w:val="CommentReference"/>
+          <w:rStyle w:val="Referincomentariu"/>
+          <w:sz w:val="24"/>
+          <w:szCs w:val="24"/>
         </w:rPr>
         <w:commentReference w:id="14"/>
       </w:r>
       <w:r>
-        <w:t xml:space="preserve">–ACT și frontiera de siguranță. Capitolul IV tratează injecția defectelor și generarea datelor: bancul reproductibil în Renode, magistrala CAN FD virtuală, clasificarea defectelor cu referință analitică exactă</w:t>
+        <w:t>–ACT și frontiera de siguranță. Capitolul IV tratează injecția defectelor și generarea datelor: bancul reproductibil în Renode, magistrala CAN FD virtuală, clasificarea defectelor cu referință analitică exactă</w:t>
       </w:r>
       <w:commentRangeStart w:id="15"/>
       <w:commentRangeEnd w:id="15"/>
       <w:r>
         <w:rPr>
-          <w:rStyle w:val="CommentReference"/>
+          <w:rStyle w:val="Referincomentariu"/>
+          <w:sz w:val="24"/>
+          <w:szCs w:val="24"/>
         </w:rPr>
         <w:commentReference w:id="15"/>
       </w:r>
       <w:r>
-        <w:t xml:space="preserve"> — adică un moment de cădere calculabil teoretic, folosit drept adevăr de referință pentru etichetare — și mecanismul de etichetare automată. Capitolul V prezintă modelele de detecție și predicție, de la autoencoder și cuantizare cu portarea pe microcontroler, la predicția timpului până la cădere și, ca element central, rețeaua neuronală pe graf pentru propagarea cross-ECU. Capitolul VI descrie supervizorul de siguranță și închiderea buclei end-to-end, Capitolul VII prezintă rezultatele experimentale și discuția asupra lor, iar Capitolul VIII sintetizează concluziile generale, contribuțiile personale și direcțiile viitoare de dezvoltare.</w:t>
+        <w:t xml:space="preserve"> </w:t>
+      </w:r>
+      <w:r>
+        <w:t>-</w:t>
+      </w:r>
+      <w:r>
+        <w:t xml:space="preserve"> adică un moment de cădere calculabil teoretic, folosit drept adevăr de referință pentru etichetare </w:t>
+      </w:r>
+      <w:r>
+        <w:t>-</w:t>
+      </w:r>
+      <w:r>
+        <w:t xml:space="preserve"> </w:t>
+      </w:r>
+      <w:r>
+        <w:t>și mecanismul de etichetare automată. Capitolul V prezintă modelele de detecție și predicție, de la autoencoder și cuantizare cu portarea pe microcontroler, la predicția timpului până la cădere și, ca element central, rețeaua neuronală pe graf pentru propagarea cross-ECU. Capitolul VI descrie supervizorul de siguranță și închiderea buclei end-to-end, Capitolul VII prezintă rezultatele experimentale și discuția asupra lor, iar Capitolul VIII sintetizează concluziile generale, contribuțiile personale și direcțiile viitoare de dezvoltare.</w:t>
       </w:r>
     </w:p>
     <w:sectPr>
-      <w:pgSz w:w="11906" w:h="16838" w:orient="portrait"/>
+      <w:pgSz w:w="11906" w:h="16838"/>
       <w:pgMar w:top="1440" w:right="1440" w:bottom="1440" w:left="1440" w:header="708" w:footer="708" w:gutter="0"/>
-      <w:pgNumType/>
+      <w:cols w:space="720"/>
       <w:docGrid w:linePitch="360"/>
     </w:sectPr>
   </w:body>
@@ -495,12 +652,12 @@
 </file>
 
 <file path=word/comments.xml><?xml version="1.0" encoding="utf-8"?>
-<w:comments xmlns:cx="http://schemas.microsoft.com/office/drawing/2014/chartex" xmlns:cx1="http://schemas.microsoft.com/office/drawing/2015/9/8/chartex" xmlns:cx2="http://schemas.microsoft.com/office/drawing/2015/10/21/chartex" xmlns:cx3="http://schemas.microsoft.com/office/drawing/2016/5/9/chartex" xmlns:cx4="http://schemas.microsoft.com/office/drawing/2016/5/10/chartex" xmlns:cx5="http://schemas.microsoft.com/office/drawing/2016/5/11/chartex" xmlns:cx6="http://schemas.microsoft.com/office/drawing/2016/5/12/chartex" xmlns:cx7="http://schemas.microsoft.com/office/drawing/2016/5/13/chartex" xmlns:cx8="http://schemas.microsoft.com/office/drawing/2016/5/14/chartex" xmlns:mc="http://schemas.openxmlformats.org/markup-compatibility/2006" xmlns:aink="http://schemas.microsoft.com/office/drawing/2016/ink" xmlns:am3d="http://schemas.microsoft.com/office/drawing/2017/model3d" xmlns:o="urn:schemas-microsoft-com:office:office" xmlns:r="http://schemas.openxmlformats.org/officeDocument/2006/relationships" xmlns:m="http://schemas.openxmlformats.org/officeDocument/2006/math" xmlns:v="urn:schemas-microsoft-com:vml" xmlns:wp14="http://schemas.microsoft.com/office/word/2010/wordprocessingDrawing" xmlns:wp="http://schemas.openxmlformats.org/drawingml/2006/wordprocessingDrawing" xmlns:w10="urn:schemas-microsoft-com:office:word" xmlns:w="http://schemas.openxmlformats.org/wordprocessingml/2006/main" xmlns:w14="http://schemas.microsoft.com/office/word/2010/wordml" xmlns:w15="http://schemas.microsoft.com/office/word/2012/wordml" xmlns:w16cex="http://schemas.microsoft.com/office/word/2018/wordml/cex" xmlns:w16cid="http://schemas.microsoft.com/office/word/2016/wordml/cid" xmlns:w16="http://schemas.microsoft.com/office/word/2018/wordml" xmlns:w16sdtdh="http://schemas.microsoft.com/office/word/2020/wordml/sdtdatahash" xmlns:w16se="http://schemas.microsoft.com/office/word/2015/wordml/symex" xmlns:wpg="http://schemas.microsoft.com/office/word/2010/wordprocessingGroup" xmlns:wpi="http://schemas.microsoft.com/office/word/2010/wordprocessingInk" xmlns:wne="http://schemas.microsoft.com/office/word/2006/wordml" xmlns:wps="http://schemas.microsoft.com/office/word/2010/wordprocessingShape">
-  <w:comment w:id="0" w:author="Microsoft account" w:date="2026-10-11T11:12:51Z" w:initials="MA">
-    <w:p>
-      <w:r>
-        <w:rPr>
-          <w:rStyle w:val="CommentReference"/>
+<w:comments xmlns:wpc="http://schemas.microsoft.com/office/word/2010/wordprocessingCanvas" xmlns:cx="http://schemas.microsoft.com/office/drawing/2014/chartex" xmlns:cx1="http://schemas.microsoft.com/office/drawing/2015/9/8/chartex" xmlns:cx2="http://schemas.microsoft.com/office/drawing/2015/10/21/chartex" xmlns:cx3="http://schemas.microsoft.com/office/drawing/2016/5/9/chartex" xmlns:cx4="http://schemas.microsoft.com/office/drawing/2016/5/10/chartex" xmlns:cx5="http://schemas.microsoft.com/office/drawing/2016/5/11/chartex" xmlns:cx6="http://schemas.microsoft.com/office/drawing/2016/5/12/chartex" xmlns:cx7="http://schemas.microsoft.com/office/drawing/2016/5/13/chartex" xmlns:cx8="http://schemas.microsoft.com/office/drawing/2016/5/14/chartex" xmlns:mc="http://schemas.openxmlformats.org/markup-compatibility/2006" xmlns:aink="http://schemas.microsoft.com/office/drawing/2016/ink" xmlns:am3d="http://schemas.microsoft.com/office/drawing/2017/model3d" xmlns:o="urn:schemas-microsoft-com:office:office" xmlns:oel="http://schemas.microsoft.com/office/2019/extlst" xmlns:r="http://schemas.openxmlformats.org/officeDocument/2006/relationships" xmlns:m="http://schemas.openxmlformats.org/officeDocument/2006/math" xmlns:v="urn:schemas-microsoft-com:vml" xmlns:wp14="http://schemas.microsoft.com/office/word/2010/wordprocessingDrawing" xmlns:wp="http://schemas.openxmlformats.org/drawingml/2006/wordprocessingDrawing" xmlns:w10="urn:schemas-microsoft-com:office:word" xmlns:w="http://schemas.openxmlformats.org/wordprocessingml/2006/main" xmlns:w14="http://schemas.microsoft.com/office/word/2010/wordml" xmlns:w15="http://schemas.microsoft.com/office/word/2012/wordml" xmlns:w16cex="http://schemas.microsoft.com/office/word/2018/wordml/cex" xmlns:w16cid="http://schemas.microsoft.com/office/word/2016/wordml/cid" xmlns:w16="http://schemas.microsoft.com/office/word/2018/wordml" xmlns:w16du="http://schemas.microsoft.com/office/word/2023/wordml/word16du" xmlns:w16sdtdh="http://schemas.microsoft.com/office/word/2020/wordml/sdtdatahash" xmlns:w16sdtfl="http://schemas.microsoft.com/office/word/2024/wordml/sdtformatlock" xmlns:w16se="http://schemas.microsoft.com/office/word/2015/wordml/symex" xmlns:wpg="http://schemas.microsoft.com/office/word/2010/wordprocessingGroup" xmlns:wpi="http://schemas.microsoft.com/office/word/2010/wordprocessingInk" xmlns:wne="http://schemas.microsoft.com/office/word/2006/wordml" xmlns:wps="http://schemas.microsoft.com/office/word/2010/wordprocessingShape" mc:Ignorable="w14 w15 w16se w16cid w16 w16cex w16sdtdh w16sdtfl w16du wp14">
+  <w:comment w:id="0" w:author="Microsoft account" w:date="2026-10-11T11:12:00Z" w:initials="MA">
+    <w:p>
+      <w:r>
+        <w:rPr>
+          <w:rStyle w:val="Referincomentariu"/>
         </w:rPr>
         <w:annotationRef/>
       </w:r>
@@ -510,15 +667,15 @@
           <w:sz w:val="20"/>
           <w:szCs w:val="20"/>
         </w:rPr>
-        <w:t xml:space="preserve">Cauta o statistica care sa identifice cat la 100 dintr-o masina e software cat hardware/electronica. Si ce estimari sunt pentru urmatorii ani (5 sau 10 ani).</w:t>
+        <w:t>Cauta o statistica care sa identifice cat la 100 dintr-o masina e software cat hardware/electronica. Si ce estimari sunt pentru urmatorii ani (5 sau 10 ani).</w:t>
       </w:r>
     </w:p>
   </w:comment>
-  <w:comment w:id="1" w:author="Microsoft account" w:date="2026-10-11T11:12:51Z" w:initials="MA">
-    <w:p>
-      <w:r>
-        <w:rPr>
-          <w:rStyle w:val="CommentReference"/>
+  <w:comment w:id="1" w:author="Microsoft account" w:date="2026-10-11T11:12:00Z" w:initials="MA">
+    <w:p>
+      <w:r>
+        <w:rPr>
+          <w:rStyle w:val="Referincomentariu"/>
         </w:rPr>
         <w:annotationRef/>
       </w:r>
@@ -528,15 +685,15 @@
           <w:sz w:val="20"/>
           <w:szCs w:val="20"/>
         </w:rPr>
-        <w:t xml:space="preserve">Sugerez sa realizezi si un Glosar de termeni care sa fie pus ori la inceputul lucrarii ori la sfarsit.</w:t>
+        <w:t>Sugerez sa realizezi si un Glosar de termeni care sa fie pus ori la inceputul lucrarii ori la sfarsit.</w:t>
       </w:r>
     </w:p>
   </w:comment>
-  <w:comment w:id="2" w:author="Microsoft account" w:date="2026-10-11T11:12:51Z" w:initials="MA">
-    <w:p>
-      <w:r>
-        <w:rPr>
-          <w:rStyle w:val="CommentReference"/>
+  <w:comment w:id="2" w:author="Microsoft account" w:date="2026-10-11T11:12:00Z" w:initials="MA">
+    <w:p>
+      <w:r>
+        <w:rPr>
+          <w:rStyle w:val="Referincomentariu"/>
         </w:rPr>
         <w:annotationRef/>
       </w:r>
@@ -546,15 +703,15 @@
           <w:sz w:val="20"/>
           <w:szCs w:val="20"/>
         </w:rPr>
-        <w:t xml:space="preserve">Adauga statistica actuala cu cate procesoare (ECU, CPUs, microcontrollere) sunt intr-o masina moderna – Mercedes, BMW sau altele, de asemenea cati senzori. Adauga o resursa bibliografica care sa citeze ceea ce scrii.</w:t>
+        <w:t>Adauga statistica actuala cu cate procesoare (ECU, CPUs, microcontrollere) sunt intr-o masina moderna – Mercedes, BMW sau altele, de asemenea cati senzori. Adauga o resursa bibliografica care sa citeze ceea ce scrii.</w:t>
       </w:r>
     </w:p>
   </w:comment>
-  <w:comment w:id="3" w:author="Microsoft account" w:date="2026-10-11T11:12:51Z" w:initials="MA">
-    <w:p>
-      <w:r>
-        <w:rPr>
-          <w:rStyle w:val="CommentReference"/>
+  <w:comment w:id="3" w:author="Microsoft account" w:date="2026-10-11T11:12:00Z" w:initials="MA">
+    <w:p>
+      <w:r>
+        <w:rPr>
+          <w:rStyle w:val="Referincomentariu"/>
         </w:rPr>
         <w:annotationRef/>
       </w:r>
@@ -564,15 +721,15 @@
           <w:sz w:val="20"/>
           <w:szCs w:val="20"/>
         </w:rPr>
-        <w:t xml:space="preserve">Adauga citare bibliografica care sa sustina ce ai scris.</w:t>
+        <w:t>Adauga citare bibliografica care sa sustina ce ai scris.</w:t>
       </w:r>
     </w:p>
   </w:comment>
-  <w:comment w:id="4" w:author="Microsoft account" w:date="2026-10-11T11:12:51Z" w:initials="MA">
-    <w:p>
-      <w:r>
-        <w:rPr>
-          <w:rStyle w:val="CommentReference"/>
+  <w:comment w:id="4" w:author="Microsoft account" w:date="2026-10-11T11:12:00Z" w:initials="MA">
+    <w:p>
+      <w:r>
+        <w:rPr>
+          <w:rStyle w:val="Referincomentariu"/>
         </w:rPr>
         <w:annotationRef/>
       </w:r>
@@ -582,15 +739,15 @@
           <w:sz w:val="20"/>
           <w:szCs w:val="20"/>
         </w:rPr>
-        <w:t xml:space="preserve">Adauga citare</w:t>
+        <w:t>Adauga citare</w:t>
       </w:r>
     </w:p>
   </w:comment>
-  <w:comment w:id="5" w:author="Microsoft account" w:date="2026-10-11T11:12:51Z" w:initials="MA">
-    <w:p>
-      <w:r>
-        <w:rPr>
-          <w:rStyle w:val="CommentReference"/>
+  <w:comment w:id="5" w:author="Microsoft account" w:date="2026-10-11T11:12:00Z" w:initials="MA">
+    <w:p>
+      <w:r>
+        <w:rPr>
+          <w:rStyle w:val="Referincomentariu"/>
         </w:rPr>
         <w:annotationRef/>
       </w:r>
@@ -600,15 +757,15 @@
           <w:sz w:val="20"/>
           <w:szCs w:val="20"/>
         </w:rPr>
-        <w:t xml:space="preserve">Aici adauga o figura ampla de masina definite software si apoi 1-2 figuri cu schemele S32K344 si S32K1.</w:t>
+        <w:t>Aici adauga o figura ampla de masina definite software si apoi 1-2 figuri cu schemele S32K344 si S32K1.</w:t>
       </w:r>
     </w:p>
   </w:comment>
-  <w:comment w:id="6" w:author="Microsoft account" w:date="2026-10-11T11:12:51Z" w:initials="MA">
-    <w:p>
-      <w:r>
-        <w:rPr>
-          <w:rStyle w:val="CommentReference"/>
+  <w:comment w:id="6" w:author="Microsoft account" w:date="2026-10-11T11:12:00Z" w:initials="MA">
+    <w:p>
+      <w:r>
+        <w:rPr>
+          <w:rStyle w:val="Referincomentariu"/>
         </w:rPr>
         <w:annotationRef/>
       </w:r>
@@ -618,15 +775,15 @@
           <w:sz w:val="20"/>
           <w:szCs w:val="20"/>
         </w:rPr>
-        <w:t xml:space="preserve">Pune un link spre tool ca si footnote</w:t>
+        <w:t>Pune un link spre tool ca si footnote</w:t>
       </w:r>
     </w:p>
   </w:comment>
-  <w:comment w:id="7" w:author="Microsoft account" w:date="2026-10-11T11:12:51Z" w:initials="MA">
-    <w:p>
-      <w:r>
-        <w:rPr>
-          <w:rStyle w:val="CommentReference"/>
+  <w:comment w:id="7" w:author="Microsoft account" w:date="2026-10-11T11:12:00Z" w:initials="MA">
+    <w:p>
+      <w:r>
+        <w:rPr>
+          <w:rStyle w:val="Referincomentariu"/>
         </w:rPr>
         <w:annotationRef/>
       </w:r>
@@ -636,15 +793,15 @@
           <w:sz w:val="20"/>
           <w:szCs w:val="20"/>
         </w:rPr>
-        <w:t xml:space="preserve">Adauga aceasta referinta bibliografica</w:t>
+        <w:t>Adauga aceasta referinta bibliografica</w:t>
       </w:r>
     </w:p>
   </w:comment>
-  <w:comment w:id="8" w:author="Microsoft account" w:date="2026-10-11T11:12:51Z" w:initials="MA">
-    <w:p>
-      <w:r>
-        <w:rPr>
-          <w:rStyle w:val="CommentReference"/>
+  <w:comment w:id="8" w:author="Microsoft account" w:date="2026-10-11T11:12:00Z" w:initials="MA">
+    <w:p>
+      <w:r>
+        <w:rPr>
+          <w:rStyle w:val="Referincomentariu"/>
         </w:rPr>
         <w:annotationRef/>
       </w:r>
@@ -654,15 +811,15 @@
           <w:sz w:val="20"/>
           <w:szCs w:val="20"/>
         </w:rPr>
-        <w:t xml:space="preserve">Ar trebui sa explici termenul</w:t>
+        <w:t>Ar trebui sa explici termenul</w:t>
       </w:r>
     </w:p>
   </w:comment>
-  <w:comment w:id="9" w:author="Microsoft account" w:date="2026-10-11T11:12:51Z" w:initials="MA">
-    <w:p>
-      <w:r>
-        <w:rPr>
-          <w:rStyle w:val="CommentReference"/>
+  <w:comment w:id="9" w:author="Microsoft account" w:date="2026-10-11T11:12:00Z" w:initials="MA">
+    <w:p>
+      <w:r>
+        <w:rPr>
+          <w:rStyle w:val="Referincomentariu"/>
         </w:rPr>
         <w:annotationRef/>
       </w:r>
@@ -672,15 +829,15 @@
           <w:sz w:val="20"/>
           <w:szCs w:val="20"/>
         </w:rPr>
-        <w:t xml:space="preserve">De explicat ca e diferit (daca e diferit) de autonomous computing. De asemenea, adaugat citare.</w:t>
+        <w:t>De explicat ca e diferit (daca e diferit) de autonomous computing. De asemenea, adaugat citare.</w:t>
       </w:r>
     </w:p>
   </w:comment>
-  <w:comment w:id="10" w:author="Microsoft account" w:date="2026-10-11T11:12:51Z" w:initials="MA">
-    <w:p>
-      <w:r>
-        <w:rPr>
-          <w:rStyle w:val="CommentReference"/>
+  <w:comment w:id="10" w:author="Microsoft account" w:date="2026-10-11T11:12:00Z" w:initials="MA">
+    <w:p>
+      <w:r>
+        <w:rPr>
+          <w:rStyle w:val="Referincomentariu"/>
         </w:rPr>
         <w:annotationRef/>
       </w:r>
@@ -690,15 +847,15 @@
           <w:sz w:val="20"/>
           <w:szCs w:val="20"/>
         </w:rPr>
-        <w:t xml:space="preserve">Aici ar arata mai bine si o figura cu elementele respective.</w:t>
+        <w:t>Aici ar arata mai bine si o figura cu elementele respective.</w:t>
       </w:r>
     </w:p>
   </w:comment>
-  <w:comment w:id="11" w:author="Microsoft account" w:date="2026-10-11T11:12:51Z" w:initials="MA">
-    <w:p>
-      <w:r>
-        <w:rPr>
-          <w:rStyle w:val="CommentReference"/>
+  <w:comment w:id="11" w:author="Microsoft account" w:date="2026-10-11T11:12:00Z" w:initials="MA">
+    <w:p>
+      <w:r>
+        <w:rPr>
+          <w:rStyle w:val="Referincomentariu"/>
         </w:rPr>
         <w:annotationRef/>
       </w:r>
@@ -708,15 +865,15 @@
           <w:sz w:val="20"/>
           <w:szCs w:val="20"/>
         </w:rPr>
-        <w:t xml:space="preserve">citare</w:t>
+        <w:t>citare</w:t>
       </w:r>
     </w:p>
   </w:comment>
-  <w:comment w:id="12" w:author="Microsoft account" w:date="2026-10-11T11:12:51Z" w:initials="MA">
-    <w:p>
-      <w:r>
-        <w:rPr>
-          <w:rStyle w:val="CommentReference"/>
+  <w:comment w:id="12" w:author="Microsoft account" w:date="2026-10-11T11:12:00Z" w:initials="MA">
+    <w:p>
+      <w:r>
+        <w:rPr>
+          <w:rStyle w:val="Referincomentariu"/>
         </w:rPr>
         <w:annotationRef/>
       </w:r>
@@ -726,15 +883,15 @@
           <w:sz w:val="20"/>
           <w:szCs w:val="20"/>
         </w:rPr>
-        <w:t xml:space="preserve">orice acronym trebuie explicat cand il folosesti prima data</w:t>
+        <w:t>orice acronym trebuie explicat cand il folosesti prima data</w:t>
       </w:r>
     </w:p>
   </w:comment>
-  <w:comment w:id="13" w:author="Microsoft account" w:date="2026-10-11T11:12:51Z" w:initials="MA">
-    <w:p>
-      <w:r>
-        <w:rPr>
-          <w:rStyle w:val="CommentReference"/>
+  <w:comment w:id="13" w:author="Microsoft account" w:date="2026-10-11T11:12:00Z" w:initials="MA">
+    <w:p>
+      <w:r>
+        <w:rPr>
+          <w:rStyle w:val="Referincomentariu"/>
         </w:rPr>
         <w:annotationRef/>
       </w:r>
@@ -744,15 +901,15 @@
           <w:sz w:val="20"/>
           <w:szCs w:val="20"/>
         </w:rPr>
-        <w:t xml:space="preserve">poate ar trebui explicat termenul pentru ca nu e foarte uzual daca nu il folosesti</w:t>
+        <w:t>poate ar trebui explicat termenul pentru ca nu e foarte uzual daca nu il folosesti</w:t>
       </w:r>
     </w:p>
   </w:comment>
-  <w:comment w:id="14" w:author="Microsoft account" w:date="2026-10-11T11:12:51Z" w:initials="MA">
-    <w:p>
-      <w:r>
-        <w:rPr>
-          <w:rStyle w:val="CommentReference"/>
+  <w:comment w:id="14" w:author="Microsoft account" w:date="2026-10-11T11:12:00Z" w:initials="MA">
+    <w:p>
+      <w:r>
+        <w:rPr>
+          <w:rStyle w:val="Referincomentariu"/>
         </w:rPr>
         <w:annotationRef/>
       </w:r>
@@ -762,15 +919,15 @@
           <w:sz w:val="20"/>
           <w:szCs w:val="20"/>
         </w:rPr>
-        <w:t xml:space="preserve">Vezi ca aici ai pus Supervisor (cu s) iar in planul tematic cu z.</w:t>
+        <w:t>Vezi ca aici ai pus Supervisor (cu s) iar in planul tematic cu z.</w:t>
       </w:r>
     </w:p>
   </w:comment>
-  <w:comment w:id="15" w:author="Microsoft account" w:date="2026-10-11T11:12:51Z" w:initials="MA">
-    <w:p>
-      <w:r>
-        <w:rPr>
-          <w:rStyle w:val="CommentReference"/>
+  <w:comment w:id="15" w:author="Microsoft account" w:date="2026-10-11T11:12:00Z" w:initials="MA">
+    <w:p>
+      <w:r>
+        <w:rPr>
+          <w:rStyle w:val="Referincomentariu"/>
         </w:rPr>
         <w:annotationRef/>
       </w:r>
@@ -780,7 +937,7 @@
           <w:sz w:val="20"/>
           <w:szCs w:val="20"/>
         </w:rPr>
-        <w:t xml:space="preserve">Asta suna prost. Explica in primul rand ce inseamna.</w:t>
+        <w:t>Asta suna prost. Explica in primul rand ce inseamna.</w:t>
       </w:r>
     </w:p>
   </w:comment>
@@ -809,23 +966,23 @@
 </file>
 
 <file path=word/commentsExtensible.xml><?xml version="1.0" encoding="utf-8"?>
-<w16cex:commentsExtensible xmlns:wpc="http://schemas.microsoft.com/office/word/2010/wordprocessingCanvas" xmlns:cx="http://schemas.microsoft.com/office/drawing/2014/chartex" xmlns:cx1="http://schemas.microsoft.com/office/drawing/2015/9/8/chartex" xmlns:cx2="http://schemas.microsoft.com/office/drawing/2015/10/21/chartex" xmlns:cx3="http://schemas.microsoft.com/office/drawing/2016/5/9/chartex" xmlns:cx4="http://schemas.microsoft.com/office/drawing/2016/5/10/chartex" xmlns:cx5="http://schemas.microsoft.com/office/drawing/2016/5/11/chartex" xmlns:cx6="http://schemas.microsoft.com/office/drawing/2016/5/12/chartex" xmlns:cx7="http://schemas.microsoft.com/office/drawing/2016/5/13/chartex" xmlns:cx8="http://schemas.microsoft.com/office/drawing/2016/5/14/chartex" xmlns:mc="http://schemas.openxmlformats.org/markup-compatibility/2006" xmlns:aink="http://schemas.microsoft.com/office/drawing/2016/ink" xmlns:am3d="http://schemas.microsoft.com/office/drawing/2017/model3d" xmlns:o="urn:schemas-microsoft-com:office:office" xmlns:oel="http://schemas.microsoft.com/office/2019/extlst" xmlns:r="http://schemas.openxmlformats.org/officeDocument/2006/relationships" xmlns:m="http://schemas.openxmlformats.org/officeDocument/2006/math" xmlns:v="urn:schemas-microsoft-com:vml" xmlns:wp14="http://schemas.microsoft.com/office/word/2010/wordprocessingDrawing" xmlns:wp="http://schemas.openxmlformats.org/drawingml/2006/wordprocessingDrawing" xmlns:w10="urn:schemas-microsoft-com:office:word" xmlns:w="http://schemas.openxmlformats.org/wordprocessingml/2006/main" xmlns:w14="http://schemas.microsoft.com/office/word/2010/wordml" xmlns:w15="http://schemas.microsoft.com/office/word/2012/wordml" xmlns:w16cex="http://schemas.microsoft.com/office/word/2018/wordml/cex" xmlns:w16cid="http://schemas.microsoft.com/office/word/2016/wordml/cid" xmlns:w16="http://schemas.microsoft.com/office/word/2018/wordml" xmlns:w16du="http://schemas.microsoft.com/office/word/2023/wordml/word16du" xmlns:w16sdtdh="http://schemas.microsoft.com/office/word/2020/wordml/sdtdatahash" xmlns:w16sdtfl="http://schemas.microsoft.com/office/word/2024/wordml/sdtformatlock" xmlns:w16se="http://schemas.microsoft.com/office/word/2015/wordml/symex" xmlns:wpg="http://schemas.microsoft.com/office/word/2010/wordprocessingGroup" xmlns:wpi="http://schemas.microsoft.com/office/word/2010/wordprocessingInk" xmlns:wne="http://schemas.microsoft.com/office/word/2006/wordml" xmlns:wps="http://schemas.microsoft.com/office/word/2010/wordprocessingShape" xmlns:cr="http://schemas.microsoft.com/office/comments/2020/reactions" mc:Ignorable="w14 w15 w16se w16cid w16 w16cex w16sdtdh w16sdtfl cr w16du wp14">
-  <w16cex:commentExtensible w16cex:durableId="28EE9551" w16cex:dateUtc="2026-10-11T11:12:51Z"/>
-  <w16cex:commentExtensible w16cex:durableId="3A798988" w16cex:dateUtc="2026-10-11T11:12:51Z"/>
-  <w16cex:commentExtensible w16cex:durableId="7C3C4705" w16cex:dateUtc="2026-10-11T11:12:51Z"/>
-  <w16cex:commentExtensible w16cex:durableId="5B852EA8" w16cex:dateUtc="2026-10-11T11:12:51Z"/>
-  <w16cex:commentExtensible w16cex:durableId="2AAE7309" w16cex:dateUtc="2026-10-11T11:12:51Z"/>
-  <w16cex:commentExtensible w16cex:durableId="23BA2909" w16cex:dateUtc="2026-10-11T11:12:51Z"/>
-  <w16cex:commentExtensible w16cex:durableId="224CA9E3" w16cex:dateUtc="2026-10-11T11:12:51Z"/>
-  <w16cex:commentExtensible w16cex:durableId="6370ED92" w16cex:dateUtc="2026-10-11T11:12:51Z"/>
-  <w16cex:commentExtensible w16cex:durableId="1102E03D" w16cex:dateUtc="2026-10-11T11:12:51Z"/>
-  <w16cex:commentExtensible w16cex:durableId="4C01696A" w16cex:dateUtc="2026-10-11T11:12:51Z"/>
-  <w16cex:commentExtensible w16cex:durableId="2C9D381D" w16cex:dateUtc="2026-10-11T11:12:51Z"/>
-  <w16cex:commentExtensible w16cex:durableId="1C590749" w16cex:dateUtc="2026-10-11T11:12:51Z"/>
-  <w16cex:commentExtensible w16cex:durableId="04F343D7" w16cex:dateUtc="2026-10-11T11:12:51Z"/>
-  <w16cex:commentExtensible w16cex:durableId="132CEBFA" w16cex:dateUtc="2026-10-11T11:12:51Z"/>
-  <w16cex:commentExtensible w16cex:durableId="138C6C30" w16cex:dateUtc="2026-10-11T11:12:51Z"/>
-  <w16cex:commentExtensible w16cex:durableId="14F4E317" w16cex:dateUtc="2026-10-11T11:12:51Z"/>
+<w16cex:commentsExtensible xmlns:wpc="http://schemas.microsoft.com/office/word/2010/wordprocessingCanvas" xmlns:cx="http://schemas.microsoft.com/office/drawing/2014/chartex" xmlns:cx1="http://schemas.microsoft.com/office/drawing/2015/9/8/chartex" xmlns:cx2="http://schemas.microsoft.com/office/drawing/2015/10/21/chartex" xmlns:cx3="http://schemas.microsoft.com/office/drawing/2016/5/9/chartex" xmlns:cx4="http://schemas.microsoft.com/office/drawing/2016/5/10/chartex" xmlns:cx5="http://schemas.microsoft.com/office/drawing/2016/5/11/chartex" xmlns:cx6="http://schemas.microsoft.com/office/drawing/2016/5/12/chartex" xmlns:cx7="http://schemas.microsoft.com/office/drawing/2016/5/13/chartex" xmlns:cx8="http://schemas.microsoft.com/office/drawing/2016/5/14/chartex" xmlns:cr="http://schemas.microsoft.com/office/comments/2020/reactions" xmlns:mc="http://schemas.openxmlformats.org/markup-compatibility/2006" xmlns:aink="http://schemas.microsoft.com/office/drawing/2016/ink" xmlns:am3d="http://schemas.microsoft.com/office/drawing/2017/model3d" xmlns:o="urn:schemas-microsoft-com:office:office" xmlns:oel="http://schemas.microsoft.com/office/2019/extlst" xmlns:r="http://schemas.openxmlformats.org/officeDocument/2006/relationships" xmlns:m="http://schemas.openxmlformats.org/officeDocument/2006/math" xmlns:v="urn:schemas-microsoft-com:vml" xmlns:wp14="http://schemas.microsoft.com/office/word/2010/wordprocessingDrawing" xmlns:wp="http://schemas.openxmlformats.org/drawingml/2006/wordprocessingDrawing" xmlns:w10="urn:schemas-microsoft-com:office:word" xmlns:w="http://schemas.openxmlformats.org/wordprocessingml/2006/main" xmlns:w14="http://schemas.microsoft.com/office/word/2010/wordml" xmlns:w15="http://schemas.microsoft.com/office/word/2012/wordml" xmlns:w16cex="http://schemas.microsoft.com/office/word/2018/wordml/cex" xmlns:w16cid="http://schemas.microsoft.com/office/word/2016/wordml/cid" xmlns:w16="http://schemas.microsoft.com/office/word/2018/wordml" xmlns:w16du="http://schemas.microsoft.com/office/word/2023/wordml/word16du" xmlns:w16sdtdh="http://schemas.microsoft.com/office/word/2020/wordml/sdtdatahash" xmlns:w16sdtfl="http://schemas.microsoft.com/office/word/2024/wordml/sdtformatlock" xmlns:w16se="http://schemas.microsoft.com/office/word/2015/wordml/symex" xmlns:wpg="http://schemas.microsoft.com/office/word/2010/wordprocessingGroup" xmlns:wpi="http://schemas.microsoft.com/office/word/2010/wordprocessingInk" xmlns:wne="http://schemas.microsoft.com/office/word/2006/wordml" xmlns:wps="http://schemas.microsoft.com/office/word/2010/wordprocessingShape" mc:Ignorable="w14 w15 w16se w16cid w16 w16cex w16sdtdh w16sdtfl cr w16du wp14">
+  <w16cex:commentExtensible w16cex:durableId="28EE9551" w16cex:dateUtc="2026-10-11T11:12:00Z"/>
+  <w16cex:commentExtensible w16cex:durableId="3A798988" w16cex:dateUtc="2026-10-11T11:12:00Z"/>
+  <w16cex:commentExtensible w16cex:durableId="7C3C4705" w16cex:dateUtc="2026-10-11T11:12:00Z"/>
+  <w16cex:commentExtensible w16cex:durableId="5B852EA8" w16cex:dateUtc="2026-10-11T11:12:00Z"/>
+  <w16cex:commentExtensible w16cex:durableId="2AAE7309" w16cex:dateUtc="2026-10-11T11:12:00Z"/>
+  <w16cex:commentExtensible w16cex:durableId="23BA2909" w16cex:dateUtc="2026-10-11T11:12:00Z"/>
+  <w16cex:commentExtensible w16cex:durableId="224CA9E3" w16cex:dateUtc="2026-10-11T11:12:00Z"/>
+  <w16cex:commentExtensible w16cex:durableId="6370ED92" w16cex:dateUtc="2026-10-11T11:12:00Z"/>
+  <w16cex:commentExtensible w16cex:durableId="1102E03D" w16cex:dateUtc="2026-10-11T11:12:00Z"/>
+  <w16cex:commentExtensible w16cex:durableId="4C01696A" w16cex:dateUtc="2026-10-11T11:12:00Z"/>
+  <w16cex:commentExtensible w16cex:durableId="2C9D381D" w16cex:dateUtc="2026-10-11T11:12:00Z"/>
+  <w16cex:commentExtensible w16cex:durableId="1C590749" w16cex:dateUtc="2026-10-11T11:12:00Z"/>
+  <w16cex:commentExtensible w16cex:durableId="04F343D7" w16cex:dateUtc="2026-10-11T11:12:00Z"/>
+  <w16cex:commentExtensible w16cex:durableId="132CEBFA" w16cex:dateUtc="2026-10-11T11:12:00Z"/>
+  <w16cex:commentExtensible w16cex:durableId="138C6C30" w16cex:dateUtc="2026-10-11T11:12:00Z"/>
+  <w16cex:commentExtensible w16cex:durableId="14F4E317" w16cex:dateUtc="2026-10-11T11:12:00Z"/>
 </w16cex:commentsExtensible>
 </file>
 
@@ -851,18 +1008,9 @@
 </file>
 
 <file path=word/endnotes.xml><?xml version="1.0" encoding="utf-8"?>
-<w:endnotes xmlns:wpc="http://schemas.microsoft.com/office/word/2010/wordprocessingCanvas" xmlns:mc="http://schemas.openxmlformats.org/markup-compatibility/2006" xmlns:o="urn:schemas-microsoft-com:office:office" xmlns:r="http://schemas.openxmlformats.org/officeDocument/2006/relationships" xmlns:m="http://schemas.openxmlformats.org/officeDocument/2006/math" xmlns:v="urn:schemas-microsoft-com:vml" xmlns:wp14="http://schemas.microsoft.com/office/word/2010/wordprocessingDrawing" xmlns:wp="http://schemas.openxmlformats.org/drawingml/2006/wordprocessingDrawing" xmlns:w10="urn:schemas-microsoft-com:office:word" xmlns:w="http://schemas.openxmlformats.org/wordprocessingml/2006/main" xmlns:w14="http://schemas.microsoft.com/office/word/2010/wordml" xmlns:w15="http://schemas.microsoft.com/office/word/2012/wordml" xmlns:wpg="http://schemas.microsoft.com/office/word/2010/wordprocessingGroup" xmlns:wpi="http://schemas.microsoft.com/office/word/2010/wordprocessingInk" xmlns:wne="http://schemas.microsoft.com/office/word/2006/wordml" xmlns:wps="http://schemas.microsoft.com/office/word/2010/wordprocessingShape" mc:Ignorable="w14 w15 wp14">
+<w:endnotes xmlns:wpc="http://schemas.microsoft.com/office/word/2010/wordprocessingCanvas" xmlns:cx="http://schemas.microsoft.com/office/drawing/2014/chartex" xmlns:cx1="http://schemas.microsoft.com/office/drawing/2015/9/8/chartex" xmlns:cx2="http://schemas.microsoft.com/office/drawing/2015/10/21/chartex" xmlns:cx3="http://schemas.microsoft.com/office/drawing/2016/5/9/chartex" xmlns:cx4="http://schemas.microsoft.com/office/drawing/2016/5/10/chartex" xmlns:cx5="http://schemas.microsoft.com/office/drawing/2016/5/11/chartex" xmlns:cx6="http://schemas.microsoft.com/office/drawing/2016/5/12/chartex" xmlns:cx7="http://schemas.microsoft.com/office/drawing/2016/5/13/chartex" xmlns:cx8="http://schemas.microsoft.com/office/drawing/2016/5/14/chartex" xmlns:mc="http://schemas.openxmlformats.org/markup-compatibility/2006" xmlns:aink="http://schemas.microsoft.com/office/drawing/2016/ink" xmlns:am3d="http://schemas.microsoft.com/office/drawing/2017/model3d" xmlns:o="urn:schemas-microsoft-com:office:office" xmlns:oel="http://schemas.microsoft.com/office/2019/extlst" xmlns:r="http://schemas.openxmlformats.org/officeDocument/2006/relationships" xmlns:m="http://schemas.openxmlformats.org/officeDocument/2006/math" xmlns:v="urn:schemas-microsoft-com:vml" xmlns:wp14="http://schemas.microsoft.com/office/word/2010/wordprocessingDrawing" xmlns:wp="http://schemas.openxmlformats.org/drawingml/2006/wordprocessingDrawing" xmlns:w10="urn:schemas-microsoft-com:office:word" xmlns:w="http://schemas.openxmlformats.org/wordprocessingml/2006/main" xmlns:w14="http://schemas.microsoft.com/office/word/2010/wordml" xmlns:w15="http://schemas.microsoft.com/office/word/2012/wordml" xmlns:w16cex="http://schemas.microsoft.com/office/word/2018/wordml/cex" xmlns:w16cid="http://schemas.microsoft.com/office/word/2016/wordml/cid" xmlns:w16="http://schemas.microsoft.com/office/word/2018/wordml" xmlns:w16du="http://schemas.microsoft.com/office/word/2023/wordml/word16du" xmlns:w16sdtdh="http://schemas.microsoft.com/office/word/2020/wordml/sdtdatahash" xmlns:w16sdtfl="http://schemas.microsoft.com/office/word/2024/wordml/sdtformatlock" xmlns:w16se="http://schemas.microsoft.com/office/word/2015/wordml/symex" xmlns:wpg="http://schemas.microsoft.com/office/word/2010/wordprocessingGroup" xmlns:wpi="http://schemas.microsoft.com/office/word/2010/wordprocessingInk" xmlns:wne="http://schemas.microsoft.com/office/word/2006/wordml" xmlns:wps="http://schemas.microsoft.com/office/word/2010/wordprocessingShape" mc:Ignorable="w14 w15 w16se w16cid w16 w16cex w16sdtdh w16sdtfl w16du wp14">
   <w:endnote w:type="separator" w:id="-1">
     <w:p>
-      <w:pPr>
-        <w:spacing w:after="0" w:line="240" w:lineRule="auto"/>
-      </w:pPr>
-      <w:r>
-        <w:rPr>
-          <w:rStyle w:val="EndnoteReference"/>
-        </w:rPr>
-        <w:endnoteRef/>
-      </w:r>
       <w:r>
         <w:separator/>
       </w:r>
@@ -870,15 +1018,6 @@
   </w:endnote>
   <w:endnote w:type="continuationSeparator" w:id="0">
     <w:p>
-      <w:pPr>
-        <w:spacing w:after="0" w:line="240" w:lineRule="auto"/>
-      </w:pPr>
-      <w:r>
-        <w:rPr>
-          <w:rStyle w:val="EndnoteReference"/>
-        </w:rPr>
-        <w:endnoteRef/>
-      </w:r>
       <w:r>
         <w:continuationSeparator/>
       </w:r>
@@ -888,18 +1027,9 @@
 </file>
 
 <file path=word/footnotes.xml><?xml version="1.0" encoding="utf-8"?>
-<w:footnotes xmlns:wpc="http://schemas.microsoft.com/office/word/2010/wordprocessingCanvas" xmlns:mc="http://schemas.openxmlformats.org/markup-compatibility/2006" xmlns:o="urn:schemas-microsoft-com:office:office" xmlns:r="http://schemas.openxmlformats.org/officeDocument/2006/relationships" xmlns:m="http://schemas.openxmlformats.org/officeDocument/2006/math" xmlns:v="urn:schemas-microsoft-com:vml" xmlns:wp14="http://schemas.microsoft.com/office/word/2010/wordprocessingDrawing" xmlns:wp="http://schemas.openxmlformats.org/drawingml/2006/wordprocessingDrawing" xmlns:w10="urn:schemas-microsoft-com:office:word" xmlns:w="http://schemas.openxmlformats.org/wordprocessingml/2006/main" xmlns:w14="http://schemas.microsoft.com/office/word/2010/wordml" xmlns:w15="http://schemas.microsoft.com/office/word/2012/wordml" xmlns:wpg="http://schemas.microsoft.com/office/word/2010/wordprocessingGroup" xmlns:wpi="http://schemas.microsoft.com/office/word/2010/wordprocessingInk" xmlns:wne="http://schemas.microsoft.com/office/word/2006/wordml" xmlns:wps="http://schemas.microsoft.com/office/word/2010/wordprocessingShape" mc:Ignorable="w14 w15 wp14">
+<w:footnotes xmlns:wpc="http://schemas.microsoft.com/office/word/2010/wordprocessingCanvas" xmlns:cx="http://schemas.microsoft.com/office/drawing/2014/chartex" xmlns:cx1="http://schemas.microsoft.com/office/drawing/2015/9/8/chartex" xmlns:cx2="http://schemas.microsoft.com/office/drawing/2015/10/21/chartex" xmlns:cx3="http://schemas.microsoft.com/office/drawing/2016/5/9/chartex" xmlns:cx4="http://schemas.microsoft.com/office/drawing/2016/5/10/chartex" xmlns:cx5="http://schemas.microsoft.com/office/drawing/2016/5/11/chartex" xmlns:cx6="http://schemas.microsoft.com/office/drawing/2016/5/12/chartex" xmlns:cx7="http://schemas.microsoft.com/office/drawing/2016/5/13/chartex" xmlns:cx8="http://schemas.microsoft.com/office/drawing/2016/5/14/chartex" xmlns:mc="http://schemas.openxmlformats.org/markup-compatibility/2006" xmlns:aink="http://schemas.microsoft.com/office/drawing/2016/ink" xmlns:am3d="http://schemas.microsoft.com/office/drawing/2017/model3d" xmlns:o="urn:schemas-microsoft-com:office:office" xmlns:oel="http://schemas.microsoft.com/office/2019/extlst" xmlns:r="http://schemas.openxmlformats.org/officeDocument/2006/relationships" xmlns:m="http://schemas.openxmlformats.org/officeDocument/2006/math" xmlns:v="urn:schemas-microsoft-com:vml" xmlns:wp14="http://schemas.microsoft.com/office/word/2010/wordprocessingDrawing" xmlns:wp="http://schemas.openxmlformats.org/drawingml/2006/wordprocessingDrawing" xmlns:w10="urn:schemas-microsoft-com:office:word" xmlns:w="http://schemas.openxmlformats.org/wordprocessingml/2006/main" xmlns:w14="http://schemas.microsoft.com/office/word/2010/wordml" xmlns:w15="http://schemas.microsoft.com/office/word/2012/wordml" xmlns:w16cex="http://schemas.microsoft.com/office/word/2018/wordml/cex" xmlns:w16cid="http://schemas.microsoft.com/office/word/2016/wordml/cid" xmlns:w16="http://schemas.microsoft.com/office/word/2018/wordml" xmlns:w16du="http://schemas.microsoft.com/office/word/2023/wordml/word16du" xmlns:w16sdtdh="http://schemas.microsoft.com/office/word/2020/wordml/sdtdatahash" xmlns:w16sdtfl="http://schemas.microsoft.com/office/word/2024/wordml/sdtformatlock" xmlns:w16se="http://schemas.microsoft.com/office/word/2015/wordml/symex" xmlns:wpg="http://schemas.microsoft.com/office/word/2010/wordprocessingGroup" xmlns:wpi="http://schemas.microsoft.com/office/word/2010/wordprocessingInk" xmlns:wne="http://schemas.microsoft.com/office/word/2006/wordml" xmlns:wps="http://schemas.microsoft.com/office/word/2010/wordprocessingShape" mc:Ignorable="w14 w15 w16se w16cid w16 w16cex w16sdtdh w16sdtfl w16du wp14">
   <w:footnote w:type="separator" w:id="-1">
     <w:p>
-      <w:pPr>
-        <w:spacing w:after="0" w:line="240" w:lineRule="auto"/>
-      </w:pPr>
-      <w:r>
-        <w:rPr>
-          <w:rStyle w:val="FootnoteReference"/>
-        </w:rPr>
-        <w:footnoteRef/>
-      </w:r>
       <w:r>
         <w:separator/>
       </w:r>
@@ -907,15 +1037,6 @@
   </w:footnote>
   <w:footnote w:type="continuationSeparator" w:id="0">
     <w:p>
-      <w:pPr>
-        <w:spacing w:after="0" w:line="240" w:lineRule="auto"/>
-      </w:pPr>
-      <w:r>
-        <w:rPr>
-          <w:rStyle w:val="FootnoteReference"/>
-        </w:rPr>
-        <w:footnoteRef/>
-      </w:r>
       <w:r>
         <w:continuationSeparator/>
       </w:r>
@@ -925,7 +1046,7 @@
     <w:p>
       <w:r>
         <w:rPr>
-          <w:rStyle w:val="FootnoteReference"/>
+          <w:rStyle w:val="Referinnotdesubsol"/>
         </w:rPr>
         <w:footnoteRef/>
       </w:r>
@@ -936,7 +1057,7 @@
         <w:rPr>
           <w:rStyle w:val="Hyperlink"/>
         </w:rPr>
-        <w:t xml:space="preserve">https://ai.google.dev/edge/litert</w:t>
+        <w:t>https://ai.google.dev/edge/litert</w:t>
       </w:r>
     </w:p>
   </w:footnote>
@@ -944,10 +1065,12 @@
 </file>
 
 <file path=word/numbering.xml><?xml version="1.0" encoding="utf-8"?>
-<w:numbering xmlns:wpc="http://schemas.microsoft.com/office/word/2010/wordprocessingCanvas" xmlns:mc="http://schemas.openxmlformats.org/markup-compatibility/2006" xmlns:o="urn:schemas-microsoft-com:office:office" xmlns:r="http://schemas.openxmlformats.org/officeDocument/2006/relationships" xmlns:m="http://schemas.openxmlformats.org/officeDocument/2006/math" xmlns:v="urn:schemas-microsoft-com:vml" xmlns:wp14="http://schemas.microsoft.com/office/word/2010/wordprocessingDrawing" xmlns:wp="http://schemas.openxmlformats.org/drawingml/2006/wordprocessingDrawing" xmlns:w10="urn:schemas-microsoft-com:office:word" xmlns:w="http://schemas.openxmlformats.org/wordprocessingml/2006/main" xmlns:w14="http://schemas.microsoft.com/office/word/2010/wordml" xmlns:w15="http://schemas.microsoft.com/office/word/2012/wordml" xmlns:wpg="http://schemas.microsoft.com/office/word/2010/wordprocessingGroup" xmlns:wpi="http://schemas.microsoft.com/office/word/2010/wordprocessingInk" xmlns:wne="http://schemas.microsoft.com/office/word/2006/wordml" xmlns:wps="http://schemas.microsoft.com/office/word/2010/wordprocessingShape" mc:Ignorable="w14 w15 wp14">
-  <w:abstractNum w:abstractNumId="1" w15:restartNumberingAfterBreak="0">
+<w:numbering xmlns:wpc="http://schemas.microsoft.com/office/word/2010/wordprocessingCanvas" xmlns:cx="http://schemas.microsoft.com/office/drawing/2014/chartex" xmlns:cx1="http://schemas.microsoft.com/office/drawing/2015/9/8/chartex" xmlns:cx2="http://schemas.microsoft.com/office/drawing/2015/10/21/chartex" xmlns:cx3="http://schemas.microsoft.com/office/drawing/2016/5/9/chartex" xmlns:cx4="http://schemas.microsoft.com/office/drawing/2016/5/10/chartex" xmlns:cx5="http://schemas.microsoft.com/office/drawing/2016/5/11/chartex" xmlns:cx6="http://schemas.microsoft.com/office/drawing/2016/5/12/chartex" xmlns:cx7="http://schemas.microsoft.com/office/drawing/2016/5/13/chartex" xmlns:cx8="http://schemas.microsoft.com/office/drawing/2016/5/14/chartex" xmlns:mc="http://schemas.openxmlformats.org/markup-compatibility/2006" xmlns:aink="http://schemas.microsoft.com/office/drawing/2016/ink" xmlns:am3d="http://schemas.microsoft.com/office/drawing/2017/model3d" xmlns:o="urn:schemas-microsoft-com:office:office" xmlns:oel="http://schemas.microsoft.com/office/2019/extlst" xmlns:r="http://schemas.openxmlformats.org/officeDocument/2006/relationships" xmlns:m="http://schemas.openxmlformats.org/officeDocument/2006/math" xmlns:v="urn:schemas-microsoft-com:vml" xmlns:wp14="http://schemas.microsoft.com/office/word/2010/wordprocessingDrawing" xmlns:wp="http://schemas.openxmlformats.org/drawingml/2006/wordprocessingDrawing" xmlns:w10="urn:schemas-microsoft-com:office:word" xmlns:w="http://schemas.openxmlformats.org/wordprocessingml/2006/main" xmlns:w14="http://schemas.microsoft.com/office/word/2010/wordml" xmlns:w15="http://schemas.microsoft.com/office/word/2012/wordml" xmlns:w16cex="http://schemas.microsoft.com/office/word/2018/wordml/cex" xmlns:w16cid="http://schemas.microsoft.com/office/word/2016/wordml/cid" xmlns:w16="http://schemas.microsoft.com/office/word/2018/wordml" xmlns:w16du="http://schemas.microsoft.com/office/word/2023/wordml/word16du" xmlns:w16sdtdh="http://schemas.microsoft.com/office/word/2020/wordml/sdtdatahash" xmlns:w16sdtfl="http://schemas.microsoft.com/office/word/2024/wordml/sdtformatlock" xmlns:w16se="http://schemas.microsoft.com/office/word/2015/wordml/symex" xmlns:wpg="http://schemas.microsoft.com/office/word/2010/wordprocessingGroup" xmlns:wpi="http://schemas.microsoft.com/office/word/2010/wordprocessingInk" xmlns:wne="http://schemas.microsoft.com/office/word/2006/wordml" xmlns:wps="http://schemas.microsoft.com/office/word/2010/wordprocessingShape" mc:Ignorable="w14 w15 w16se w16cid w16 w16cex w16sdtdh w16sdtfl w16du wp14">
+  <w:abstractNum w:abstractNumId="0" w15:restartNumberingAfterBreak="0">
+    <w:nsid w:val="0BF31E40"/>
     <w:multiLevelType w:val="hybridMultilevel"/>
-    <w:lvl w:ilvl="0" w15:tentative="1">
+    <w:tmpl w:val="0584061A"/>
+    <w:lvl w:ilvl="0" w:tplc="6C1265B6">
       <w:start w:val="1"/>
       <w:numFmt w:val="bullet"/>
       <w:lvlText w:val="●"/>
@@ -956,7 +1079,7 @@
         <w:ind w:left="720" w:hanging="360"/>
       </w:pPr>
     </w:lvl>
-    <w:lvl w:ilvl="1" w15:tentative="1">
+    <w:lvl w:ilvl="1" w:tplc="589CACD8">
       <w:start w:val="1"/>
       <w:numFmt w:val="bullet"/>
       <w:lvlText w:val="○"/>
@@ -965,7 +1088,7 @@
         <w:ind w:left="1440" w:hanging="360"/>
       </w:pPr>
     </w:lvl>
-    <w:lvl w:ilvl="2" w15:tentative="1">
+    <w:lvl w:ilvl="2" w:tplc="5456E8B4">
       <w:start w:val="1"/>
       <w:numFmt w:val="bullet"/>
       <w:lvlText w:val="■"/>
@@ -974,7 +1097,7 @@
         <w:ind w:left="2160" w:hanging="360"/>
       </w:pPr>
     </w:lvl>
-    <w:lvl w:ilvl="3" w15:tentative="1">
+    <w:lvl w:ilvl="3" w:tplc="EB4416F0">
       <w:start w:val="1"/>
       <w:numFmt w:val="bullet"/>
       <w:lvlText w:val="●"/>
@@ -983,7 +1106,7 @@
         <w:ind w:left="2880" w:hanging="360"/>
       </w:pPr>
     </w:lvl>
-    <w:lvl w:ilvl="4" w15:tentative="1">
+    <w:lvl w:ilvl="4" w:tplc="6F768DC0">
       <w:start w:val="1"/>
       <w:numFmt w:val="bullet"/>
       <w:lvlText w:val="○"/>
@@ -992,7 +1115,7 @@
         <w:ind w:left="3600" w:hanging="360"/>
       </w:pPr>
     </w:lvl>
-    <w:lvl w:ilvl="5" w15:tentative="1">
+    <w:lvl w:ilvl="5" w:tplc="66900D6C">
       <w:start w:val="1"/>
       <w:numFmt w:val="bullet"/>
       <w:lvlText w:val="■"/>
@@ -1001,7 +1124,7 @@
         <w:ind w:left="4320" w:hanging="360"/>
       </w:pPr>
     </w:lvl>
-    <w:lvl w:ilvl="6" w15:tentative="1">
+    <w:lvl w:ilvl="6" w:tplc="512205A2">
       <w:start w:val="1"/>
       <w:numFmt w:val="bullet"/>
       <w:lvlText w:val="●"/>
@@ -1010,7 +1133,7 @@
         <w:ind w:left="5040" w:hanging="360"/>
       </w:pPr>
     </w:lvl>
-    <w:lvl w:ilvl="7" w15:tentative="1">
+    <w:lvl w:ilvl="7" w:tplc="4FB065AC">
       <w:start w:val="1"/>
       <w:numFmt w:val="bullet"/>
       <w:lvlText w:val="●"/>
@@ -1019,7 +1142,7 @@
         <w:ind w:left="5760" w:hanging="360"/>
       </w:pPr>
     </w:lvl>
-    <w:lvl w:ilvl="8" w15:tentative="1">
+    <w:lvl w:ilvl="8" w:tplc="FDF648F0">
       <w:start w:val="1"/>
       <w:numFmt w:val="bullet"/>
       <w:lvlText w:val="●"/>
@@ -1029,9 +1152,11 @@
       </w:pPr>
     </w:lvl>
   </w:abstractNum>
-  <w:abstractNum w:abstractNumId="2" w15:restartNumberingAfterBreak="0">
+  <w:abstractNum w:abstractNumId="1" w15:restartNumberingAfterBreak="0">
+    <w:nsid w:val="10500A34"/>
     <w:multiLevelType w:val="hybridMultilevel"/>
-    <w:lvl w:ilvl="0" w15:tentative="1">
+    <w:tmpl w:val="4C34F2E4"/>
+    <w:lvl w:ilvl="0" w:tplc="993AC1D2">
       <w:start w:val="1"/>
       <w:numFmt w:val="bullet"/>
       <w:lvlText w:val="•"/>
@@ -1040,15 +1165,55 @@
         <w:ind w:left="504" w:hanging="288"/>
       </w:pPr>
     </w:lvl>
+    <w:lvl w:ilvl="1" w:tplc="47C48BC6">
+      <w:numFmt w:val="decimal"/>
+      <w:lvlText w:val=""/>
+      <w:lvlJc w:val="left"/>
+    </w:lvl>
+    <w:lvl w:ilvl="2" w:tplc="CD8ACF12">
+      <w:numFmt w:val="decimal"/>
+      <w:lvlText w:val=""/>
+      <w:lvlJc w:val="left"/>
+    </w:lvl>
+    <w:lvl w:ilvl="3" w:tplc="6E58977E">
+      <w:numFmt w:val="decimal"/>
+      <w:lvlText w:val=""/>
+      <w:lvlJc w:val="left"/>
+    </w:lvl>
+    <w:lvl w:ilvl="4" w:tplc="40B617A0">
+      <w:numFmt w:val="decimal"/>
+      <w:lvlText w:val=""/>
+      <w:lvlJc w:val="left"/>
+    </w:lvl>
+    <w:lvl w:ilvl="5" w:tplc="A554012A">
+      <w:numFmt w:val="decimal"/>
+      <w:lvlText w:val=""/>
+      <w:lvlJc w:val="left"/>
+    </w:lvl>
+    <w:lvl w:ilvl="6" w:tplc="EB3E355A">
+      <w:numFmt w:val="decimal"/>
+      <w:lvlText w:val=""/>
+      <w:lvlJc w:val="left"/>
+    </w:lvl>
+    <w:lvl w:ilvl="7" w:tplc="38509FE6">
+      <w:numFmt w:val="decimal"/>
+      <w:lvlText w:val=""/>
+      <w:lvlJc w:val="left"/>
+    </w:lvl>
+    <w:lvl w:ilvl="8" w:tplc="B7085FC2">
+      <w:numFmt w:val="decimal"/>
+      <w:lvlText w:val=""/>
+      <w:lvlJc w:val="left"/>
+    </w:lvl>
   </w:abstractNum>
-  <w:num w:numId="1">
-    <w:abstractNumId w:val="1"/>
+  <w:num w:numId="1" w16cid:durableId="1589726438">
+    <w:abstractNumId w:val="0"/>
     <w:lvlOverride w:ilvl="0">
       <w:startOverride w:val="1"/>
     </w:lvlOverride>
   </w:num>
-  <w:num w:numId="2">
-    <w:abstractNumId w:val="2"/>
+  <w:num w:numId="2" w16cid:durableId="2102798583">
+    <w:abstractNumId w:val="1"/>
     <w:lvlOverride w:ilvl="0">
       <w:startOverride w:val="1"/>
     </w:lvlOverride>
@@ -1057,107 +1222,532 @@
 </file>
 
 <file path=word/styles.xml><?xml version="1.0" encoding="utf-8"?>
-<w:styles xmlns:mc="http://schemas.openxmlformats.org/markup-compatibility/2006" xmlns:r="http://schemas.openxmlformats.org/officeDocument/2006/relationships" xmlns:w="http://schemas.openxmlformats.org/wordprocessingml/2006/main" xmlns:w14="http://schemas.microsoft.com/office/word/2010/wordml" xmlns:w15="http://schemas.microsoft.com/office/word/2012/wordml" mc:Ignorable="w14 w15">
+<w:styles xmlns:mc="http://schemas.openxmlformats.org/markup-compatibility/2006" xmlns:r="http://schemas.openxmlformats.org/officeDocument/2006/relationships" xmlns:w="http://schemas.openxmlformats.org/wordprocessingml/2006/main" xmlns:w14="http://schemas.microsoft.com/office/word/2010/wordml" xmlns:w15="http://schemas.microsoft.com/office/word/2012/wordml" xmlns:w16cex="http://schemas.microsoft.com/office/word/2018/wordml/cex" xmlns:w16cid="http://schemas.microsoft.com/office/word/2016/wordml/cid" xmlns:w16="http://schemas.microsoft.com/office/word/2018/wordml" xmlns:w16du="http://schemas.microsoft.com/office/word/2023/wordml/word16du" xmlns:w16sdtdh="http://schemas.microsoft.com/office/word/2020/wordml/sdtdatahash" xmlns:w16sdtfl="http://schemas.microsoft.com/office/word/2024/wordml/sdtformatlock" xmlns:w16se="http://schemas.microsoft.com/office/word/2015/wordml/symex" mc:Ignorable="w14 w15 w16se w16cid w16 w16cex w16sdtdh w16sdtfl w16du">
   <w:docDefaults>
     <w:rPrDefault>
       <w:rPr>
-        <w:rFonts w:ascii="Calibri" w:cs="Calibri" w:eastAsia="Calibri" w:hAnsi="Calibri"/>
+        <w:rFonts w:ascii="Calibri" w:eastAsia="Calibri" w:hAnsi="Calibri" w:cs="Calibri"/>
         <w:sz w:val="24"/>
         <w:szCs w:val="24"/>
+        <w:lang w:val="en-US" w:eastAsia="zh-TW" w:bidi="ar-SA"/>
       </w:rPr>
     </w:rPrDefault>
     <w:pPrDefault/>
   </w:docDefaults>
-  <w:style w:type="paragraph" w:styleId="Title">
+  <w:latentStyles w:defLockedState="0" w:defUIPriority="99" w:defSemiHidden="0" w:defUnhideWhenUsed="0" w:defQFormat="0" w:count="376">
+    <w:lsdException w:name="Normal" w:uiPriority="0" w:qFormat="1"/>
+    <w:lsdException w:name="heading 1" w:uiPriority="9" w:qFormat="1"/>
+    <w:lsdException w:name="heading 2" w:semiHidden="1" w:uiPriority="9" w:unhideWhenUsed="1" w:qFormat="1"/>
+    <w:lsdException w:name="heading 3" w:semiHidden="1" w:uiPriority="9" w:unhideWhenUsed="1" w:qFormat="1"/>
+    <w:lsdException w:name="heading 4" w:semiHidden="1" w:uiPriority="9" w:unhideWhenUsed="1" w:qFormat="1"/>
+    <w:lsdException w:name="heading 5" w:semiHidden="1" w:uiPriority="9" w:unhideWhenUsed="1" w:qFormat="1"/>
+    <w:lsdException w:name="heading 6" w:semiHidden="1" w:uiPriority="9" w:unhideWhenUsed="1" w:qFormat="1"/>
+    <w:lsdException w:name="heading 7" w:semiHidden="1" w:uiPriority="9" w:unhideWhenUsed="1" w:qFormat="1"/>
+    <w:lsdException w:name="heading 8" w:semiHidden="1" w:uiPriority="9" w:unhideWhenUsed="1" w:qFormat="1"/>
+    <w:lsdException w:name="heading 9" w:semiHidden="1" w:uiPriority="9" w:unhideWhenUsed="1" w:qFormat="1"/>
+    <w:lsdException w:name="index 1" w:semiHidden="1" w:unhideWhenUsed="1"/>
+    <w:lsdException w:name="index 2" w:semiHidden="1" w:unhideWhenUsed="1"/>
+    <w:lsdException w:name="index 3" w:semiHidden="1" w:unhideWhenUsed="1"/>
+    <w:lsdException w:name="index 4" w:semiHidden="1" w:unhideWhenUsed="1"/>
+    <w:lsdException w:name="index 5" w:semiHidden="1" w:unhideWhenUsed="1"/>
+    <w:lsdException w:name="index 6" w:semiHidden="1" w:unhideWhenUsed="1"/>
+    <w:lsdException w:name="index 7" w:semiHidden="1" w:unhideWhenUsed="1"/>
+    <w:lsdException w:name="index 8" w:semiHidden="1" w:unhideWhenUsed="1"/>
+    <w:lsdException w:name="index 9" w:semiHidden="1" w:unhideWhenUsed="1"/>
+    <w:lsdException w:name="toc 1" w:semiHidden="1" w:uiPriority="39" w:unhideWhenUsed="1"/>
+    <w:lsdException w:name="toc 2" w:semiHidden="1" w:uiPriority="39" w:unhideWhenUsed="1"/>
+    <w:lsdException w:name="toc 3" w:semiHidden="1" w:uiPriority="39" w:unhideWhenUsed="1"/>
+    <w:lsdException w:name="toc 4" w:semiHidden="1" w:uiPriority="39" w:unhideWhenUsed="1"/>
+    <w:lsdException w:name="toc 5" w:semiHidden="1" w:uiPriority="39" w:unhideWhenUsed="1"/>
+    <w:lsdException w:name="toc 6" w:semiHidden="1" w:uiPriority="39" w:unhideWhenUsed="1"/>
+    <w:lsdException w:name="toc 7" w:semiHidden="1" w:uiPriority="39" w:unhideWhenUsed="1"/>
+    <w:lsdException w:name="toc 8" w:semiHidden="1" w:uiPriority="39" w:unhideWhenUsed="1"/>
+    <w:lsdException w:name="toc 9" w:semiHidden="1" w:uiPriority="39" w:unhideWhenUsed="1"/>
+    <w:lsdException w:name="Normal Indent" w:semiHidden="1" w:unhideWhenUsed="1"/>
+    <w:lsdException w:name="footnote text" w:semiHidden="1" w:unhideWhenUsed="1"/>
+    <w:lsdException w:name="annotation text" w:semiHidden="1" w:unhideWhenUsed="1"/>
+    <w:lsdException w:name="header" w:semiHidden="1" w:unhideWhenUsed="1"/>
+    <w:lsdException w:name="footer" w:semiHidden="1" w:unhideWhenUsed="1"/>
+    <w:lsdException w:name="index heading" w:semiHidden="1" w:unhideWhenUsed="1"/>
+    <w:lsdException w:name="caption" w:semiHidden="1" w:uiPriority="35" w:unhideWhenUsed="1" w:qFormat="1"/>
+    <w:lsdException w:name="table of figures" w:semiHidden="1" w:unhideWhenUsed="1"/>
+    <w:lsdException w:name="envelope address" w:semiHidden="1" w:unhideWhenUsed="1"/>
+    <w:lsdException w:name="envelope return" w:semiHidden="1" w:unhideWhenUsed="1"/>
+    <w:lsdException w:name="footnote reference" w:semiHidden="1" w:unhideWhenUsed="1"/>
+    <w:lsdException w:name="annotation reference" w:semiHidden="1" w:unhideWhenUsed="1"/>
+    <w:lsdException w:name="line number" w:semiHidden="1" w:unhideWhenUsed="1"/>
+    <w:lsdException w:name="page number" w:semiHidden="1" w:unhideWhenUsed="1"/>
+    <w:lsdException w:name="endnote reference" w:semiHidden="1" w:unhideWhenUsed="1"/>
+    <w:lsdException w:name="endnote text" w:semiHidden="1" w:unhideWhenUsed="1"/>
+    <w:lsdException w:name="table of authorities" w:semiHidden="1" w:unhideWhenUsed="1"/>
+    <w:lsdException w:name="macro" w:semiHidden="1" w:unhideWhenUsed="1"/>
+    <w:lsdException w:name="toa heading" w:semiHidden="1" w:unhideWhenUsed="1"/>
+    <w:lsdException w:name="List" w:semiHidden="1" w:unhideWhenUsed="1"/>
+    <w:lsdException w:name="List Bullet" w:semiHidden="1" w:unhideWhenUsed="1"/>
+    <w:lsdException w:name="List Number" w:semiHidden="1" w:unhideWhenUsed="1"/>
+    <w:lsdException w:name="List 2" w:semiHidden="1" w:unhideWhenUsed="1"/>
+    <w:lsdException w:name="List 3" w:semiHidden="1" w:unhideWhenUsed="1"/>
+    <w:lsdException w:name="List 4" w:semiHidden="1" w:unhideWhenUsed="1"/>
+    <w:lsdException w:name="List 5" w:semiHidden="1" w:unhideWhenUsed="1"/>
+    <w:lsdException w:name="List Bullet 2" w:semiHidden="1" w:unhideWhenUsed="1"/>
+    <w:lsdException w:name="List Bullet 3" w:semiHidden="1" w:unhideWhenUsed="1"/>
+    <w:lsdException w:name="List Bullet 4" w:semiHidden="1" w:unhideWhenUsed="1"/>
+    <w:lsdException w:name="List Bullet 5" w:semiHidden="1" w:unhideWhenUsed="1"/>
+    <w:lsdException w:name="List Number 2" w:semiHidden="1" w:unhideWhenUsed="1"/>
+    <w:lsdException w:name="List Number 3" w:semiHidden="1" w:unhideWhenUsed="1"/>
+    <w:lsdException w:name="List Number 4" w:semiHidden="1" w:unhideWhenUsed="1"/>
+    <w:lsdException w:name="List Number 5" w:semiHidden="1" w:unhideWhenUsed="1"/>
+    <w:lsdException w:name="Title" w:uiPriority="10" w:qFormat="1"/>
+    <w:lsdException w:name="Closing" w:semiHidden="1" w:unhideWhenUsed="1"/>
+    <w:lsdException w:name="Signature" w:semiHidden="1" w:unhideWhenUsed="1"/>
+    <w:lsdException w:name="Default Paragraph Font" w:semiHidden="1" w:uiPriority="1" w:unhideWhenUsed="1"/>
+    <w:lsdException w:name="Body Text" w:semiHidden="1" w:unhideWhenUsed="1"/>
+    <w:lsdException w:name="Body Text Indent" w:semiHidden="1" w:unhideWhenUsed="1"/>
+    <w:lsdException w:name="List Continue" w:semiHidden="1" w:unhideWhenUsed="1"/>
+    <w:lsdException w:name="List Continue 2" w:semiHidden="1" w:unhideWhenUsed="1"/>
+    <w:lsdException w:name="List Continue 3" w:semiHidden="1" w:unhideWhenUsed="1"/>
+    <w:lsdException w:name="List Continue 4" w:semiHidden="1" w:unhideWhenUsed="1"/>
+    <w:lsdException w:name="List Continue 5" w:semiHidden="1" w:unhideWhenUsed="1"/>
+    <w:lsdException w:name="Message Header" w:semiHidden="1" w:unhideWhenUsed="1"/>
+    <w:lsdException w:name="Subtitle" w:uiPriority="11" w:qFormat="1"/>
+    <w:lsdException w:name="Salutation" w:semiHidden="1" w:unhideWhenUsed="1"/>
+    <w:lsdException w:name="Date" w:semiHidden="1" w:unhideWhenUsed="1"/>
+    <w:lsdException w:name="Body Text First Indent" w:semiHidden="1" w:unhideWhenUsed="1"/>
+    <w:lsdException w:name="Body Text First Indent 2" w:semiHidden="1" w:unhideWhenUsed="1"/>
+    <w:lsdException w:name="Note Heading" w:semiHidden="1" w:unhideWhenUsed="1"/>
+    <w:lsdException w:name="Body Text 2" w:semiHidden="1" w:unhideWhenUsed="1"/>
+    <w:lsdException w:name="Body Text 3" w:semiHidden="1" w:unhideWhenUsed="1"/>
+    <w:lsdException w:name="Body Text Indent 2" w:semiHidden="1" w:unhideWhenUsed="1"/>
+    <w:lsdException w:name="Body Text Indent 3" w:semiHidden="1" w:unhideWhenUsed="1"/>
+    <w:lsdException w:name="Block Text" w:semiHidden="1" w:unhideWhenUsed="1"/>
+    <w:lsdException w:name="Hyperlink" w:semiHidden="1" w:unhideWhenUsed="1"/>
+    <w:lsdException w:name="FollowedHyperlink" w:semiHidden="1" w:unhideWhenUsed="1"/>
+    <w:lsdException w:name="Strong" w:uiPriority="22" w:qFormat="1"/>
+    <w:lsdException w:name="Emphasis" w:uiPriority="20" w:qFormat="1"/>
+    <w:lsdException w:name="Document Map" w:semiHidden="1" w:unhideWhenUsed="1"/>
+    <w:lsdException w:name="Plain Text" w:semiHidden="1" w:unhideWhenUsed="1"/>
+    <w:lsdException w:name="E-mail Signature" w:semiHidden="1" w:unhideWhenUsed="1"/>
+    <w:lsdException w:name="HTML Top of Form" w:semiHidden="1" w:unhideWhenUsed="1"/>
+    <w:lsdException w:name="HTML Bottom of Form" w:semiHidden="1" w:unhideWhenUsed="1"/>
+    <w:lsdException w:name="Normal (Web)" w:semiHidden="1" w:unhideWhenUsed="1"/>
+    <w:lsdException w:name="HTML Acronym" w:semiHidden="1" w:unhideWhenUsed="1"/>
+    <w:lsdException w:name="HTML Address" w:semiHidden="1" w:unhideWhenUsed="1"/>
+    <w:lsdException w:name="HTML Cite" w:semiHidden="1" w:unhideWhenUsed="1"/>
+    <w:lsdException w:name="HTML Code" w:semiHidden="1" w:unhideWhenUsed="1"/>
+    <w:lsdException w:name="HTML Definition" w:semiHidden="1" w:unhideWhenUsed="1"/>
+    <w:lsdException w:name="HTML Keyboard" w:semiHidden="1" w:unhideWhenUsed="1"/>
+    <w:lsdException w:name="HTML Preformatted" w:semiHidden="1" w:unhideWhenUsed="1"/>
+    <w:lsdException w:name="HTML Sample" w:semiHidden="1" w:unhideWhenUsed="1"/>
+    <w:lsdException w:name="HTML Typewriter" w:semiHidden="1" w:unhideWhenUsed="1"/>
+    <w:lsdException w:name="HTML Variable" w:semiHidden="1" w:unhideWhenUsed="1"/>
+    <w:lsdException w:name="Normal Table" w:semiHidden="1" w:unhideWhenUsed="1"/>
+    <w:lsdException w:name="annotation subject" w:semiHidden="1" w:unhideWhenUsed="1"/>
+    <w:lsdException w:name="No List" w:semiHidden="1" w:unhideWhenUsed="1"/>
+    <w:lsdException w:name="Outline List 1" w:semiHidden="1" w:unhideWhenUsed="1"/>
+    <w:lsdException w:name="Outline List 2" w:semiHidden="1" w:unhideWhenUsed="1"/>
+    <w:lsdException w:name="Outline List 3" w:semiHidden="1" w:unhideWhenUsed="1"/>
+    <w:lsdException w:name="Table Simple 1" w:semiHidden="1" w:unhideWhenUsed="1"/>
+    <w:lsdException w:name="Table Simple 2" w:semiHidden="1" w:unhideWhenUsed="1"/>
+    <w:lsdException w:name="Table Simple 3" w:semiHidden="1" w:unhideWhenUsed="1"/>
+    <w:lsdException w:name="Table Classic 1" w:semiHidden="1" w:unhideWhenUsed="1"/>
+    <w:lsdException w:name="Table Classic 2" w:semiHidden="1" w:unhideWhenUsed="1"/>
+    <w:lsdException w:name="Table Classic 3" w:semiHidden="1" w:unhideWhenUsed="1"/>
+    <w:lsdException w:name="Table Classic 4" w:semiHidden="1" w:unhideWhenUsed="1"/>
+    <w:lsdException w:name="Table Colorful 1" w:semiHidden="1" w:unhideWhenUsed="1"/>
+    <w:lsdException w:name="Table Colorful 2" w:semiHidden="1" w:unhideWhenUsed="1"/>
+    <w:lsdException w:name="Table Colorful 3" w:semiHidden="1" w:unhideWhenUsed="1"/>
+    <w:lsdException w:name="Table Columns 1" w:semiHidden="1" w:unhideWhenUsed="1"/>
+    <w:lsdException w:name="Table Columns 2" w:semiHidden="1" w:unhideWhenUsed="1"/>
+    <w:lsdException w:name="Table Columns 3" w:semiHidden="1" w:unhideWhenUsed="1"/>
+    <w:lsdException w:name="Table Columns 4" w:semiHidden="1" w:unhideWhenUsed="1"/>
+    <w:lsdException w:name="Table Columns 5" w:semiHidden="1" w:unhideWhenUsed="1"/>
+    <w:lsdException w:name="Table Grid 1" w:semiHidden="1" w:unhideWhenUsed="1"/>
+    <w:lsdException w:name="Table Grid 2" w:semiHidden="1" w:unhideWhenUsed="1"/>
+    <w:lsdException w:name="Table Grid 3" w:semiHidden="1" w:unhideWhenUsed="1"/>
+    <w:lsdException w:name="Table Grid 4" w:semiHidden="1" w:unhideWhenUsed="1"/>
+    <w:lsdException w:name="Table Grid 5" w:semiHidden="1" w:unhideWhenUsed="1"/>
+    <w:lsdException w:name="Table Grid 6" w:semiHidden="1" w:unhideWhenUsed="1"/>
+    <w:lsdException w:name="Table Grid 7" w:semiHidden="1" w:unhideWhenUsed="1"/>
+    <w:lsdException w:name="Table Grid 8" w:semiHidden="1" w:unhideWhenUsed="1"/>
+    <w:lsdException w:name="Table List 1" w:semiHidden="1" w:unhideWhenUsed="1"/>
+    <w:lsdException w:name="Table List 2" w:semiHidden="1" w:unhideWhenUsed="1"/>
+    <w:lsdException w:name="Table List 3" w:semiHidden="1" w:unhideWhenUsed="1"/>
+    <w:lsdException w:name="Table List 4" w:semiHidden="1" w:unhideWhenUsed="1"/>
+    <w:lsdException w:name="Table List 5" w:semiHidden="1" w:unhideWhenUsed="1"/>
+    <w:lsdException w:name="Table List 6" w:semiHidden="1" w:unhideWhenUsed="1"/>
+    <w:lsdException w:name="Table List 7" w:semiHidden="1" w:unhideWhenUsed="1"/>
+    <w:lsdException w:name="Table List 8" w:semiHidden="1" w:unhideWhenUsed="1"/>
+    <w:lsdException w:name="Table 3D effects 1" w:semiHidden="1" w:unhideWhenUsed="1"/>
+    <w:lsdException w:name="Table 3D effects 2" w:semiHidden="1" w:unhideWhenUsed="1"/>
+    <w:lsdException w:name="Table 3D effects 3" w:semiHidden="1" w:unhideWhenUsed="1"/>
+    <w:lsdException w:name="Table Contemporary" w:semiHidden="1" w:unhideWhenUsed="1"/>
+    <w:lsdException w:name="Table Elegant" w:semiHidden="1" w:unhideWhenUsed="1"/>
+    <w:lsdException w:name="Table Professional" w:semiHidden="1" w:unhideWhenUsed="1"/>
+    <w:lsdException w:name="Table Subtle 1" w:semiHidden="1" w:unhideWhenUsed="1"/>
+    <w:lsdException w:name="Table Subtle 2" w:semiHidden="1" w:unhideWhenUsed="1"/>
+    <w:lsdException w:name="Table Web 1" w:semiHidden="1" w:unhideWhenUsed="1"/>
+    <w:lsdException w:name="Table Web 2" w:semiHidden="1" w:unhideWhenUsed="1"/>
+    <w:lsdException w:name="Table Web 3" w:semiHidden="1" w:unhideWhenUsed="1"/>
+    <w:lsdException w:name="Balloon Text" w:semiHidden="1" w:unhideWhenUsed="1"/>
+    <w:lsdException w:name="Table Grid" w:uiPriority="39"/>
+    <w:lsdException w:name="Table Theme" w:semiHidden="1" w:unhideWhenUsed="1"/>
+    <w:lsdException w:name="Placeholder Text" w:semiHidden="1"/>
+    <w:lsdException w:name="No Spacing" w:uiPriority="1" w:qFormat="1"/>
+    <w:lsdException w:name="Light Shading" w:uiPriority="60"/>
+    <w:lsdException w:name="Light List" w:uiPriority="61"/>
+    <w:lsdException w:name="Light Grid" w:uiPriority="62"/>
+    <w:lsdException w:name="Medium Shading 1" w:uiPriority="63"/>
+    <w:lsdException w:name="Medium Shading 2" w:uiPriority="64"/>
+    <w:lsdException w:name="Medium List 1" w:uiPriority="65"/>
+    <w:lsdException w:name="Medium List 2" w:uiPriority="66"/>
+    <w:lsdException w:name="Medium Grid 1" w:uiPriority="67"/>
+    <w:lsdException w:name="Medium Grid 2" w:uiPriority="68"/>
+    <w:lsdException w:name="Medium Grid 3" w:uiPriority="69"/>
+    <w:lsdException w:name="Dark List" w:uiPriority="70"/>
+    <w:lsdException w:name="Colorful Shading" w:uiPriority="71"/>
+    <w:lsdException w:name="Colorful List" w:uiPriority="72"/>
+    <w:lsdException w:name="Colorful Grid" w:uiPriority="73"/>
+    <w:lsdException w:name="Light Shading Accent 1" w:uiPriority="60"/>
+    <w:lsdException w:name="Light List Accent 1" w:uiPriority="61"/>
+    <w:lsdException w:name="Light Grid Accent 1" w:uiPriority="62"/>
+    <w:lsdException w:name="Medium Shading 1 Accent 1" w:uiPriority="63"/>
+    <w:lsdException w:name="Medium Shading 2 Accent 1" w:uiPriority="64"/>
+    <w:lsdException w:name="Medium List 1 Accent 1" w:uiPriority="65"/>
+    <w:lsdException w:name="Revision" w:semiHidden="1"/>
+    <w:lsdException w:name="List Paragraph" w:uiPriority="34" w:qFormat="1"/>
+    <w:lsdException w:name="Quote" w:uiPriority="29" w:qFormat="1"/>
+    <w:lsdException w:name="Intense Quote" w:uiPriority="30" w:qFormat="1"/>
+    <w:lsdException w:name="Medium List 2 Accent 1" w:uiPriority="66"/>
+    <w:lsdException w:name="Medium Grid 1 Accent 1" w:uiPriority="67"/>
+    <w:lsdException w:name="Medium Grid 2 Accent 1" w:uiPriority="68"/>
+    <w:lsdException w:name="Medium Grid 3 Accent 1" w:uiPriority="69"/>
+    <w:lsdException w:name="Dark List Accent 1" w:uiPriority="70"/>
+    <w:lsdException w:name="Colorful Shading Accent 1" w:uiPriority="71"/>
+    <w:lsdException w:name="Colorful List Accent 1" w:uiPriority="72"/>
+    <w:lsdException w:name="Colorful Grid Accent 1" w:uiPriority="73"/>
+    <w:lsdException w:name="Light Shading Accent 2" w:uiPriority="60"/>
+    <w:lsdException w:name="Light List Accent 2" w:uiPriority="61"/>
+    <w:lsdException w:name="Light Grid Accent 2" w:uiPriority="62"/>
+    <w:lsdException w:name="Medium Shading 1 Accent 2" w:uiPriority="63"/>
+    <w:lsdException w:name="Medium Shading 2 Accent 2" w:uiPriority="64"/>
+    <w:lsdException w:name="Medium List 1 Accent 2" w:uiPriority="65"/>
+    <w:lsdException w:name="Medium List 2 Accent 2" w:uiPriority="66"/>
+    <w:lsdException w:name="Medium Grid 1 Accent 2" w:uiPriority="67"/>
+    <w:lsdException w:name="Medium Grid 2 Accent 2" w:uiPriority="68"/>
+    <w:lsdException w:name="Medium Grid 3 Accent 2" w:uiPriority="69"/>
+    <w:lsdException w:name="Dark List Accent 2" w:uiPriority="70"/>
+    <w:lsdException w:name="Colorful Shading Accent 2" w:uiPriority="71"/>
+    <w:lsdException w:name="Colorful List Accent 2" w:uiPriority="72"/>
+    <w:lsdException w:name="Colorful Grid Accent 2" w:uiPriority="73"/>
+    <w:lsdException w:name="Light Shading Accent 3" w:uiPriority="60"/>
+    <w:lsdException w:name="Light List Accent 3" w:uiPriority="61"/>
+    <w:lsdException w:name="Light Grid Accent 3" w:uiPriority="62"/>
+    <w:lsdException w:name="Medium Shading 1 Accent 3" w:uiPriority="63"/>
+    <w:lsdException w:name="Medium Shading 2 Accent 3" w:uiPriority="64"/>
+    <w:lsdException w:name="Medium List 1 Accent 3" w:uiPriority="65"/>
+    <w:lsdException w:name="Medium List 2 Accent 3" w:uiPriority="66"/>
+    <w:lsdException w:name="Medium Grid 1 Accent 3" w:uiPriority="67"/>
+    <w:lsdException w:name="Medium Grid 2 Accent 3" w:uiPriority="68"/>
+    <w:lsdException w:name="Medium Grid 3 Accent 3" w:uiPriority="69"/>
+    <w:lsdException w:name="Dark List Accent 3" w:uiPriority="70"/>
+    <w:lsdException w:name="Colorful Shading Accent 3" w:uiPriority="71"/>
+    <w:lsdException w:name="Colorful List Accent 3" w:uiPriority="72"/>
+    <w:lsdException w:name="Colorful Grid Accent 3" w:uiPriority="73"/>
+    <w:lsdException w:name="Light Shading Accent 4" w:uiPriority="60"/>
+    <w:lsdException w:name="Light List Accent 4" w:uiPriority="61"/>
+    <w:lsdException w:name="Light Grid Accent 4" w:uiPriority="62"/>
+    <w:lsdException w:name="Medium Shading 1 Accent 4" w:uiPriority="63"/>
+    <w:lsdException w:name="Medium Shading 2 Accent 4" w:uiPriority="64"/>
+    <w:lsdException w:name="Medium List 1 Accent 4" w:uiPriority="65"/>
+    <w:lsdException w:name="Medium List 2 Accent 4" w:uiPriority="66"/>
+    <w:lsdException w:name="Medium Grid 1 Accent 4" w:uiPriority="67"/>
+    <w:lsdException w:name="Medium Grid 2 Accent 4" w:uiPriority="68"/>
+    <w:lsdException w:name="Medium Grid 3 Accent 4" w:uiPriority="69"/>
+    <w:lsdException w:name="Dark List Accent 4" w:uiPriority="70"/>
+    <w:lsdException w:name="Colorful Shading Accent 4" w:uiPriority="71"/>
+    <w:lsdException w:name="Colorful List Accent 4" w:uiPriority="72"/>
+    <w:lsdException w:name="Colorful Grid Accent 4" w:uiPriority="73"/>
+    <w:lsdException w:name="Light Shading Accent 5" w:uiPriority="60"/>
+    <w:lsdException w:name="Light List Accent 5" w:uiPriority="61"/>
+    <w:lsdException w:name="Light Grid Accent 5" w:uiPriority="62"/>
+    <w:lsdException w:name="Medium Shading 1 Accent 5" w:uiPriority="63"/>
+    <w:lsdException w:name="Medium Shading 2 Accent 5" w:uiPriority="64"/>
+    <w:lsdException w:name="Medium List 1 Accent 5" w:uiPriority="65"/>
+    <w:lsdException w:name="Medium List 2 Accent 5" w:uiPriority="66"/>
+    <w:lsdException w:name="Medium Grid 1 Accent 5" w:uiPriority="67"/>
+    <w:lsdException w:name="Medium Grid 2 Accent 5" w:uiPriority="68"/>
+    <w:lsdException w:name="Medium Grid 3 Accent 5" w:uiPriority="69"/>
+    <w:lsdException w:name="Dark List Accent 5" w:uiPriority="70"/>
+    <w:lsdException w:name="Colorful Shading Accent 5" w:uiPriority="71"/>
+    <w:lsdException w:name="Colorful List Accent 5" w:uiPriority="72"/>
+    <w:lsdException w:name="Colorful Grid Accent 5" w:uiPriority="73"/>
+    <w:lsdException w:name="Light Shading Accent 6" w:uiPriority="60"/>
+    <w:lsdException w:name="Light List Accent 6" w:uiPriority="61"/>
+    <w:lsdException w:name="Light Grid Accent 6" w:uiPriority="62"/>
+    <w:lsdException w:name="Medium Shading 1 Accent 6" w:uiPriority="63"/>
+    <w:lsdException w:name="Medium Shading 2 Accent 6" w:uiPriority="64"/>
+    <w:lsdException w:name="Medium List 1 Accent 6" w:uiPriority="65"/>
+    <w:lsdException w:name="Medium List 2 Accent 6" w:uiPriority="66"/>
+    <w:lsdException w:name="Medium Grid 1 Accent 6" w:uiPriority="67"/>
+    <w:lsdException w:name="Medium Grid 2 Accent 6" w:uiPriority="68"/>
+    <w:lsdException w:name="Medium Grid 3 Accent 6" w:uiPriority="69"/>
+    <w:lsdException w:name="Dark List Accent 6" w:uiPriority="70"/>
+    <w:lsdException w:name="Colorful Shading Accent 6" w:uiPriority="71"/>
+    <w:lsdException w:name="Colorful List Accent 6" w:uiPriority="72"/>
+    <w:lsdException w:name="Colorful Grid Accent 6" w:uiPriority="73"/>
+    <w:lsdException w:name="Subtle Emphasis" w:uiPriority="19" w:qFormat="1"/>
+    <w:lsdException w:name="Intense Emphasis" w:uiPriority="21" w:qFormat="1"/>
+    <w:lsdException w:name="Subtle Reference" w:uiPriority="31" w:qFormat="1"/>
+    <w:lsdException w:name="Intense Reference" w:uiPriority="32" w:qFormat="1"/>
+    <w:lsdException w:name="Book Title" w:uiPriority="33" w:qFormat="1"/>
+    <w:lsdException w:name="Bibliography" w:semiHidden="1" w:uiPriority="37" w:unhideWhenUsed="1"/>
+    <w:lsdException w:name="TOC Heading" w:semiHidden="1" w:uiPriority="39" w:unhideWhenUsed="1" w:qFormat="1"/>
+    <w:lsdException w:name="Plain Table 1" w:uiPriority="41"/>
+    <w:lsdException w:name="Plain Table 2" w:uiPriority="42"/>
+    <w:lsdException w:name="Plain Table 3" w:uiPriority="43"/>
+    <w:lsdException w:name="Plain Table 4" w:uiPriority="44"/>
+    <w:lsdException w:name="Plain Table 5" w:uiPriority="45"/>
+    <w:lsdException w:name="Grid Table Light" w:uiPriority="40"/>
+    <w:lsdException w:name="Grid Table 1 Light" w:uiPriority="46"/>
+    <w:lsdException w:name="Grid Table 2" w:uiPriority="47"/>
+    <w:lsdException w:name="Grid Table 3" w:uiPriority="48"/>
+    <w:lsdException w:name="Grid Table 4" w:uiPriority="49"/>
+    <w:lsdException w:name="Grid Table 5 Dark" w:uiPriority="50"/>
+    <w:lsdException w:name="Grid Table 6 Colorful" w:uiPriority="51"/>
+    <w:lsdException w:name="Grid Table 7 Colorful" w:uiPriority="52"/>
+    <w:lsdException w:name="Grid Table 1 Light Accent 1" w:uiPriority="46"/>
+    <w:lsdException w:name="Grid Table 2 Accent 1" w:uiPriority="47"/>
+    <w:lsdException w:name="Grid Table 3 Accent 1" w:uiPriority="48"/>
+    <w:lsdException w:name="Grid Table 4 Accent 1" w:uiPriority="49"/>
+    <w:lsdException w:name="Grid Table 5 Dark Accent 1" w:uiPriority="50"/>
+    <w:lsdException w:name="Grid Table 6 Colorful Accent 1" w:uiPriority="51"/>
+    <w:lsdException w:name="Grid Table 7 Colorful Accent 1" w:uiPriority="52"/>
+    <w:lsdException w:name="Grid Table 1 Light Accent 2" w:uiPriority="46"/>
+    <w:lsdException w:name="Grid Table 2 Accent 2" w:uiPriority="47"/>
+    <w:lsdException w:name="Grid Table 3 Accent 2" w:uiPriority="48"/>
+    <w:lsdException w:name="Grid Table 4 Accent 2" w:uiPriority="49"/>
+    <w:lsdException w:name="Grid Table 5 Dark Accent 2" w:uiPriority="50"/>
+    <w:lsdException w:name="Grid Table 6 Colorful Accent 2" w:uiPriority="51"/>
+    <w:lsdException w:name="Grid Table 7 Colorful Accent 2" w:uiPriority="52"/>
+    <w:lsdException w:name="Grid Table 1 Light Accent 3" w:uiPriority="46"/>
+    <w:lsdException w:name="Grid Table 2 Accent 3" w:uiPriority="47"/>
+    <w:lsdException w:name="Grid Table 3 Accent 3" w:uiPriority="48"/>
+    <w:lsdException w:name="Grid Table 4 Accent 3" w:uiPriority="49"/>
+    <w:lsdException w:name="Grid Table 5 Dark Accent 3" w:uiPriority="50"/>
+    <w:lsdException w:name="Grid Table 6 Colorful Accent 3" w:uiPriority="51"/>
+    <w:lsdException w:name="Grid Table 7 Colorful Accent 3" w:uiPriority="52"/>
+    <w:lsdException w:name="Grid Table 1 Light Accent 4" w:uiPriority="46"/>
+    <w:lsdException w:name="Grid Table 2 Accent 4" w:uiPriority="47"/>
+    <w:lsdException w:name="Grid Table 3 Accent 4" w:uiPriority="48"/>
+    <w:lsdException w:name="Grid Table 4 Accent 4" w:uiPriority="49"/>
+    <w:lsdException w:name="Grid Table 5 Dark Accent 4" w:uiPriority="50"/>
+    <w:lsdException w:name="Grid Table 6 Colorful Accent 4" w:uiPriority="51"/>
+    <w:lsdException w:name="Grid Table 7 Colorful Accent 4" w:uiPriority="52"/>
+    <w:lsdException w:name="Grid Table 1 Light Accent 5" w:uiPriority="46"/>
+    <w:lsdException w:name="Grid Table 2 Accent 5" w:uiPriority="47"/>
+    <w:lsdException w:name="Grid Table 3 Accent 5" w:uiPriority="48"/>
+    <w:lsdException w:name="Grid Table 4 Accent 5" w:uiPriority="49"/>
+    <w:lsdException w:name="Grid Table 5 Dark Accent 5" w:uiPriority="50"/>
+    <w:lsdException w:name="Grid Table 6 Colorful Accent 5" w:uiPriority="51"/>
+    <w:lsdException w:name="Grid Table 7 Colorful Accent 5" w:uiPriority="52"/>
+    <w:lsdException w:name="Grid Table 1 Light Accent 6" w:uiPriority="46"/>
+    <w:lsdException w:name="Grid Table 2 Accent 6" w:uiPriority="47"/>
+    <w:lsdException w:name="Grid Table 3 Accent 6" w:uiPriority="48"/>
+    <w:lsdException w:name="Grid Table 4 Accent 6" w:uiPriority="49"/>
+    <w:lsdException w:name="Grid Table 5 Dark Accent 6" w:uiPriority="50"/>
+    <w:lsdException w:name="Grid Table 6 Colorful Accent 6" w:uiPriority="51"/>
+    <w:lsdException w:name="Grid Table 7 Colorful Accent 6" w:uiPriority="52"/>
+    <w:lsdException w:name="List Table 1 Light" w:uiPriority="46"/>
+    <w:lsdException w:name="List Table 2" w:uiPriority="47"/>
+    <w:lsdException w:name="List Table 3" w:uiPriority="48"/>
+    <w:lsdException w:name="List Table 4" w:uiPriority="49"/>
+    <w:lsdException w:name="List Table 5 Dark" w:uiPriority="50"/>
+    <w:lsdException w:name="List Table 6 Colorful" w:uiPriority="51"/>
+    <w:lsdException w:name="List Table 7 Colorful" w:uiPriority="52"/>
+    <w:lsdException w:name="List Table 1 Light Accent 1" w:uiPriority="46"/>
+    <w:lsdException w:name="List Table 2 Accent 1" w:uiPriority="47"/>
+    <w:lsdException w:name="List Table 3 Accent 1" w:uiPriority="48"/>
+    <w:lsdException w:name="List Table 4 Accent 1" w:uiPriority="49"/>
+    <w:lsdException w:name="List Table 5 Dark Accent 1" w:uiPriority="50"/>
+    <w:lsdException w:name="List Table 6 Colorful Accent 1" w:uiPriority="51"/>
+    <w:lsdException w:name="List Table 7 Colorful Accent 1" w:uiPriority="52"/>
+    <w:lsdException w:name="List Table 1 Light Accent 2" w:uiPriority="46"/>
+    <w:lsdException w:name="List Table 2 Accent 2" w:uiPriority="47"/>
+    <w:lsdException w:name="List Table 3 Accent 2" w:uiPriority="48"/>
+    <w:lsdException w:name="List Table 4 Accent 2" w:uiPriority="49"/>
+    <w:lsdException w:name="List Table 5 Dark Accent 2" w:uiPriority="50"/>
+    <w:lsdException w:name="List Table 6 Colorful Accent 2" w:uiPriority="51"/>
+    <w:lsdException w:name="List Table 7 Colorful Accent 2" w:uiPriority="52"/>
+    <w:lsdException w:name="List Table 1 Light Accent 3" w:uiPriority="46"/>
+    <w:lsdException w:name="List Table 2 Accent 3" w:uiPriority="47"/>
+    <w:lsdException w:name="List Table 3 Accent 3" w:uiPriority="48"/>
+    <w:lsdException w:name="List Table 4 Accent 3" w:uiPriority="49"/>
+    <w:lsdException w:name="List Table 5 Dark Accent 3" w:uiPriority="50"/>
+    <w:lsdException w:name="List Table 6 Colorful Accent 3" w:uiPriority="51"/>
+    <w:lsdException w:name="List Table 7 Colorful Accent 3" w:uiPriority="52"/>
+    <w:lsdException w:name="List Table 1 Light Accent 4" w:uiPriority="46"/>
+    <w:lsdException w:name="List Table 2 Accent 4" w:uiPriority="47"/>
+    <w:lsdException w:name="List Table 3 Accent 4" w:uiPriority="48"/>
+    <w:lsdException w:name="List Table 4 Accent 4" w:uiPriority="49"/>
+    <w:lsdException w:name="List Table 5 Dark Accent 4" w:uiPriority="50"/>
+    <w:lsdException w:name="List Table 6 Colorful Accent 4" w:uiPriority="51"/>
+    <w:lsdException w:name="List Table 7 Colorful Accent 4" w:uiPriority="52"/>
+    <w:lsdException w:name="List Table 1 Light Accent 5" w:uiPriority="46"/>
+    <w:lsdException w:name="List Table 2 Accent 5" w:uiPriority="47"/>
+    <w:lsdException w:name="List Table 3 Accent 5" w:uiPriority="48"/>
+    <w:lsdException w:name="List Table 4 Accent 5" w:uiPriority="49"/>
+    <w:lsdException w:name="List Table 5 Dark Accent 5" w:uiPriority="50"/>
+    <w:lsdException w:name="List Table 6 Colorful Accent 5" w:uiPriority="51"/>
+    <w:lsdException w:name="List Table 7 Colorful Accent 5" w:uiPriority="52"/>
+    <w:lsdException w:name="List Table 1 Light Accent 6" w:uiPriority="46"/>
+    <w:lsdException w:name="List Table 2 Accent 6" w:uiPriority="47"/>
+    <w:lsdException w:name="List Table 3 Accent 6" w:uiPriority="48"/>
+    <w:lsdException w:name="List Table 4 Accent 6" w:uiPriority="49"/>
+    <w:lsdException w:name="List Table 5 Dark Accent 6" w:uiPriority="50"/>
+    <w:lsdException w:name="List Table 6 Colorful Accent 6" w:uiPriority="51"/>
+    <w:lsdException w:name="List Table 7 Colorful Accent 6" w:uiPriority="52"/>
+    <w:lsdException w:name="Mention" w:semiHidden="1" w:unhideWhenUsed="1"/>
+    <w:lsdException w:name="Smart Hyperlink" w:semiHidden="1" w:unhideWhenUsed="1"/>
+    <w:lsdException w:name="Hashtag" w:semiHidden="1" w:unhideWhenUsed="1"/>
+    <w:lsdException w:name="Unresolved Mention" w:semiHidden="1" w:unhideWhenUsed="1"/>
+    <w:lsdException w:name="Smart Link" w:semiHidden="1" w:unhideWhenUsed="1"/>
+  </w:latentStyles>
+  <w:style w:type="paragraph" w:default="1" w:styleId="Normal">
+    <w:name w:val="Normal"/>
+    <w:qFormat/>
+  </w:style>
+  <w:style w:type="paragraph" w:styleId="Titlu1">
+    <w:name w:val="heading 1"/>
+    <w:uiPriority w:val="9"/>
+    <w:qFormat/>
+    <w:pPr>
+      <w:outlineLvl w:val="0"/>
+    </w:pPr>
+    <w:rPr>
+      <w:color w:val="2E74B5"/>
+      <w:sz w:val="32"/>
+      <w:szCs w:val="32"/>
+    </w:rPr>
+  </w:style>
+  <w:style w:type="paragraph" w:styleId="Titlu2">
+    <w:name w:val="heading 2"/>
+    <w:uiPriority w:val="9"/>
+    <w:semiHidden/>
+    <w:unhideWhenUsed/>
+    <w:qFormat/>
+    <w:pPr>
+      <w:outlineLvl w:val="1"/>
+    </w:pPr>
+    <w:rPr>
+      <w:color w:val="2E74B5"/>
+      <w:sz w:val="26"/>
+      <w:szCs w:val="26"/>
+    </w:rPr>
+  </w:style>
+  <w:style w:type="paragraph" w:styleId="Titlu3">
+    <w:name w:val="heading 3"/>
+    <w:uiPriority w:val="9"/>
+    <w:semiHidden/>
+    <w:unhideWhenUsed/>
+    <w:qFormat/>
+    <w:pPr>
+      <w:outlineLvl w:val="2"/>
+    </w:pPr>
+    <w:rPr>
+      <w:color w:val="1F4D78"/>
+    </w:rPr>
+  </w:style>
+  <w:style w:type="paragraph" w:styleId="Titlu4">
+    <w:name w:val="heading 4"/>
+    <w:uiPriority w:val="9"/>
+    <w:semiHidden/>
+    <w:unhideWhenUsed/>
+    <w:qFormat/>
+    <w:pPr>
+      <w:outlineLvl w:val="3"/>
+    </w:pPr>
+    <w:rPr>
+      <w:i/>
+      <w:iCs/>
+      <w:color w:val="2E74B5"/>
+    </w:rPr>
+  </w:style>
+  <w:style w:type="paragraph" w:styleId="Titlu5">
+    <w:name w:val="heading 5"/>
+    <w:uiPriority w:val="9"/>
+    <w:semiHidden/>
+    <w:unhideWhenUsed/>
+    <w:qFormat/>
+    <w:pPr>
+      <w:outlineLvl w:val="4"/>
+    </w:pPr>
+    <w:rPr>
+      <w:color w:val="2E74B5"/>
+    </w:rPr>
+  </w:style>
+  <w:style w:type="paragraph" w:styleId="Titlu6">
+    <w:name w:val="heading 6"/>
+    <w:uiPriority w:val="9"/>
+    <w:semiHidden/>
+    <w:unhideWhenUsed/>
+    <w:qFormat/>
+    <w:pPr>
+      <w:outlineLvl w:val="5"/>
+    </w:pPr>
+    <w:rPr>
+      <w:color w:val="1F4D78"/>
+    </w:rPr>
+  </w:style>
+  <w:style w:type="character" w:default="1" w:styleId="Fontdeparagrafimplicit">
+    <w:name w:val="Default Paragraph Font"/>
+    <w:uiPriority w:val="1"/>
+    <w:semiHidden/>
+    <w:unhideWhenUsed/>
+  </w:style>
+  <w:style w:type="table" w:default="1" w:styleId="TabelNormal">
+    <w:name w:val="Normal Table"/>
+    <w:uiPriority w:val="99"/>
+    <w:semiHidden/>
+    <w:unhideWhenUsed/>
+    <w:tblPr>
+      <w:tblInd w:w="0" w:type="dxa"/>
+      <w:tblCellMar>
+        <w:top w:w="0" w:type="dxa"/>
+        <w:left w:w="108" w:type="dxa"/>
+        <w:bottom w:w="0" w:type="dxa"/>
+        <w:right w:w="108" w:type="dxa"/>
+      </w:tblCellMar>
+    </w:tblPr>
+  </w:style>
+  <w:style w:type="numbering" w:default="1" w:styleId="FrListare">
+    <w:name w:val="No List"/>
+    <w:uiPriority w:val="99"/>
+    <w:semiHidden/>
+    <w:unhideWhenUsed/>
+  </w:style>
+  <w:style w:type="paragraph" w:styleId="Titlu">
     <w:name w:val="Title"/>
-    <w:basedOn w:val="Normal"/>
-    <w:next w:val="Normal"/>
+    <w:uiPriority w:val="10"/>
     <w:qFormat/>
     <w:rPr>
       <w:sz w:val="56"/>
       <w:szCs w:val="56"/>
     </w:rPr>
   </w:style>
-  <w:style w:type="paragraph" w:styleId="Heading1">
-    <w:name w:val="Heading 1"/>
-    <w:basedOn w:val="Normal"/>
-    <w:next w:val="Normal"/>
-    <w:qFormat/>
-    <w:rPr>
-      <w:color w:val="2E74B5"/>
-      <w:sz w:val="32"/>
-      <w:szCs w:val="32"/>
-    </w:rPr>
-  </w:style>
-  <w:style w:type="paragraph" w:styleId="Heading2">
-    <w:name w:val="Heading 2"/>
-    <w:basedOn w:val="Normal"/>
-    <w:next w:val="Normal"/>
-    <w:qFormat/>
-    <w:rPr>
-      <w:color w:val="2E74B5"/>
-      <w:sz w:val="26"/>
-      <w:szCs w:val="26"/>
-    </w:rPr>
-  </w:style>
-  <w:style w:type="paragraph" w:styleId="Heading3">
-    <w:name w:val="Heading 3"/>
-    <w:basedOn w:val="Normal"/>
-    <w:next w:val="Normal"/>
-    <w:qFormat/>
-    <w:rPr>
-      <w:color w:val="1F4D78"/>
-      <w:sz w:val="24"/>
-      <w:szCs w:val="24"/>
-    </w:rPr>
-  </w:style>
-  <w:style w:type="paragraph" w:styleId="Heading4">
-    <w:name w:val="Heading 4"/>
-    <w:basedOn w:val="Normal"/>
-    <w:next w:val="Normal"/>
-    <w:qFormat/>
-    <w:rPr>
-      <w:i/>
-      <w:iCs/>
-      <w:color w:val="2E74B5"/>
-    </w:rPr>
-  </w:style>
-  <w:style w:type="paragraph" w:styleId="Heading5">
-    <w:name w:val="Heading 5"/>
-    <w:basedOn w:val="Normal"/>
-    <w:next w:val="Normal"/>
-    <w:qFormat/>
-    <w:rPr>
-      <w:color w:val="2E74B5"/>
-    </w:rPr>
-  </w:style>
-  <w:style w:type="paragraph" w:styleId="Heading6">
-    <w:name w:val="Heading 6"/>
-    <w:basedOn w:val="Normal"/>
-    <w:next w:val="Normal"/>
-    <w:qFormat/>
-    <w:rPr>
-      <w:color w:val="1F4D78"/>
-    </w:rPr>
-  </w:style>
-  <w:style w:type="paragraph" w:styleId="Strong">
-    <w:name w:val="Strong"/>
-    <w:basedOn w:val="Normal"/>
-    <w:next w:val="Normal"/>
+  <w:style w:type="paragraph" w:customStyle="1" w:styleId="Robust1">
+    <w:name w:val="Robust1"/>
     <w:qFormat/>
     <w:rPr>
       <w:b/>
       <w:bCs/>
     </w:rPr>
   </w:style>
-  <w:style w:type="paragraph" w:styleId="ListParagraph">
+  <w:style w:type="paragraph" w:styleId="Listparagraf">
     <w:name w:val="List Paragraph"/>
-    <w:basedOn w:val="Normal"/>
     <w:qFormat/>
   </w:style>
   <w:style w:type="character" w:styleId="Hyperlink">
     <w:name w:val="Hyperlink"/>
-    <w:basedOn w:val="DefaultParagraphFont"/>
     <w:uiPriority w:val="99"/>
     <w:unhideWhenUsed/>
     <w:rPr>
@@ -1165,9 +1755,8 @@
       <w:u w:val="single"/>
     </w:rPr>
   </w:style>
-  <w:style w:type="character" w:styleId="FootnoteReference">
+  <w:style w:type="character" w:styleId="Referinnotdesubsol">
     <w:name w:val="footnote reference"/>
-    <w:basedOn w:val="DefaultParagraphFont"/>
     <w:uiPriority w:val="99"/>
     <w:semiHidden/>
     <w:unhideWhenUsed/>
@@ -1175,25 +1764,9 @@
       <w:vertAlign w:val="superscript"/>
     </w:rPr>
   </w:style>
-  <w:style w:type="paragraph" w:styleId="FootnoteText">
+  <w:style w:type="paragraph" w:styleId="Textnotdesubsol">
     <w:name w:val="footnote text"/>
-    <w:basedOn w:val="Normal"/>
-    <w:link w:val="FootnoteTextChar"/>
-    <w:uiPriority w:val="99"/>
-    <w:semiHidden/>
-    <w:unhideWhenUsed/>
-    <w:pPr>
-      <w:spacing w:after="0" w:line="240" w:lineRule="auto"/>
-    </w:pPr>
-    <w:rPr>
-      <w:sz w:val="20"/>
-      <w:szCs w:val="20"/>
-    </w:rPr>
-  </w:style>
-  <w:style w:type="character" w:styleId="FootnoteTextChar">
-    <w:name w:val="Footnote Text Char"/>
-    <w:basedOn w:val="DefaultParagraphFont"/>
-    <w:link w:val="FootnoteText"/>
+    <w:link w:val="TextnotdesubsolCaracter"/>
     <w:uiPriority w:val="99"/>
     <w:semiHidden/>
     <w:unhideWhenUsed/>
@@ -1202,35 +1775,9 @@
       <w:szCs w:val="20"/>
     </w:rPr>
   </w:style>
-  <w:style w:type="character" w:styleId="EndnoteReference">
-    <w:name w:val="endnote reference"/>
-    <w:basedOn w:val="DefaultParagraphFont"/>
-    <w:uiPriority w:val="99"/>
-    <w:semiHidden/>
-    <w:unhideWhenUsed/>
-    <w:rPr>
-      <w:vertAlign w:val="superscript"/>
-    </w:rPr>
-  </w:style>
-  <w:style w:type="paragraph" w:styleId="EndnoteText">
-    <w:name w:val="endnote text"/>
-    <w:basedOn w:val="Normal"/>
-    <w:link w:val="EndnoteTextChar"/>
-    <w:uiPriority w:val="99"/>
-    <w:semiHidden/>
-    <w:unhideWhenUsed/>
-    <w:pPr>
-      <w:spacing w:after="0" w:line="240" w:lineRule="auto"/>
-    </w:pPr>
-    <w:rPr>
-      <w:sz w:val="20"/>
-      <w:szCs w:val="20"/>
-    </w:rPr>
-  </w:style>
-  <w:style w:type="character" w:styleId="EndnoteTextChar">
-    <w:name w:val="Endnote Text Char"/>
-    <w:basedOn w:val="DefaultParagraphFont"/>
-    <w:link w:val="EndnoteText"/>
+  <w:style w:type="character" w:customStyle="1" w:styleId="TextnotdesubsolCaracter">
+    <w:name w:val="Text notă de subsol Caracter"/>
+    <w:link w:val="Textnotdesubsol"/>
     <w:uiPriority w:val="99"/>
     <w:semiHidden/>
     <w:unhideWhenUsed/>
@@ -1239,12 +1786,361 @@
       <w:szCs w:val="20"/>
     </w:rPr>
   </w:style>
-  <w:style w:type="character" w:styleId="CommentReference">
+  <w:style w:type="character" w:styleId="Referinnotdefinal">
+    <w:name w:val="endnote reference"/>
+    <w:uiPriority w:val="99"/>
+    <w:semiHidden/>
+    <w:unhideWhenUsed/>
+    <w:rPr>
+      <w:vertAlign w:val="superscript"/>
+    </w:rPr>
+  </w:style>
+  <w:style w:type="paragraph" w:styleId="Textnotdefinal">
+    <w:name w:val="endnote text"/>
+    <w:link w:val="TextnotdefinalCaracter"/>
+    <w:uiPriority w:val="99"/>
+    <w:semiHidden/>
+    <w:unhideWhenUsed/>
+    <w:rPr>
+      <w:sz w:val="20"/>
+      <w:szCs w:val="20"/>
+    </w:rPr>
+  </w:style>
+  <w:style w:type="character" w:customStyle="1" w:styleId="TextnotdefinalCaracter">
+    <w:name w:val="Text notă de final Caracter"/>
+    <w:link w:val="Textnotdefinal"/>
+    <w:uiPriority w:val="99"/>
+    <w:semiHidden/>
+    <w:unhideWhenUsed/>
+    <w:rPr>
+      <w:sz w:val="20"/>
+      <w:szCs w:val="20"/>
+    </w:rPr>
+  </w:style>
+  <w:style w:type="character" w:styleId="Referincomentariu">
     <w:name w:val="annotation reference"/>
     <w:rPr>
       <w:sz w:val="16"/>
       <w:szCs w:val="16"/>
     </w:rPr>
   </w:style>
+  <w:style w:type="paragraph" w:styleId="Textcomentariu">
+    <w:name w:val="annotation text"/>
+    <w:basedOn w:val="Normal"/>
+    <w:link w:val="TextcomentariuCaracter"/>
+    <w:uiPriority w:val="99"/>
+    <w:semiHidden/>
+    <w:unhideWhenUsed/>
+    <w:rPr>
+      <w:sz w:val="20"/>
+      <w:szCs w:val="20"/>
+    </w:rPr>
+  </w:style>
+  <w:style w:type="character" w:customStyle="1" w:styleId="TextcomentariuCaracter">
+    <w:name w:val="Text comentariu Caracter"/>
+    <w:basedOn w:val="Fontdeparagrafimplicit"/>
+    <w:link w:val="Textcomentariu"/>
+    <w:uiPriority w:val="99"/>
+    <w:semiHidden/>
+    <w:rPr>
+      <w:sz w:val="20"/>
+      <w:szCs w:val="20"/>
+    </w:rPr>
+  </w:style>
 </w:styles>
+</file>
+
+<file path=word/theme/theme1.xml><?xml version="1.0" encoding="utf-8"?>
+<a:theme xmlns:a="http://schemas.openxmlformats.org/drawingml/2006/main" name="Temă Office">
+  <a:themeElements>
+    <a:clrScheme name="Office">
+      <a:dk1>
+        <a:sysClr val="windowText" lastClr="000000"/>
+      </a:dk1>
+      <a:lt1>
+        <a:sysClr val="window" lastClr="FFFFFF"/>
+      </a:lt1>
+      <a:dk2>
+        <a:srgbClr val="44546A"/>
+      </a:dk2>
+      <a:lt2>
+        <a:srgbClr val="E7E6E6"/>
+      </a:lt2>
+      <a:accent1>
+        <a:srgbClr val="4472C4"/>
+      </a:accent1>
+      <a:accent2>
+        <a:srgbClr val="ED7D31"/>
+      </a:accent2>
+      <a:accent3>
+        <a:srgbClr val="A5A5A5"/>
+      </a:accent3>
+      <a:accent4>
+        <a:srgbClr val="FFC000"/>
+      </a:accent4>
+      <a:accent5>
+        <a:srgbClr val="5B9BD5"/>
+      </a:accent5>
+      <a:accent6>
+        <a:srgbClr val="70AD47"/>
+      </a:accent6>
+      <a:hlink>
+        <a:srgbClr val="0563C1"/>
+      </a:hlink>
+      <a:folHlink>
+        <a:srgbClr val="954F72"/>
+      </a:folHlink>
+    </a:clrScheme>
+    <a:fontScheme name="Office">
+      <a:majorFont>
+        <a:latin typeface="Calibri Light" panose="020F0302020204030204"/>
+        <a:ea typeface=""/>
+        <a:cs typeface=""/>
+        <a:font script="Jpan" typeface="游ゴシック Light"/>
+        <a:font script="Hang" typeface="맑은 고딕"/>
+        <a:font script="Hans" typeface="等线 Light"/>
+        <a:font script="Hant" typeface="新細明體"/>
+        <a:font script="Arab" typeface="Times New Roman"/>
+        <a:font script="Hebr" typeface="Times New Roman"/>
+        <a:font script="Thai" typeface="Angsana New"/>
+        <a:font script="Ethi" typeface="Nyala"/>
+        <a:font script="Beng" typeface="Vrinda"/>
+        <a:font script="Gujr" typeface="Shruti"/>
+        <a:font script="Khmr" typeface="MoolBoran"/>
+        <a:font script="Knda" typeface="Tunga"/>
+        <a:font script="Guru" typeface="Raavi"/>
+        <a:font script="Cans" typeface="Euphemia"/>
+        <a:font script="Cher" typeface="Plantagenet Cherokee"/>
+        <a:font script="Yiii" typeface="Microsoft Yi Baiti"/>
+        <a:font script="Tibt" typeface="Microsoft Himalaya"/>
+        <a:font script="Thaa" typeface="MV Boli"/>
+        <a:font script="Deva" typeface="Mangal"/>
+        <a:font script="Telu" typeface="Gautami"/>
+        <a:font script="Taml" typeface="Latha"/>
+        <a:font script="Syrc" typeface="Estrangelo Edessa"/>
+        <a:font script="Orya" typeface="Kalinga"/>
+        <a:font script="Mlym" typeface="Kartika"/>
+        <a:font script="Laoo" typeface="DokChampa"/>
+        <a:font script="Sinh" typeface="Iskoola Pota"/>
+        <a:font script="Mong" typeface="Mongolian Baiti"/>
+        <a:font script="Viet" typeface="Times New Roman"/>
+        <a:font script="Uigh" typeface="Microsoft Uighur"/>
+        <a:font script="Geor" typeface="Sylfaen"/>
+        <a:font script="Armn" typeface="Arial"/>
+        <a:font script="Bugi" typeface="Leelawadee UI"/>
+        <a:font script="Bopo" typeface="Microsoft JhengHei"/>
+        <a:font script="Java" typeface="Javanese Text"/>
+        <a:font script="Lisu" typeface="Segoe UI"/>
+        <a:font script="Mymr" typeface="Myanmar Text"/>
+        <a:font script="Nkoo" typeface="Ebrima"/>
+        <a:font script="Olck" typeface="Nirmala UI"/>
+        <a:font script="Osma" typeface="Ebrima"/>
+        <a:font script="Phag" typeface="Phagspa"/>
+        <a:font script="Syrn" typeface="Estrangelo Edessa"/>
+        <a:font script="Syrj" typeface="Estrangelo Edessa"/>
+        <a:font script="Syre" typeface="Estrangelo Edessa"/>
+        <a:font script="Sora" typeface="Nirmala UI"/>
+        <a:font script="Tale" typeface="Microsoft Tai Le"/>
+        <a:font script="Talu" typeface="Microsoft New Tai Lue"/>
+        <a:font script="Tfng" typeface="Ebrima"/>
+      </a:majorFont>
+      <a:minorFont>
+        <a:latin typeface="Calibri" panose="020F0502020204030204"/>
+        <a:ea typeface=""/>
+        <a:cs typeface=""/>
+        <a:font script="Jpan" typeface="游明朝"/>
+        <a:font script="Hang" typeface="맑은 고딕"/>
+        <a:font script="Hans" typeface="等线"/>
+        <a:font script="Hant" typeface="新細明體"/>
+        <a:font script="Arab" typeface="Arial"/>
+        <a:font script="Hebr" typeface="Arial"/>
+        <a:font script="Thai" typeface="Cordia New"/>
+        <a:font script="Ethi" typeface="Nyala"/>
+        <a:font script="Beng" typeface="Vrinda"/>
+        <a:font script="Gujr" typeface="Shruti"/>
+        <a:font script="Khmr" typeface="DaunPenh"/>
+        <a:font script="Knda" typeface="Tunga"/>
+        <a:font script="Guru" typeface="Raavi"/>
+        <a:font script="Cans" typeface="Euphemia"/>
+        <a:font script="Cher" typeface="Plantagenet Cherokee"/>
+        <a:font script="Yiii" typeface="Microsoft Yi Baiti"/>
+        <a:font script="Tibt" typeface="Microsoft Himalaya"/>
+        <a:font script="Thaa" typeface="MV Boli"/>
+        <a:font script="Deva" typeface="Mangal"/>
+        <a:font script="Telu" typeface="Gautami"/>
+        <a:font script="Taml" typeface="Latha"/>
+        <a:font script="Syrc" typeface="Estrangelo Edessa"/>
+        <a:font script="Orya" typeface="Kalinga"/>
+        <a:font script="Mlym" typeface="Kartika"/>
+        <a:font script="Laoo" typeface="DokChampa"/>
+        <a:font script="Sinh" typeface="Iskoola Pota"/>
+        <a:font script="Mong" typeface="Mongolian Baiti"/>
+        <a:font script="Viet" typeface="Arial"/>
+        <a:font script="Uigh" typeface="Microsoft Uighur"/>
+        <a:font script="Geor" typeface="Sylfaen"/>
+        <a:font script="Armn" typeface="Arial"/>
+        <a:font script="Bugi" typeface="Leelawadee UI"/>
+        <a:font script="Bopo" typeface="Microsoft JhengHei"/>
+        <a:font script="Java" typeface="Javanese Text"/>
+        <a:font script="Lisu" typeface="Segoe UI"/>
+        <a:font script="Mymr" typeface="Myanmar Text"/>
+        <a:font script="Nkoo" typeface="Ebrima"/>
+        <a:font script="Olck" typeface="Nirmala UI"/>
+        <a:font script="Osma" typeface="Ebrima"/>
+        <a:font script="Phag" typeface="Phagspa"/>
+        <a:font script="Syrn" typeface="Estrangelo Edessa"/>
+        <a:font script="Syrj" typeface="Estrangelo Edessa"/>
+        <a:font script="Syre" typeface="Estrangelo Edessa"/>
+        <a:font script="Sora" typeface="Nirmala UI"/>
+        <a:font script="Tale" typeface="Microsoft Tai Le"/>
+        <a:font script="Talu" typeface="Microsoft New Tai Lue"/>
+        <a:font script="Tfng" typeface="Ebrima"/>
+      </a:minorFont>
+    </a:fontScheme>
+    <a:fmtScheme name="Office">
+      <a:fillStyleLst>
+        <a:solidFill>
+          <a:schemeClr val="phClr"/>
+        </a:solidFill>
+        <a:gradFill rotWithShape="1">
+          <a:gsLst>
+            <a:gs pos="0">
+              <a:schemeClr val="phClr">
+                <a:lumMod val="110000"/>
+                <a:satMod val="105000"/>
+                <a:tint val="67000"/>
+              </a:schemeClr>
+            </a:gs>
+            <a:gs pos="50000">
+              <a:schemeClr val="phClr">
+                <a:lumMod val="105000"/>
+                <a:satMod val="103000"/>
+                <a:tint val="73000"/>
+              </a:schemeClr>
+            </a:gs>
+            <a:gs pos="100000">
+              <a:schemeClr val="phClr">
+                <a:lumMod val="105000"/>
+                <a:satMod val="109000"/>
+                <a:tint val="81000"/>
+              </a:schemeClr>
+            </a:gs>
+          </a:gsLst>
+          <a:lin ang="5400000" scaled="0"/>
+        </a:gradFill>
+        <a:gradFill rotWithShape="1">
+          <a:gsLst>
+            <a:gs pos="0">
+              <a:schemeClr val="phClr">
+                <a:satMod val="103000"/>
+                <a:lumMod val="102000"/>
+                <a:tint val="94000"/>
+              </a:schemeClr>
+            </a:gs>
+            <a:gs pos="50000">
+              <a:schemeClr val="phClr">
+                <a:satMod val="110000"/>
+                <a:lumMod val="100000"/>
+                <a:shade val="100000"/>
+              </a:schemeClr>
+            </a:gs>
+            <a:gs pos="100000">
+              <a:schemeClr val="phClr">
+                <a:lumMod val="99000"/>
+                <a:satMod val="120000"/>
+                <a:shade val="78000"/>
+              </a:schemeClr>
+            </a:gs>
+          </a:gsLst>
+          <a:lin ang="5400000" scaled="0"/>
+        </a:gradFill>
+      </a:fillStyleLst>
+      <a:lnStyleLst>
+        <a:ln w="6350" cap="flat" cmpd="sng" algn="ctr">
+          <a:solidFill>
+            <a:schemeClr val="phClr"/>
+          </a:solidFill>
+          <a:prstDash val="solid"/>
+          <a:miter lim="800000"/>
+        </a:ln>
+        <a:ln w="12700" cap="flat" cmpd="sng" algn="ctr">
+          <a:solidFill>
+            <a:schemeClr val="phClr"/>
+          </a:solidFill>
+          <a:prstDash val="solid"/>
+          <a:miter lim="800000"/>
+        </a:ln>
+        <a:ln w="19050" cap="flat" cmpd="sng" algn="ctr">
+          <a:solidFill>
+            <a:schemeClr val="phClr"/>
+          </a:solidFill>
+          <a:prstDash val="solid"/>
+          <a:miter lim="800000"/>
+        </a:ln>
+      </a:lnStyleLst>
+      <a:effectStyleLst>
+        <a:effectStyle>
+          <a:effectLst/>
+        </a:effectStyle>
+        <a:effectStyle>
+          <a:effectLst/>
+        </a:effectStyle>
+        <a:effectStyle>
+          <a:effectLst>
+            <a:outerShdw blurRad="57150" dist="19050" dir="5400000" algn="ctr" rotWithShape="0">
+              <a:srgbClr val="000000">
+                <a:alpha val="63000"/>
+              </a:srgbClr>
+            </a:outerShdw>
+          </a:effectLst>
+        </a:effectStyle>
+      </a:effectStyleLst>
+      <a:bgFillStyleLst>
+        <a:solidFill>
+          <a:schemeClr val="phClr"/>
+        </a:solidFill>
+        <a:solidFill>
+          <a:schemeClr val="phClr">
+            <a:tint val="95000"/>
+            <a:satMod val="170000"/>
+          </a:schemeClr>
+        </a:solidFill>
+        <a:gradFill rotWithShape="1">
+          <a:gsLst>
+            <a:gs pos="0">
+              <a:schemeClr val="phClr">
+                <a:tint val="93000"/>
+                <a:satMod val="150000"/>
+                <a:shade val="98000"/>
+                <a:lumMod val="102000"/>
+              </a:schemeClr>
+            </a:gs>
+            <a:gs pos="50000">
+              <a:schemeClr val="phClr">
+                <a:tint val="98000"/>
+                <a:satMod val="130000"/>
+                <a:shade val="90000"/>
+                <a:lumMod val="103000"/>
+              </a:schemeClr>
+            </a:gs>
+            <a:gs pos="100000">
+              <a:schemeClr val="phClr">
+                <a:shade val="63000"/>
+                <a:satMod val="120000"/>
+              </a:schemeClr>
+            </a:gs>
+          </a:gsLst>
+          <a:lin ang="5400000" scaled="0"/>
+        </a:gradFill>
+      </a:bgFillStyleLst>
+    </a:fmtScheme>
+  </a:themeElements>
+  <a:objectDefaults/>
+  <a:extraClrSchemeLst/>
+  <a:extLst>
+    <a:ext uri="{05A4C25C-085E-4340-85A3-A5531E510DB2}">
+      <thm15:themeFamily xmlns:thm15="http://schemas.microsoft.com/office/thememl/2012/main" name="Office Theme" id="{62F939B6-93AF-4DB8-9C6B-D6C7DFDC589F}" vid="{4A3C46E8-61CC-4603-A589-7422A47A8E4A}"/>
+    </a:ext>
+  </a:extLst>
+</a:theme>
 </file>
--- a/documents/Introducere_Fix.docx
+++ b/documents/Introducere_Fix.docx
@@ -1,10 +1,10 @@
 
 <file path=word/document.xml><?xml version="1.0" encoding="utf-8"?>
-<w:document xmlns:wpc="http://schemas.microsoft.com/office/word/2010/wordprocessingCanvas" xmlns:mc="http://schemas.openxmlformats.org/markup-compatibility/2006" xmlns:o="urn:schemas-microsoft-com:office:office" xmlns:r="http://schemas.openxmlformats.org/officeDocument/2006/relationships" xmlns:m="http://schemas.openxmlformats.org/officeDocument/2006/math" xmlns:v="urn:schemas-microsoft-com:vml" xmlns:wp14="http://schemas.microsoft.com/office/word/2010/wordprocessingDrawing" xmlns:wp="http://schemas.openxmlformats.org/drawingml/2006/wordprocessingDrawing" xmlns:w10="urn:schemas-microsoft-com:office:word" xmlns:w="http://schemas.openxmlformats.org/wordprocessingml/2006/main" xmlns:w14="http://schemas.microsoft.com/office/word/2010/wordml" xmlns:w15="http://schemas.microsoft.com/office/word/2012/wordml" xmlns:wpg="http://schemas.microsoft.com/office/word/2010/wordprocessingGroup" xmlns:wpi="http://schemas.microsoft.com/office/word/2010/wordprocessingInk" xmlns:wne="http://schemas.microsoft.com/office/word/2006/wordml" xmlns:wps="http://schemas.microsoft.com/office/word/2010/wordprocessingShape" xmlns:cx="http://schemas.microsoft.com/office/drawing/2014/chartex" xmlns:cx1="http://schemas.microsoft.com/office/drawing/2015/9/8/chartex" xmlns:cx2="http://schemas.microsoft.com/office/drawing/2015/10/21/chartex" xmlns:cx3="http://schemas.microsoft.com/office/drawing/2016/5/9/chartex" xmlns:cx4="http://schemas.microsoft.com/office/drawing/2016/5/10/chartex" xmlns:cx5="http://schemas.microsoft.com/office/drawing/2016/5/11/chartex" xmlns:cx6="http://schemas.microsoft.com/office/drawing/2016/5/12/chartex" xmlns:cx7="http://schemas.microsoft.com/office/drawing/2016/5/13/chartex" xmlns:cx8="http://schemas.microsoft.com/office/drawing/2016/5/14/chartex" xmlns:aink="http://schemas.microsoft.com/office/drawing/2016/ink" xmlns:am3d="http://schemas.microsoft.com/office/drawing/2017/model3d" xmlns:w16cex="http://schemas.microsoft.com/office/word/2018/wordml/cex" xmlns:w16cid="http://schemas.microsoft.com/office/word/2016/wordml/cid" xmlns:w16="http://schemas.microsoft.com/office/word/2018/wordml" xmlns:w16sdtdh="http://schemas.microsoft.com/office/word/2020/wordml/sdtdatahash" xmlns:w16se="http://schemas.microsoft.com/office/word/2015/wordml/symex" mc:Ignorable="w14 w15 wp14">
+<w:document xmlns:wpc="http://schemas.microsoft.com/office/word/2010/wordprocessingCanvas" xmlns:cx="http://schemas.microsoft.com/office/drawing/2014/chartex" xmlns:cx1="http://schemas.microsoft.com/office/drawing/2015/9/8/chartex" xmlns:cx2="http://schemas.microsoft.com/office/drawing/2015/10/21/chartex" xmlns:cx3="http://schemas.microsoft.com/office/drawing/2016/5/9/chartex" xmlns:cx4="http://schemas.microsoft.com/office/drawing/2016/5/10/chartex" xmlns:cx5="http://schemas.microsoft.com/office/drawing/2016/5/11/chartex" xmlns:cx6="http://schemas.microsoft.com/office/drawing/2016/5/12/chartex" xmlns:cx7="http://schemas.microsoft.com/office/drawing/2016/5/13/chartex" xmlns:cx8="http://schemas.microsoft.com/office/drawing/2016/5/14/chartex" xmlns:mc="http://schemas.openxmlformats.org/markup-compatibility/2006" xmlns:aink="http://schemas.microsoft.com/office/drawing/2016/ink" xmlns:am3d="http://schemas.microsoft.com/office/drawing/2017/model3d" xmlns:o="urn:schemas-microsoft-com:office:office" xmlns:oel="http://schemas.microsoft.com/office/2019/extlst" xmlns:r="http://schemas.openxmlformats.org/officeDocument/2006/relationships" xmlns:m="http://schemas.openxmlformats.org/officeDocument/2006/math" xmlns:v="urn:schemas-microsoft-com:vml" xmlns:wp14="http://schemas.microsoft.com/office/word/2010/wordprocessingDrawing" xmlns:wp="http://schemas.openxmlformats.org/drawingml/2006/wordprocessingDrawing" xmlns:w10="urn:schemas-microsoft-com:office:word" xmlns:w="http://schemas.openxmlformats.org/wordprocessingml/2006/main" xmlns:w14="http://schemas.microsoft.com/office/word/2010/wordml" xmlns:w15="http://schemas.microsoft.com/office/word/2012/wordml" xmlns:w16cex="http://schemas.microsoft.com/office/word/2018/wordml/cex" xmlns:w16cid="http://schemas.microsoft.com/office/word/2016/wordml/cid" xmlns:w16="http://schemas.microsoft.com/office/word/2018/wordml" xmlns:w16du="http://schemas.microsoft.com/office/word/2023/wordml/word16du" xmlns:w16sdtdh="http://schemas.microsoft.com/office/word/2020/wordml/sdtdatahash" xmlns:w16sdtfl="http://schemas.microsoft.com/office/word/2024/wordml/sdtformatlock" xmlns:w16se="http://schemas.microsoft.com/office/word/2015/wordml/symex" xmlns:wpg="http://schemas.microsoft.com/office/word/2010/wordprocessingGroup" xmlns:wpi="http://schemas.microsoft.com/office/word/2010/wordprocessingInk" xmlns:wne="http://schemas.microsoft.com/office/word/2006/wordml" xmlns:wps="http://schemas.microsoft.com/office/word/2010/wordprocessingShape" mc:Ignorable="w14 w15 w16se w16cid w16 w16cex w16sdtdh w16sdtfl w16du wp14">
   <w:body>
     <w:p>
       <w:pPr>
-        <w:spacing w:after="200" w:before="240"/>
+        <w:spacing w:before="240" w:after="200"/>
       </w:pPr>
       <w:r>
         <w:rPr>
@@ -13,12 +13,12 @@
           <w:sz w:val="32"/>
           <w:szCs w:val="32"/>
         </w:rPr>
-        <w:t xml:space="preserve">Capitolul I – Introducere</w:t>
-      </w:r>
-    </w:p>
-    <w:p>
-      <w:pPr>
-        <w:spacing w:after="140" w:before="220"/>
+        <w:t>Capitolul I – Introducere</w:t>
+      </w:r>
+    </w:p>
+    <w:p>
+      <w:pPr>
+        <w:spacing w:before="220" w:after="140"/>
       </w:pPr>
       <w:r>
         <w:rPr>
@@ -27,112 +27,161 @@
           <w:sz w:val="26"/>
           <w:szCs w:val="26"/>
         </w:rPr>
-        <w:t xml:space="preserve">1.1. Contextul vehiculelor definite prin software (SDV)</w:t>
-      </w:r>
-    </w:p>
-    <w:p>
-      <w:pPr>
-        <w:spacing w:after="160" w:line="276"/>
+        <w:t>1.1. Contextul vehiculelor definite prin software (SDV)</w:t>
+      </w:r>
+    </w:p>
+    <w:p>
+      <w:pPr>
+        <w:spacing w:after="160" w:line="276" w:lineRule="auto"/>
         <w:jc w:val="both"/>
       </w:pPr>
       <w:r>
-        <w:t xml:space="preserve">Automobilul modern a încetat să mai fie un ansamblu mecanic asistat electronic și a devenit, în esență, un calculator distribuit pe roți. Funcții care odinioară erau realizate prin componente dedicate, de la asistența la frânare până la gestionarea confortului, sunt astăzi implementate preponderent în software, iar valoarea și diferențierea unui vehicul se mută dinspre hardware înspre codul care rulează pe el</w:t>
+        <w:t>Automobilul modern a încetat să mai fie un ansamblu mecanic asistat electronic și a devenit, în esență, un calculator distribuit pe roți. Funcții care odinioară erau realizate prin componente dedicate, de la asistența la frânare până la gestionarea confortului, sunt astăzi implementate preponderent în software, iar valoarea și diferențierea unui vehicul se mută dinspre hardware înspre codul care rulează pe el</w:t>
       </w:r>
       <w:commentRangeStart w:id="0"/>
       <w:commentRangeEnd w:id="0"/>
       <w:r>
         <w:rPr>
-          <w:rStyle w:val="CommentReference"/>
+          <w:rStyle w:val="Referincomentariu"/>
+          <w:sz w:val="24"/>
+          <w:szCs w:val="24"/>
         </w:rPr>
         <w:commentReference w:id="0"/>
       </w:r>
       <w:r>
-        <w:t xml:space="preserve">. Dimensiunea acestei mutări este cuantificabilă: dacă în 2018 software-ul reprezenta circa 10% din conținutul unui autoturism de clasă D (mare), se estimează că ponderea sa va ajunge la aproximativ 30% până în 2030 — „Software represents 10 percent of overall vehicle content today for a D-segment, or large, car […] to reach 30 percent of overall vehicle content (around $5,200) in 2030” [1] —, în timp ce electronica, în ansamblu, crește de la circa 40% din costul unui vehicul în 2020 la 45% în 2030 [2]; pe termen mai lung, piața globală de software și electronică auto este proiectată să ajungă la aproximativ 519 miliarde USD în 2035 [3]. Această schimbare de paradigmă este surprinsă de conceptul de vehicul definit prin software (Software-Defined Vehicle, SDV), în care comportamentul mașinii poate fi modificat, corectat și îmbogățit pe durata întregului ciclu de viață prin actualizări livrate la distanță (Over-the-Air, OTA</w:t>
+        <w:t xml:space="preserve">. Dimensiunea acestei mutări este cuantificabilă: dacă în 2018 software-ul reprezenta circa 10% din conținutul unui autoturism de clasă D (mare), se estimează că ponderea sa va ajunge la aproximativ 30% până în 2030 </w:t>
+      </w:r>
+      <w:r>
+        <w:t>-</w:t>
+      </w:r>
+      <w:r>
+        <w:t xml:space="preserve"> „Software represents 10 percent of overall vehicle content today for a D-segment, or large, car […] to reach 30 percent of overall vehicle content (around $5,200) in 2030” [1] </w:t>
+      </w:r>
+      <w:r>
+        <w:t>-</w:t>
+      </w:r>
+      <w:r>
+        <w:t>, în timp ce electronica, în ansamblu, crește de la circa 40% din costul unui vehicul în 2020 la 45% în 2030 [2]; pe termen mai lung, piața globală de software și electronică auto este proiectată să ajungă la aproximativ 519 miliarde USD în 2035 [3]. Această schimbare de paradigmă este surprinsă de conceptul de vehicul definit prin software (Software-Defined Vehicle, SDV), în care comportamentul mașinii poate fi modificat, corectat și îmbogățit pe durata întregului ciclu de viață prin actualizări livrate la distanță (Over-the-Air, OTA</w:t>
       </w:r>
       <w:commentRangeStart w:id="1"/>
       <w:commentRangeEnd w:id="1"/>
       <w:r>
         <w:rPr>
-          <w:rStyle w:val="CommentReference"/>
+          <w:rStyle w:val="Referincomentariu"/>
+          <w:sz w:val="24"/>
+          <w:szCs w:val="24"/>
         </w:rPr>
         <w:commentReference w:id="1"/>
       </w:r>
       <w:r>
-        <w:t xml:space="preserve">).</w:t>
-      </w:r>
-    </w:p>
-    <w:p>
-      <w:pPr>
-        <w:spacing w:after="160" w:line="276"/>
+        <w:t>).</w:t>
+      </w:r>
+    </w:p>
+    <w:p>
+      <w:pPr>
+        <w:spacing w:after="160" w:line="276" w:lineRule="auto"/>
         <w:jc w:val="both"/>
       </w:pPr>
       <w:r>
-        <w:t xml:space="preserve">Trecerea la SDV nu ar fi fost posibilă fără o reorganizare profundă a arhitecturii electrice și electronice (E/E) a vehiculului. Modelul clasic, în care fiecare funcție era controlată de o unitate electronică de comandă (Electronic Control Unit, ECU) proprie, a condus la zeci sau chiar sute de ECU-uri</w:t>
+        <w:t>Trecerea la SDV nu ar fi fost posibilă fără o reorganizare profundă a arhitecturii electrice și electronice (E/E) a vehiculului. Modelul clasic, în care fiecare funcție era controlată de o unitate electronică de comandă (Electronic Control Unit, ECU) proprie, a condus la zeci sau chiar sute de ECU-uri</w:t>
       </w:r>
       <w:commentRangeStart w:id="2"/>
       <w:commentRangeEnd w:id="2"/>
       <w:r>
         <w:rPr>
-          <w:rStyle w:val="CommentReference"/>
+          <w:rStyle w:val="Referincomentariu"/>
+          <w:sz w:val="24"/>
+          <w:szCs w:val="24"/>
         </w:rPr>
         <w:commentReference w:id="2"/>
       </w:r>
       <w:r>
-        <w:t xml:space="preserve"> — „Some vehicles now feature more than 100 control units in total” [4], iar în modelele premium cu sisteme avansate de asistență numărul poate crește semnificativ: high-end cars „may contain 150 ECUs or more” [5], alături de un număr de senzori de ordinul zecilor spre o sută (estimare industrială) — iar industria a evoluat de la arhitecturi distribuite, la arhitecturi organizate pe domenii, iar în prezent către arhitecturi zonale susținute de câteva calculatoare centrale. Consecința directă este că un volum uriaș de software se concentrează pe tot mai puține noduri, iar un defect software devine un risc la nivel de sistem, nu doar o problemă locală. Că miza este reală o arată chiar experiența marilor producători: numărul rechemărilor în service cauzate de software a crescut constant, ajungând la aproape 15% din totalul rechemărilor în 2023 [6], iar capacitatea de actualizare Over-the-Air s-a extins rapid</w:t>
+        <w:t xml:space="preserve"> </w:t>
+      </w:r>
+      <w:r>
+        <w:t>-</w:t>
+      </w:r>
+      <w:r>
+        <w:t xml:space="preserve"> „Some vehicles now feature more than 100 control units in total” [4], iar în modelele premium cu sisteme avansate de asistență numărul poate crește semnificativ: high-end cars „may contain 150 ECUs or more” [5], alături de un număr de senzori de ordinul zecilor spre o sută (estimare industrială) </w:t>
+      </w:r>
+      <w:r>
+        <w:t>-</w:t>
+      </w:r>
+      <w:r>
+        <w:t xml:space="preserve"> iar industria a evoluat de la arhitecturi distribuite, la arhitecturi organizate pe domenii, iar în prezent către arhitecturi zonale susținute de câteva calculatoare centrale. Consecința directă este că un volum uriaș de software se concentrează pe tot mai puține noduri, iar un defect software devine un risc la nivel de sistem, nu doar o problemă locală. Că miza este reală o arată chiar experiența marilor producători: numărul rechemărilor în service cauzate de software a crescut constant, ajungând la aproape 15% din totalul rechemărilor în 2023 [6], iar capacitatea de actualizare Over-the-Air s-a extins rapid</w:t>
       </w:r>
       <w:commentRangeStart w:id="3"/>
       <w:commentRangeEnd w:id="3"/>
       <w:r>
         <w:rPr>
-          <w:rStyle w:val="CommentReference"/>
+          <w:rStyle w:val="Referincomentariu"/>
+          <w:sz w:val="24"/>
+          <w:szCs w:val="24"/>
         </w:rPr>
         <w:commentReference w:id="3"/>
       </w:r>
       <w:r>
-        <w:t xml:space="preserve"> — „In early 2018 in the U.S., 33 models across five brands had OTA capabilities” și „In late 2023, around 309 models across 23 brands had OTA capabilities” [7]. Grupul Volkswagen, prin divizia sa de software CARIAD, a amânat cu aproximativ un an lansările modelelor Audi Q6 e-tron și Porsche Macan electric din cauza problemelor software [8], iar General Motors a oprit temporar vânzările modelului Chevrolet Blazer EV la finalul anului 2023, după ce primi clienți au raportat blocaje ale ecranelor și defecțiuni la încărcare, remediate ulterior printr-o actualizare software efectuată la dealer [9]. Fenomenul nu ocolește niciun constructor important, de la Mercedes-Benz, BMW și Toyota până la Honda și Ford, toți aflați în aceeași tranziție către mașina definită de software, cu Tesla drept pionier al modelului de actualizare OTA.</w:t>
-      </w:r>
-    </w:p>
-    <w:p>
-      <w:pPr>
-        <w:spacing w:after="160" w:line="276"/>
+        <w:t xml:space="preserve"> </w:t>
+      </w:r>
+      <w:r>
+        <w:t>-</w:t>
+      </w:r>
+      <w:r>
+        <w:t xml:space="preserve"> „In early 2018 in the U.S., 33 models across five brands had OTA capabilities” și „In late 2023, around 309 models across 23 brands had OTA capabilities” [7]. Grupul Volkswagen, prin divizia sa de software CARIAD, a amânat cu aproximativ un an lansările modelelor Audi Q6 e-tron și Porsche Macan electric din cauza problemelor software [8], iar General Motors a oprit temporar vânzările modelului Chevrolet Blazer EV la finalul anului 2023, după ce primi clienți au raportat blocaje ale ecranelor și defecțiuni la încărcare, remediate ulterior printr-o actualizare software efectuată la dealer [9]. Fenomenul nu ocolește niciun constructor important, de la Mercedes-Benz, BMW și Toyota până la Honda și Ford, toți aflați în aceeași </w:t>
+      </w:r>
+      <w:r>
+        <w:lastRenderedPageBreak/>
+        <w:t>tranziție către mașina definită de software, cu Tesla drept pionier al modelului de actualizare OTA.</w:t>
+      </w:r>
+    </w:p>
+    <w:p>
+      <w:pPr>
+        <w:spacing w:after="160" w:line="276" w:lineRule="auto"/>
         <w:jc w:val="both"/>
       </w:pPr>
       <w:r>
-        <w:t xml:space="preserve">Amploarea acestei tranziții este confirmată de studiile de piață</w:t>
+        <w:t>Amploarea acestei tranziții este confirmată de studiile de piață</w:t>
       </w:r>
       <w:commentRangeStart w:id="4"/>
       <w:commentRangeEnd w:id="4"/>
       <w:r>
         <w:rPr>
-          <w:rStyle w:val="CommentReference"/>
+          <w:rStyle w:val="Referincomentariu"/>
+          <w:sz w:val="24"/>
+          <w:szCs w:val="24"/>
         </w:rPr>
         <w:commentReference w:id="4"/>
       </w:r>
       <w:r>
-        <w:t xml:space="preserve">: conform Raportului IoT Analytics privind adopția SDV 2026, „45% of automotive OEMs and suppliers currently rank the transition to SDVs as their top strategic priority” [10]. În acest context, alegerea platformei de calcul devine esențială, iar lucrarea de față se sprijină pe familia de microcontrolere automotive NXP S32, folosită pe scară largă în producția de serie. Nodul central este un hub zonal S32K3, concret S32K344, cu nucleu Arm Cortex-M7 în configurație lockstep și calificat AEC-Q100, iar nodurile de margine provin din familia S32K1</w:t>
+        <w:t>: conform Raportului IoT Analytics privind adopția SDV 2026, „45% of automotive OEMs and suppliers currently rank the transition to SDVs as their top strategic priority” [10]. În acest context, alegerea platformei de calcul devine esențială, iar lucrarea de față se sprijină pe familia de microcontrolere automotive NXP S32, folosită pe scară largă în producția de serie. Nodul central este un hub zonal S32K3, concret S32K344, cu nucleu Arm Cortex-M7 în configurație lockstep și calificat AEC-Q100, iar nodurile de margine provin din familia S32K1</w:t>
       </w:r>
       <w:commentRangeStart w:id="5"/>
       <w:commentRangeEnd w:id="5"/>
       <w:r>
         <w:rPr>
-          <w:rStyle w:val="CommentReference"/>
+          <w:rStyle w:val="Referincomentariu"/>
+          <w:sz w:val="24"/>
+          <w:szCs w:val="24"/>
         </w:rPr>
         <w:commentReference w:id="5"/>
       </w:r>
       <w:r>
-        <w:t xml:space="preserve">, interconectate prin CAN FD. Pentru partea de inteligență artificială pe microcontroler, proiectul folosește lanțul de instrumente NXP eIQ (eIQ Toolkit și eIQ Auto ML SDK) împreună cu LiteRT</w:t>
+        <w:t>, interconectate prin CAN FD. Pentru partea de inteligență artificială pe microcontroler, proiectul folosește lanțul de instrumente NXP eIQ (eIQ Toolkit și eIQ Auto ML SDK) împreună cu LiteRT</w:t>
       </w:r>
       <w:commentRangeStart w:id="6"/>
       <w:commentRangeEnd w:id="6"/>
       <w:r>
         <w:rPr>
-          <w:rStyle w:val="CommentReference"/>
+          <w:rStyle w:val="Referincomentariu"/>
+          <w:sz w:val="24"/>
+          <w:szCs w:val="24"/>
+          <w:vertAlign w:val="superscript"/>
         </w:rPr>
         <w:commentReference w:id="6"/>
       </w:r>
       <w:r>
         <w:rPr>
-          <w:rStyle w:val="FootnoteReference"/>
+          <w:rStyle w:val="Referinnotdesubsol"/>
         </w:rPr>
         <w:footnoteReference w:id="1"/>
       </w:r>
@@ -142,7 +191,7 @@
     </w:p>
     <w:p>
       <w:pPr>
-        <w:spacing w:after="160" w:before="80"/>
+        <w:spacing w:before="80" w:after="160"/>
         <w:jc w:val="center"/>
       </w:pPr>
       <w:r>
@@ -151,26 +200,58 @@
           <w:iCs/>
           <w:color w:val="7F7F7F"/>
         </w:rPr>
-        <w:t xml:space="preserve">[FIGURA 1.1: Schema de ansamblu a unui vehicul definit prin software (SDV) — de inserat.]</w:t>
-      </w:r>
-    </w:p>
-    <w:p>
-      <w:pPr>
-        <w:spacing w:after="160" w:before="80"/>
-        <w:jc w:val="center"/>
-      </w:pPr>
+        <w:t xml:space="preserve">[FIGURA 1.1: Schema de ansamblu a unui vehicul definit prin software (SDV) </w:t>
+      </w:r>
       <w:r>
         <w:rPr>
           <w:i/>
           <w:iCs/>
           <w:color w:val="7F7F7F"/>
         </w:rPr>
-        <w:t xml:space="preserve">[FIGURA 1.2: Schemele bloc ale microcontrolerelor S32K344 și S32K1 — de inserat.]</w:t>
-      </w:r>
-    </w:p>
-    <w:p>
-      <w:pPr>
-        <w:spacing w:after="140" w:before="220"/>
+        <w:t>-</w:t>
+      </w:r>
+      <w:r>
+        <w:rPr>
+          <w:i/>
+          <w:iCs/>
+          <w:color w:val="7F7F7F"/>
+        </w:rPr>
+        <w:t xml:space="preserve"> de inserat.]</w:t>
+      </w:r>
+    </w:p>
+    <w:p>
+      <w:pPr>
+        <w:spacing w:before="80" w:after="160"/>
+        <w:jc w:val="center"/>
+      </w:pPr>
+      <w:r>
+        <w:rPr>
+          <w:i/>
+          <w:iCs/>
+          <w:color w:val="7F7F7F"/>
+        </w:rPr>
+        <w:t xml:space="preserve">[FIGURA 1.2: Schemele bloc ale microcontrolerelor S32K344 și S32K1 </w:t>
+      </w:r>
+      <w:r>
+        <w:rPr>
+          <w:i/>
+          <w:iCs/>
+          <w:color w:val="7F7F7F"/>
+        </w:rPr>
+        <w:t>-</w:t>
+      </w:r>
+      <w:r>
+        <w:rPr>
+          <w:i/>
+          <w:iCs/>
+          <w:color w:val="7F7F7F"/>
+        </w:rPr>
+        <w:t xml:space="preserve"> de inserat.]</w:t>
+      </w:r>
+    </w:p>
+    <w:p>
+      <w:pPr>
+        <w:spacing w:before="220" w:after="140"/>
       </w:pPr>
       <w:r>
         <w:rPr>
@@ -179,84 +260,116 @@
           <w:sz w:val="26"/>
           <w:szCs w:val="26"/>
         </w:rPr>
-        <w:t xml:space="preserve">1.2. Problema predicției defectelor și a auto-recuperării</w:t>
-      </w:r>
-    </w:p>
-    <w:p>
-      <w:pPr>
-        <w:spacing w:after="160" w:line="276"/>
+        <w:t>1.2. Problema predicției defectelor și a auto-recuperării</w:t>
+      </w:r>
+    </w:p>
+    <w:p>
+      <w:pPr>
+        <w:spacing w:after="160" w:line="276" w:lineRule="auto"/>
         <w:jc w:val="both"/>
       </w:pPr>
       <w:r>
-        <w:t xml:space="preserve">Concentrarea funcționalității în software ridică o întrebare pe care arhitecturile clasice o puteau ignora: ce se întâmplă atunci când software-ul însuși se degradează? Spre deosebire de defectele hardware, defectele software de tip epuizare (scurgere) treptată a memoriei (memory leak), ratarea repetată a unor termene de execuție (deadline miss) sau acumularea de erori pe magistrala de comunicație sunt adesea silențioase, se instalează lent și se pot propaga dincolo de ECU-ul care le-a generat, afectând funcții aparent independente. Mecanismele tradiționale de diagnoză din automobile, codurile de defect (Diagnostic Trouble Codes, DTC), sunt în esență reactive: consemnează un defect după ce acesta s-a produs, nu înainte.</w:t>
-      </w:r>
-    </w:p>
-    <w:p>
-      <w:pPr>
-        <w:spacing w:after="160" w:line="276"/>
+        <w:t>Concentrarea funcționalității în software ridică o întrebare pe care arhitecturile clasice o puteau ignora: ce se întâmplă atunci când software-ul însuși se degradează? Spre deosebire de defectele hardware, defectele software de tip epuizare (scurgere) treptată a memoriei (memory leak), ratarea repetată a unor termene de execuție (deadline miss) sau acumularea de erori pe magistrala de comunicație sunt adesea silențioase, se instalează lent și se pot propaga dincolo de ECU-ul care le-a generat, afectând funcții aparent independente. Mecanismele tradiționale de diagnoză din automobile, codurile de defect (Diagnostic Trouble Codes, DTC), sunt în esență reactive: consemnează un defect după ce acesta s-a produs, nu înainte.</w:t>
+      </w:r>
+    </w:p>
+    <w:p>
+      <w:pPr>
+        <w:spacing w:after="160" w:line="276" w:lineRule="auto"/>
         <w:jc w:val="both"/>
       </w:pPr>
       <w:r>
-        <w:t xml:space="preserve">Direcția de cercetare care încearcă să depășească această limitare este mentenanța predictivă bazată pe învățare automată, aplicată de tot mai mulți autori sistemelor auto (Theissler et al. [11]</w:t>
+        <w:t>Direcția de cercetare care încearcă să depășească această limitare este mentenanța predictivă bazată pe învățare automată, aplicată de tot mai mulți autori sistemelor auto (Theissler et al. [11]</w:t>
       </w:r>
       <w:commentRangeStart w:id="7"/>
       <w:commentRangeEnd w:id="7"/>
       <w:r>
         <w:rPr>
-          <w:rStyle w:val="CommentReference"/>
+          <w:rStyle w:val="Referincomentariu"/>
+          <w:sz w:val="24"/>
+          <w:szCs w:val="24"/>
         </w:rPr>
         <w:commentReference w:id="7"/>
       </w:r>
       <w:r>
-        <w:t xml:space="preserve">). Ideea centrală este monitorizarea continuă a telemetriei și detecția abaterilor de la comportamentul normal, folosind tehnici precum autoencoderele sau pădurile de izolare (Isolation Forest</w:t>
+        <w:t>). Ideea centrală este monitorizarea continuă a telemetriei și detecția abaterilor de la comportamentul normal, folosind tehnici precum autoencoderele sau pădurile de izolare (Isolation Forest</w:t>
       </w:r>
       <w:commentRangeStart w:id="8"/>
       <w:commentRangeEnd w:id="8"/>
       <w:r>
         <w:rPr>
-          <w:rStyle w:val="CommentReference"/>
+          <w:rStyle w:val="Referincomentariu"/>
+          <w:sz w:val="24"/>
+          <w:szCs w:val="24"/>
         </w:rPr>
         <w:commentReference w:id="8"/>
       </w:r>
       <w:r>
-        <w:t xml:space="preserve">) — descrisă de autori drept „a fundamentally different model-based method that explicitly isolates anomalies instead of profiles normal points” [12] —, o metodă nesupervizată care pornește de la observația că anomaliile sunt puține și diferite și pot fi, prin urmare, izolate prin mai puține partiționări aleatoare decât punctele normale. Un autoencoder antrenat exclusiv pe date normale reconstruiește slab intrările anormale, iar eroarea de reconstrucție devine un scor de anomalie. Pe lângă detecție, se urmărește predicția, adică estimarea intervalului de timp până la cădere; de exemplu, extrapolarea pantei cu care scade memoria heap liberă, adică viteza cu care se consumă memoria disponibilă, permite estimarea momentului în care aceasta se va epuiza. Aplicarea acestor metode în vehicul se lovește însă de două obstacole practice: resursele reduse ale microcontrolerelor, care impun modele mici, cuantizate, și, mai ales, lipsa datelor de defect. Datele reale privind defectele software auto sunt, practic, un secret industrial și greu de obținut, întrucât căderile sunt rare, iar semnăturile lor variază mult de la un caz la altul.</w:t>
-      </w:r>
-    </w:p>
-    <w:p>
-      <w:pPr>
-        <w:spacing w:after="160" w:line="276"/>
+        <w:t xml:space="preserve">) </w:t>
+      </w:r>
+      <w:r>
+        <w:t>-</w:t>
+      </w:r>
+      <w:r>
+        <w:t xml:space="preserve"> descrisă de autori drept „a fundamentally different model-based method that explicitly isolates anomalies instead of profiles normal points” [12] </w:t>
+      </w:r>
+      <w:r>
+        <w:t>-</w:t>
+      </w:r>
+      <w:r>
+        <w:t xml:space="preserve">, o metodă nesupervizată care pornește de la observația că anomaliile sunt puține și diferite și pot fi, prin urmare, izolate prin mai puține partiționări aleatoare decât punctele normale. Un autoencoder antrenat exclusiv pe date normale reconstruiește slab intrările anormale, iar </w:t>
+      </w:r>
+      <w:r>
+        <w:lastRenderedPageBreak/>
+        <w:t>eroarea de reconstrucție devine un scor de anomalie. Pe lângă detecție, se urmărește predicția, adică estimarea intervalului de timp până la cădere; de exemplu, extrapolarea pantei cu care scade memoria heap liberă, adică viteza cu care se consumă memoria disponibilă, permite estimarea momentului în care aceasta se va epuiza. Aplicarea acestor metode în vehicul se lovește însă de două obstacole practice: resursele reduse ale microcontrolerelor, care impun modele mici, cuantizate, și, mai ales, lipsa datelor de defect. Datele reale privind defectele software auto sunt, practic, un secret industrial și greu de obținut, întrucât căderile sunt rare, iar semnăturile lor variază mult de la un caz la altul.</w:t>
+      </w:r>
+    </w:p>
+    <w:p>
+      <w:pPr>
+        <w:spacing w:after="160" w:line="276" w:lineRule="auto"/>
         <w:jc w:val="both"/>
       </w:pPr>
       <w:r>
-        <w:t xml:space="preserve">Detecția și predicția rezolvă însă doar jumătate din problemă: într-un vehicul aflat în circulație, a ști că un defect se apropie are valoare doar dacă sistemul poate reacționa singur. Modelul de referință pentru un astfel de comportament provine din calculul autonomic (autonomic computing</w:t>
+        <w:t>Detecția și predicția rezolvă însă doar jumătate din problemă: într-un vehicul aflat în circulație, a ști că un defect se apropie are valoare doar dacă sistemul poate reacționa singur. Modelul de referință pentru un astfel de comportament provine din calculul autonomic (autonomic computing</w:t>
       </w:r>
       <w:commentRangeStart w:id="9"/>
       <w:commentRangeEnd w:id="9"/>
       <w:r>
         <w:rPr>
-          <w:rStyle w:val="CommentReference"/>
+          <w:rStyle w:val="Referincomentariu"/>
+          <w:sz w:val="24"/>
+          <w:szCs w:val="24"/>
         </w:rPr>
         <w:commentReference w:id="9"/>
       </w:r>
       <w:r>
-        <w:t xml:space="preserve">), introdus de IBM în 2001 [13]. Termenul este distinct de cel de sistem autonom (autonomous): Kephart și Chess descriu paradigma drept una care „creates systems that can manage themselves when given high-level objectives from administrators” [14] — adică auto-configurare, auto-optimizare, auto-vindecare și auto-protecție în limitele obiectivelor stabilite de om, nu acțiunea independentă în mediu specifică unui vehicul autonom. Acest model este structurat în bucla de control MAPE-K, cu cinci elemente: Monitor, colectarea telemetriei; Analyze, detecția stării anormale; Plan, alegerea unei acțiuni de remediere; Execute, aplicarea acesteia; și Knowledge, baza de cunoștințe partajată care leagă celelalte patru etape</w:t>
+        <w:t xml:space="preserve">), introdus de IBM în 2001 [13]. Termenul este distinct de cel de sistem autonom (autonomous): Kephart și Chess descriu paradigma drept una care „creates systems that can manage themselves when given high-level objectives from administrators” [14] </w:t>
+      </w:r>
+      <w:r>
+        <w:t>-</w:t>
+      </w:r>
+      <w:r>
+        <w:t xml:space="preserve"> adică auto-configurare, auto-optimizare, auto-vindecare și auto-protecție în limitele obiectivelor stabilite de om, nu acțiunea independentă în mediu specifică unui vehicul autonom. Acest model este structurat în bucla de control MAPE-K, cu cinci elemente: Monitor, colectarea telemetriei; Analyze, detecția stării anormale; Plan, alegerea unei acțiuni de remediere; Execute, aplicarea acesteia; și Knowledge, baza de cunoștințe partajată care leagă celelalte patru etape</w:t>
       </w:r>
       <w:commentRangeStart w:id="10"/>
       <w:commentRangeEnd w:id="10"/>
       <w:r>
         <w:rPr>
-          <w:rStyle w:val="CommentReference"/>
+          <w:rStyle w:val="Referincomentariu"/>
+          <w:sz w:val="24"/>
+          <w:szCs w:val="24"/>
         </w:rPr>
         <w:commentReference w:id="10"/>
       </w:r>
       <w:r>
-        <w:t xml:space="preserve">. Transpunerea acestei bucle într-un vehicul critic din punct de vedere al siguranței nu este însă imediată, fiindcă o componentă de inteligență artificială care ar acționa singură asupra mașinii devine ea însăși o sursă de risc. De aceea, orice acțiune de auto-recuperare trebuie încadrată de standardele de siguranță funcțională. ISO 26262</w:t>
+        <w:t>. Transpunerea acestei bucle într-un vehicul critic din punct de vedere al siguranței nu este însă imediată, fiindcă o componentă de inteligență artificială care ar acționa singură asupra mașinii devine ea însăși o sursă de risc. De aceea, orice acțiune de auto-recuperare trebuie încadrată de standardele de siguranță funcțională. ISO 26262</w:t>
       </w:r>
       <w:commentRangeStart w:id="11"/>
       <w:commentRangeEnd w:id="11"/>
       <w:r>
         <w:rPr>
-          <w:rStyle w:val="CommentReference"/>
+          <w:rStyle w:val="Referincomentariu"/>
+          <w:sz w:val="24"/>
+          <w:szCs w:val="24"/>
         </w:rPr>
         <w:commentReference w:id="11"/>
       </w:r>
@@ -266,7 +379,7 @@
     </w:p>
     <w:p>
       <w:pPr>
-        <w:spacing w:after="160" w:before="80"/>
+        <w:spacing w:before="80" w:after="160"/>
         <w:jc w:val="center"/>
       </w:pPr>
       <w:r>
@@ -275,12 +388,28 @@
           <w:iCs/>
           <w:color w:val="7F7F7F"/>
         </w:rPr>
-        <w:t xml:space="preserve">[FIGURA 1.3: Bucla de control MAPE-K (Monitor–Analyze–Plan–Execute–Knowledge) — de inserat.]</w:t>
-      </w:r>
-    </w:p>
-    <w:p>
-      <w:pPr>
-        <w:spacing w:after="140" w:before="220"/>
+        <w:t xml:space="preserve">[FIGURA 1.3: Bucla de control MAPE-K (Monitor–Analyze–Plan–Execute–Knowledge) </w:t>
+      </w:r>
+      <w:r>
+        <w:rPr>
+          <w:i/>
+          <w:iCs/>
+          <w:color w:val="7F7F7F"/>
+        </w:rPr>
+        <w:t>-</w:t>
+      </w:r>
+      <w:r>
+        <w:rPr>
+          <w:i/>
+          <w:iCs/>
+          <w:color w:val="7F7F7F"/>
+        </w:rPr>
+        <w:t xml:space="preserve"> de inserat.]</w:t>
+      </w:r>
+    </w:p>
+    <w:p>
+      <w:pPr>
+        <w:spacing w:before="220" w:after="140"/>
       </w:pPr>
       <w:r>
         <w:rPr>
@@ -289,150 +418,167 @@
           <w:sz w:val="26"/>
           <w:szCs w:val="26"/>
         </w:rPr>
-        <w:t xml:space="preserve">1.3. Obiectivele și contribuțiile proiectului</w:t>
-      </w:r>
-    </w:p>
-    <w:p>
-      <w:pPr>
-        <w:spacing w:after="160" w:line="276"/>
+        <w:t>1.3. Obiectivele și contribuțiile proiectului</w:t>
+      </w:r>
+    </w:p>
+    <w:p>
+      <w:pPr>
+        <w:spacing w:after="160" w:line="276" w:lineRule="auto"/>
         <w:jc w:val="both"/>
       </w:pPr>
       <w:r>
-        <w:t xml:space="preserve">Pornind de la aceste probleme, lucrarea își propune proiectarea și evaluarea unui sistem de predicție a defectelor și de auto-recuperare pentru arhitecturi Software-Defined Vehicle, la nivel de ECU. Sistemul urmează un principiu de încredere pe niveluri: inteligența de pe vehicul poate acționa, inteligența din cloud doar propune, iar un supervizor determinist scris în C păstrează decizia finală asupra oricărei acțiuni de recuperare. Întregul lanț este dezvoltat independent de plăci fizice, prin emulare în Renode, peste sistemul de operare de timp real Zephyr, care asigură suportul de drivere pentru microcontrolerele NXP folosite; aceeași imagine de firmware rulează în simulare și pe placa reală, ceea ce face rezultatele reproductibile. Contribuțiile concrete sunt următoarele:</w:t>
-      </w:r>
-    </w:p>
-    <w:p>
-      <w:pPr>
-        <w:pStyle w:val="ListParagraph"/>
+        <w:lastRenderedPageBreak/>
+        <w:t>Pornind de la aceste probleme, lucrarea își propune proiectarea și evaluarea unui sistem de predicție a defectelor și de auto-recuperare pentru arhitecturi Software-Defined Vehicle, la nivel de ECU. Sistemul urmează un principiu de încredere pe niveluri: inteligența de pe vehicul poate acționa, inteligența din cloud doar propune, iar un supervizor determinist scris în C păstrează decizia finală asupra oricărei acțiuni de recuperare. Întregul lanț este dezvoltat independent de plăci fizice, prin emulare în Renode, peste sistemul de operare de timp real Zephyr, care asigură suportul de drivere pentru microcontrolerele NXP folosite; aceeași imagine de firmware rulează în simulare și pe placa reală, ceea ce face rezultatele reproductibile. Contribuțiile concrete sunt următoarele:</w:t>
+      </w:r>
+    </w:p>
+    <w:p>
+      <w:pPr>
+        <w:pStyle w:val="Listparagraf"/>
         <w:numPr>
           <w:ilvl w:val="0"/>
           <w:numId w:val="2"/>
         </w:numPr>
-        <w:spacing w:after="120" w:line="276"/>
+        <w:spacing w:after="120" w:line="276" w:lineRule="auto"/>
         <w:jc w:val="both"/>
       </w:pPr>
       <w:r>
-        <w:t xml:space="preserve">O clasificare a defectelor care descrie, pentru fiecare clasă, semnalul afectat, modul de injecție, tipul de afirmație (predicție sau detecție) și acțiunea de recuperare asociată.</w:t>
-      </w:r>
-    </w:p>
-    <w:p>
-      <w:pPr>
-        <w:pStyle w:val="ListParagraph"/>
+        <w:t>O clasificare a defectelor care descrie, pentru fiecare clasă, semnalul afectat, modul de injecție, tipul de afirmație (predicție sau detecție) și acțiunea de recuperare asociată.</w:t>
+      </w:r>
+    </w:p>
+    <w:p>
+      <w:pPr>
+        <w:pStyle w:val="Listparagraf"/>
         <w:numPr>
           <w:ilvl w:val="0"/>
           <w:numId w:val="2"/>
         </w:numPr>
-        <w:spacing w:after="120" w:line="276"/>
+        <w:spacing w:after="120" w:line="276" w:lineRule="auto"/>
         <w:jc w:val="both"/>
       </w:pPr>
       <w:r>
-        <w:t xml:space="preserve">Un banc de probă reproductibil cu injecție de defecte, construit pe o rețea S32K1–S32K3 emulată în Renode, care generează automat un set de date propriu de telemetrie etichetată, ca răspuns direct la lipsa datelor reale de defect.</w:t>
-      </w:r>
-    </w:p>
-    <w:p>
-      <w:pPr>
-        <w:pStyle w:val="ListParagraph"/>
+        <w:t>Un banc de probă reproductibil cu injecție de defecte, construit pe o rețea S32K1–S32K3 emulată în Renode, care generează automat un set de date propriu de telemetrie etichetată, ca răspuns direct la lipsa datelor reale de defect.</w:t>
+      </w:r>
+    </w:p>
+    <w:p>
+      <w:pPr>
+        <w:pStyle w:val="Listparagraf"/>
         <w:numPr>
           <w:ilvl w:val="0"/>
           <w:numId w:val="2"/>
         </w:numPr>
-        <w:spacing w:after="120" w:line="276"/>
+        <w:spacing w:after="120" w:line="276" w:lineRule="auto"/>
         <w:jc w:val="both"/>
       </w:pPr>
       <w:r>
-        <w:t xml:space="preserve">Detecția și predicția cu timp de anticipare pentru clasele-far (epuizarea memoriei, din panta heap-ului, și trecerea magistralei CAN în bus-off, din contoarele de eroare de transmisie și recepție — Transmit/Receive Error Counter, TEC/REC</w:t>
+        <w:t xml:space="preserve">Detecția și predicția cu timp de anticipare pentru clasele-far (epuizarea memoriei, din panta heap-ului, și trecerea magistralei CAN în bus-off, din contoarele de eroare de transmisie și recepție </w:t>
+      </w:r>
+      <w:r>
+        <w:t>-</w:t>
+      </w:r>
+      <w:r>
+        <w:t xml:space="preserve"> Transmit/Receive Error Counter, TEC/REC</w:t>
       </w:r>
       <w:commentRangeStart w:id="12"/>
       <w:commentRangeEnd w:id="12"/>
       <w:r>
         <w:rPr>
-          <w:rStyle w:val="CommentReference"/>
+          <w:rStyle w:val="Referincomentariu"/>
+          <w:sz w:val="24"/>
+          <w:szCs w:val="24"/>
         </w:rPr>
         <w:commentReference w:id="12"/>
       </w:r>
       <w:r>
-        <w:t xml:space="preserve">, cu pragurile 127 pentru starea pasivă și 256 pentru bus-off, conform ISO 11898-1 [18]), cu modelul de detecție cuantizat în int8 și rulat pe microcontroler prin LiteRT.</w:t>
-      </w:r>
-    </w:p>
-    <w:p>
-      <w:pPr>
-        <w:pStyle w:val="ListParagraph"/>
+        <w:t>, cu pragurile 127 pentru starea pasivă și 256 pentru bus-off, conform ISO 11898-1 [18]), cu modelul de detecție cuantizat în int8 și rulat pe microcontroler prin LiteRT.</w:t>
+      </w:r>
+    </w:p>
+    <w:p>
+      <w:pPr>
+        <w:pStyle w:val="Listparagraf"/>
         <w:numPr>
           <w:ilvl w:val="0"/>
           <w:numId w:val="2"/>
         </w:numPr>
-        <w:spacing w:after="120" w:line="276"/>
+        <w:spacing w:after="120" w:line="276" w:lineRule="auto"/>
         <w:jc w:val="both"/>
       </w:pPr>
       <w:r>
-        <w:t xml:space="preserve">Predicția propagării defectelor între ECU-uri cu ajutorul unei rețele neuronale pe graf, contribuția principală a lucrării.</w:t>
-      </w:r>
-    </w:p>
-    <w:p>
-      <w:pPr>
-        <w:pStyle w:val="ListParagraph"/>
+        <w:t>Predicția propagării defectelor între ECU-uri cu ajutorul unei rețele neuronale pe graf, contribuția principală a lucrării.</w:t>
+      </w:r>
+    </w:p>
+    <w:p>
+      <w:pPr>
+        <w:pStyle w:val="Listparagraf"/>
         <w:numPr>
           <w:ilvl w:val="0"/>
           <w:numId w:val="2"/>
         </w:numPr>
-        <w:spacing w:after="120" w:line="276"/>
+        <w:spacing w:after="120" w:line="276" w:lineRule="auto"/>
         <w:jc w:val="both"/>
       </w:pPr>
       <w:r>
-        <w:t xml:space="preserve">Un mecanism de auto-recuperare supravegheată, în care supervizorul determinist alege dintr-o listă albă de acțiuni (repornire, mod degradat, delestare</w:t>
+        <w:t>Un mecanism de auto-recuperare supravegheată, în care supervizorul determinist alege dintr-o listă albă de acțiuni (repornire, mod degradat, delestare</w:t>
       </w:r>
       <w:commentRangeStart w:id="13"/>
       <w:commentRangeEnd w:id="13"/>
       <w:r>
         <w:rPr>
-          <w:rStyle w:val="CommentReference"/>
+          <w:rStyle w:val="Referincomentariu"/>
+          <w:sz w:val="24"/>
+          <w:szCs w:val="24"/>
         </w:rPr>
         <w:commentReference w:id="13"/>
       </w:r>
       <w:r>
-        <w:t xml:space="preserve"> — adică dezactivarea controlată a funcțiilor necritice pentru a conserva resursele destinate funcțiilor critice), astfel încât decizia inteligenței artificiale să fie întotdeauna filtrată printr-o poartă de siguranță deterministă.</w:t>
-      </w:r>
-    </w:p>
-    <w:p>
-      <w:pPr>
-        <w:pStyle w:val="ListParagraph"/>
+        <w:t xml:space="preserve"> </w:t>
+      </w:r>
+      <w:r>
+        <w:t>-</w:t>
+      </w:r>
+      <w:r>
+        <w:t xml:space="preserve"> adică dezactivarea controlată a funcțiilor necritice pentru a conserva resursele destinate funcțiilor critice), astfel încât decizia inteligenței artificiale să fie întotdeauna filtrată printr-o poartă de siguranță deterministă.</w:t>
+      </w:r>
+    </w:p>
+    <w:p>
+      <w:pPr>
+        <w:pStyle w:val="Listparagraf"/>
         <w:numPr>
           <w:ilvl w:val="0"/>
           <w:numId w:val="2"/>
         </w:numPr>
-        <w:spacing w:after="120" w:line="276"/>
+        <w:spacing w:after="120" w:line="276" w:lineRule="auto"/>
         <w:jc w:val="both"/>
       </w:pPr>
       <w:r>
-        <w:t xml:space="preserve">O evaluare cantitativă pe minimum 30 de incidente injectate, cu metrici clare: acuratețe și rată de fals-pozitive la detecție, timp de anticipare la predicție, timp mediu de recuperare (MTTR) și rată de succes la recuperare, precum și costul pe placă (latență și memorie).</w:t>
-      </w:r>
-    </w:p>
-    <w:p>
-      <w:pPr>
-        <w:pStyle w:val="ListParagraph"/>
+        <w:t>O evaluare cantitativă pe minimum 30 de incidente injectate, cu metrici clare: acuratețe și rată de fals-pozitive la detecție, timp de anticipare la predicție, timp mediu de recuperare (MTTR) și rată de succes la recuperare, precum și costul pe placă (latență și memorie).</w:t>
+      </w:r>
+    </w:p>
+    <w:p>
+      <w:pPr>
+        <w:pStyle w:val="Listparagraf"/>
         <w:numPr>
           <w:ilvl w:val="0"/>
           <w:numId w:val="2"/>
         </w:numPr>
-        <w:spacing w:after="120" w:line="276"/>
+        <w:spacing w:after="120" w:line="276" w:lineRule="auto"/>
         <w:jc w:val="both"/>
       </w:pPr>
       <w:r>
-        <w:t xml:space="preserve">Un backbone de date off-vehicle și un tablou de bord, prin care telemetria este colectată, stocată și vizualizată, iar operatorul uman rămâne în buclă.</w:t>
-      </w:r>
-    </w:p>
-    <w:p>
-      <w:pPr>
-        <w:spacing w:after="160" w:line="276"/>
+        <w:t>Un backbone de date off-vehicle și un tablou de bord, prin care telemetria este colectată, stocată și vizualizată, iar operatorul uman rămâne în buclă.</w:t>
+      </w:r>
+    </w:p>
+    <w:p>
+      <w:pPr>
+        <w:spacing w:after="160" w:line="276" w:lineRule="auto"/>
         <w:jc w:val="both"/>
       </w:pPr>
       <w:r>
-        <w:t xml:space="preserve">Prin aceste elemente, lucrarea nu urmărește reinventarea instrumentelor folosite, ci producerea unor rezultate care nu existau anterior: un set de date reproductibil, un model de propagare evaluat pe o problemă specifică și un set de măsurători obținute pe o arhitectură reprezentativă.</w:t>
-      </w:r>
-    </w:p>
-    <w:p>
-      <w:pPr>
-        <w:spacing w:after="140" w:before="220"/>
+        <w:t>Prin aceste elemente, lucrarea nu urmărește reinventarea instrumentelor folosite, ci producerea unor rezultate care nu existau anterior: un set de date reproductibil, un model de propagare evaluat pe o problemă specifică și un set de măsurători obținute pe o arhitectură reprezentativă.</w:t>
+      </w:r>
+    </w:p>
+    <w:p>
+      <w:pPr>
+        <w:spacing w:before="220" w:after="140"/>
       </w:pPr>
       <w:r>
         <w:rPr>
@@ -441,53 +587,70 @@
           <w:sz w:val="26"/>
           <w:szCs w:val="26"/>
         </w:rPr>
-        <w:t xml:space="preserve">1.4. Structura lucrării</w:t>
-      </w:r>
-    </w:p>
-    <w:p>
-      <w:pPr>
-        <w:spacing w:after="160" w:line="276"/>
+        <w:t>1.4. Structura lucrării</w:t>
+      </w:r>
+    </w:p>
+    <w:p>
+      <w:pPr>
+        <w:spacing w:after="160" w:line="276" w:lineRule="auto"/>
         <w:jc w:val="both"/>
       </w:pPr>
       <w:r>
-        <w:t xml:space="preserve">Lucrarea este organizată în opt capitole. Capitolul II construiește fundamentul teoretic: evoluția arhitecturilor electrice și electronice (E/E), de la modelul distribuit la cel pe domenii, zonal și central; metodele de detecție a anomaliilor și de predicție a defectelor în sisteme embedded, cu accent pe algoritmii de învățare automată din spatele lucrării, autoencoderul și pădurile de izolare pentru detecție, respectiv rețelele neuronale pe graf pentru propagare; paradigma self-healing și bucla MAPE-K din calculul autonomic; și cadrul de siguranță funcțională dat de ISO 26262, cu nivelurile ASIL, și de ISO 21448 (SOTIF), care justifică arhitectura de încredere pe niveluri adoptată în lucrare.</w:t>
-      </w:r>
-    </w:p>
-    <w:p>
-      <w:pPr>
-        <w:spacing w:after="160" w:line="276"/>
+        <w:lastRenderedPageBreak/>
+        <w:t>Lucrarea este organizată în opt capitole. Capitolul II construiește fundamentul teoretic: evoluția arhitecturilor electrice și electronice (E/E), de la modelul distribuit la cel pe domenii, zonal și central; metodele de detecție a anomaliilor și de predicție a defectelor în sisteme embedded, cu accent pe algoritmii de învățare automată din spatele lucrării, autoencoderul și pădurile de izolare pentru detecție, respectiv rețelele neuronale pe graf pentru propagare; paradigma self-healing și bucla MAPE-K din calculul autonomic; și cadrul de siguranță funcțională dat de ISO 26262, cu nivelurile ASIL, și de ISO 21448 (SOTIF), care justifică arhitectura de încredere pe niveluri adoptată în lucrare.</w:t>
+      </w:r>
+    </w:p>
+    <w:p>
+      <w:pPr>
+        <w:spacing w:after="160" w:line="276" w:lineRule="auto"/>
         <w:jc w:val="both"/>
       </w:pPr>
       <w:r>
-        <w:t xml:space="preserve">Capitolul III descrie arhitectura sistemului propus, respectiv diagrama de context vehicul–cloud–inginer, topologia hardware pe noduri S32K1 și hub S32K3, bucla real-time on-vehicle SENSE–DETECT–PREDICT–SUPERVIZOR</w:t>
+        <w:t>Capitolul III descrie arhitectura sistemului propus, respectiv diagrama de context vehicul–cloud–inginer, topologia hardware pe noduri S32K1 și hub S32K3, bucla real-time on-vehicle SENSE–DETECT–PREDICT–SUPERVIZOR</w:t>
       </w:r>
       <w:commentRangeStart w:id="14"/>
       <w:commentRangeEnd w:id="14"/>
       <w:r>
         <w:rPr>
-          <w:rStyle w:val="CommentReference"/>
+          <w:rStyle w:val="Referincomentariu"/>
+          <w:sz w:val="24"/>
+          <w:szCs w:val="24"/>
         </w:rPr>
         <w:commentReference w:id="14"/>
       </w:r>
       <w:r>
-        <w:t xml:space="preserve">–ACT și frontiera de siguranță. Capitolul IV tratează injecția defectelor și generarea datelor: bancul reproductibil în Renode, magistrala CAN FD virtuală, clasificarea defectelor cu referință analitică exactă</w:t>
+        <w:t>–ACT și frontiera de siguranță. Capitolul IV tratează injecția defectelor și generarea datelor: bancul reproductibil în Renode, magistrala CAN FD virtuală, clasificarea defectelor cu referință analitică exactă</w:t>
       </w:r>
       <w:commentRangeStart w:id="15"/>
       <w:commentRangeEnd w:id="15"/>
       <w:r>
         <w:rPr>
-          <w:rStyle w:val="CommentReference"/>
+          <w:rStyle w:val="Referincomentariu"/>
+          <w:sz w:val="24"/>
+          <w:szCs w:val="24"/>
         </w:rPr>
         <w:commentReference w:id="15"/>
       </w:r>
       <w:r>
-        <w:t xml:space="preserve"> — adică un moment de cădere calculabil teoretic, folosit drept adevăr de referință pentru etichetare — și mecanismul de etichetare automată. Capitolul V prezintă modelele de detecție și predicție, de la autoencoder și cuantizare cu portarea pe microcontroler, la predicția timpului până la cădere și, ca element central, rețeaua neuronală pe graf pentru propagarea cross-ECU. Capitolul VI descrie supervizorul de siguranță și închiderea buclei end-to-end, Capitolul VII prezintă rezultatele experimentale și discuția asupra lor, iar Capitolul VIII sintetizează concluziile generale, contribuțiile personale și direcțiile viitoare de dezvoltare.</w:t>
+        <w:t xml:space="preserve"> </w:t>
+      </w:r>
+      <w:r>
+        <w:t>-</w:t>
+      </w:r>
+      <w:r>
+        <w:t xml:space="preserve"> adică un moment de cădere calculabil teoretic, folosit drept adevăr de referință pentru etichetare </w:t>
+      </w:r>
+      <w:r>
+        <w:t>-</w:t>
+      </w:r>
+      <w:r>
+        <w:t xml:space="preserve"> și mecanismul de etichetare automată. Capitolul V prezintă modelele de detecție și predicție, de la autoencoder și cuantizare cu portarea pe microcontroler, la predicția timpului până la cădere și, ca element central, rețeaua neuronală pe graf pentru propagarea cross-ECU. Capitolul VI descrie supervizorul de siguranță și închiderea buclei end-to-end, Capitolul VII prezintă rezultatele experimentale și discuția asupra lor, iar Capitolul VIII sintetizează concluziile generale, contribuțiile personale și direcțiile viitoare de dezvoltare.</w:t>
       </w:r>
     </w:p>
     <w:sectPr>
-      <w:pgSz w:w="11906" w:h="16838" w:orient="portrait"/>
+      <w:pgSz w:w="11906" w:h="16838"/>
       <w:pgMar w:top="1440" w:right="1440" w:bottom="1440" w:left="1440" w:header="708" w:footer="708" w:gutter="0"/>
-      <w:pgNumType/>
+      <w:cols w:space="720"/>
       <w:docGrid w:linePitch="360"/>
     </w:sectPr>
   </w:body>
@@ -495,12 +658,12 @@
 </file>
 
 <file path=word/comments.xml><?xml version="1.0" encoding="utf-8"?>
-<w:comments xmlns:cx="http://schemas.microsoft.com/office/drawing/2014/chartex" xmlns:cx1="http://schemas.microsoft.com/office/drawing/2015/9/8/chartex" xmlns:cx2="http://schemas.microsoft.com/office/drawing/2015/10/21/chartex" xmlns:cx3="http://schemas.microsoft.com/office/drawing/2016/5/9/chartex" xmlns:cx4="http://schemas.microsoft.com/office/drawing/2016/5/10/chartex" xmlns:cx5="http://schemas.microsoft.com/office/drawing/2016/5/11/chartex" xmlns:cx6="http://schemas.microsoft.com/office/drawing/2016/5/12/chartex" xmlns:cx7="http://schemas.microsoft.com/office/drawing/2016/5/13/chartex" xmlns:cx8="http://schemas.microsoft.com/office/drawing/2016/5/14/chartex" xmlns:mc="http://schemas.openxmlformats.org/markup-compatibility/2006" xmlns:aink="http://schemas.microsoft.com/office/drawing/2016/ink" xmlns:am3d="http://schemas.microsoft.com/office/drawing/2017/model3d" xmlns:o="urn:schemas-microsoft-com:office:office" xmlns:r="http://schemas.openxmlformats.org/officeDocument/2006/relationships" xmlns:m="http://schemas.openxmlformats.org/officeDocument/2006/math" xmlns:v="urn:schemas-microsoft-com:vml" xmlns:wp14="http://schemas.microsoft.com/office/word/2010/wordprocessingDrawing" xmlns:wp="http://schemas.openxmlformats.org/drawingml/2006/wordprocessingDrawing" xmlns:w10="urn:schemas-microsoft-com:office:word" xmlns:w="http://schemas.openxmlformats.org/wordprocessingml/2006/main" xmlns:w14="http://schemas.microsoft.com/office/word/2010/wordml" xmlns:w15="http://schemas.microsoft.com/office/word/2012/wordml" xmlns:w16cex="http://schemas.microsoft.com/office/word/2018/wordml/cex" xmlns:w16cid="http://schemas.microsoft.com/office/word/2016/wordml/cid" xmlns:w16="http://schemas.microsoft.com/office/word/2018/wordml" xmlns:w16sdtdh="http://schemas.microsoft.com/office/word/2020/wordml/sdtdatahash" xmlns:w16se="http://schemas.microsoft.com/office/word/2015/wordml/symex" xmlns:wpg="http://schemas.microsoft.com/office/word/2010/wordprocessingGroup" xmlns:wpi="http://schemas.microsoft.com/office/word/2010/wordprocessingInk" xmlns:wne="http://schemas.microsoft.com/office/word/2006/wordml" xmlns:wps="http://schemas.microsoft.com/office/word/2010/wordprocessingShape">
-  <w:comment w:id="0" w:author="Microsoft account" w:date="2026-10-14T07:15:19Z" w:initials="MA">
-    <w:p>
-      <w:r>
-        <w:rPr>
-          <w:rStyle w:val="CommentReference"/>
+<w:comments xmlns:wpc="http://schemas.microsoft.com/office/word/2010/wordprocessingCanvas" xmlns:cx="http://schemas.microsoft.com/office/drawing/2014/chartex" xmlns:cx1="http://schemas.microsoft.com/office/drawing/2015/9/8/chartex" xmlns:cx2="http://schemas.microsoft.com/office/drawing/2015/10/21/chartex" xmlns:cx3="http://schemas.microsoft.com/office/drawing/2016/5/9/chartex" xmlns:cx4="http://schemas.microsoft.com/office/drawing/2016/5/10/chartex" xmlns:cx5="http://schemas.microsoft.com/office/drawing/2016/5/11/chartex" xmlns:cx6="http://schemas.microsoft.com/office/drawing/2016/5/12/chartex" xmlns:cx7="http://schemas.microsoft.com/office/drawing/2016/5/13/chartex" xmlns:cx8="http://schemas.microsoft.com/office/drawing/2016/5/14/chartex" xmlns:mc="http://schemas.openxmlformats.org/markup-compatibility/2006" xmlns:aink="http://schemas.microsoft.com/office/drawing/2016/ink" xmlns:am3d="http://schemas.microsoft.com/office/drawing/2017/model3d" xmlns:o="urn:schemas-microsoft-com:office:office" xmlns:oel="http://schemas.microsoft.com/office/2019/extlst" xmlns:r="http://schemas.openxmlformats.org/officeDocument/2006/relationships" xmlns:m="http://schemas.openxmlformats.org/officeDocument/2006/math" xmlns:v="urn:schemas-microsoft-com:vml" xmlns:wp14="http://schemas.microsoft.com/office/word/2010/wordprocessingDrawing" xmlns:wp="http://schemas.openxmlformats.org/drawingml/2006/wordprocessingDrawing" xmlns:w10="urn:schemas-microsoft-com:office:word" xmlns:w="http://schemas.openxmlformats.org/wordprocessingml/2006/main" xmlns:w14="http://schemas.microsoft.com/office/word/2010/wordml" xmlns:w15="http://schemas.microsoft.com/office/word/2012/wordml" xmlns:w16cex="http://schemas.microsoft.com/office/word/2018/wordml/cex" xmlns:w16cid="http://schemas.microsoft.com/office/word/2016/wordml/cid" xmlns:w16="http://schemas.microsoft.com/office/word/2018/wordml" xmlns:w16du="http://schemas.microsoft.com/office/word/2023/wordml/word16du" xmlns:w16sdtdh="http://schemas.microsoft.com/office/word/2020/wordml/sdtdatahash" xmlns:w16sdtfl="http://schemas.microsoft.com/office/word/2024/wordml/sdtformatlock" xmlns:w16se="http://schemas.microsoft.com/office/word/2015/wordml/symex" xmlns:wpg="http://schemas.microsoft.com/office/word/2010/wordprocessingGroup" xmlns:wpi="http://schemas.microsoft.com/office/word/2010/wordprocessingInk" xmlns:wne="http://schemas.microsoft.com/office/word/2006/wordml" xmlns:wps="http://schemas.microsoft.com/office/word/2010/wordprocessingShape" mc:Ignorable="w14 w15 w16se w16cid w16 w16cex w16sdtdh w16sdtfl w16du wp14">
+  <w:comment w:id="0" w:author="Microsoft account" w:date="2026-10-14T07:15:00Z" w:initials="MA">
+    <w:p>
+      <w:r>
+        <w:rPr>
+          <w:rStyle w:val="Referincomentariu"/>
         </w:rPr>
         <w:annotationRef/>
       </w:r>
@@ -510,15 +673,15 @@
           <w:sz w:val="20"/>
           <w:szCs w:val="20"/>
         </w:rPr>
-        <w:t xml:space="preserve">Cauta o statistica care sa identifice cat la 100 dintr-o masina e software cat hardware/electronica. Si ce estimari sunt pentru urmatorii ani (5 sau 10 ani).</w:t>
+        <w:t>Cauta o statistica care sa identifice cat la 100 dintr-o masina e software cat hardware/electronica. Si ce estimari sunt pentru urmatorii ani (5 sau 10 ani).</w:t>
       </w:r>
     </w:p>
   </w:comment>
-  <w:comment w:id="1" w:author="Microsoft account" w:date="2026-10-14T07:15:19Z" w:initials="MA">
-    <w:p>
-      <w:r>
-        <w:rPr>
-          <w:rStyle w:val="CommentReference"/>
+  <w:comment w:id="1" w:author="Microsoft account" w:date="2026-10-14T07:15:00Z" w:initials="MA">
+    <w:p>
+      <w:r>
+        <w:rPr>
+          <w:rStyle w:val="Referincomentariu"/>
         </w:rPr>
         <w:annotationRef/>
       </w:r>
@@ -528,15 +691,15 @@
           <w:sz w:val="20"/>
           <w:szCs w:val="20"/>
         </w:rPr>
-        <w:t xml:space="preserve">Sugerez sa realizezi si un Glosar de termeni care sa fie pus ori la inceputul lucrarii ori la sfarsit.</w:t>
+        <w:t>Sugerez sa realizezi si un Glosar de termeni care sa fie pus ori la inceputul lucrarii ori la sfarsit.</w:t>
       </w:r>
     </w:p>
   </w:comment>
-  <w:comment w:id="2" w:author="Microsoft account" w:date="2026-10-14T07:15:19Z" w:initials="MA">
-    <w:p>
-      <w:r>
-        <w:rPr>
-          <w:rStyle w:val="CommentReference"/>
+  <w:comment w:id="2" w:author="Microsoft account" w:date="2026-10-14T07:15:00Z" w:initials="MA">
+    <w:p>
+      <w:r>
+        <w:rPr>
+          <w:rStyle w:val="Referincomentariu"/>
         </w:rPr>
         <w:annotationRef/>
       </w:r>
@@ -546,15 +709,15 @@
           <w:sz w:val="20"/>
           <w:szCs w:val="20"/>
         </w:rPr>
-        <w:t xml:space="preserve">Adauga statistica actuala cu cate procesoare (ECU, CPUs, microcontrollere) sunt intr-o masina moderna – Mercedes, BMW sau altele, de asemenea cati senzori. Adauga o resursa bibliografica care sa citeze ceea ce scrii.</w:t>
+        <w:t>Adauga statistica actuala cu cate procesoare (ECU, CPUs, microcontrollere) sunt intr-o masina moderna – Mercedes, BMW sau altele, de asemenea cati senzori. Adauga o resursa bibliografica care sa citeze ceea ce scrii.</w:t>
       </w:r>
     </w:p>
   </w:comment>
-  <w:comment w:id="3" w:author="Microsoft account" w:date="2026-10-14T07:15:19Z" w:initials="MA">
-    <w:p>
-      <w:r>
-        <w:rPr>
-          <w:rStyle w:val="CommentReference"/>
+  <w:comment w:id="3" w:author="Microsoft account" w:date="2026-10-14T07:15:00Z" w:initials="MA">
+    <w:p>
+      <w:r>
+        <w:rPr>
+          <w:rStyle w:val="Referincomentariu"/>
         </w:rPr>
         <w:annotationRef/>
       </w:r>
@@ -564,15 +727,15 @@
           <w:sz w:val="20"/>
           <w:szCs w:val="20"/>
         </w:rPr>
-        <w:t xml:space="preserve">Adauga citare bibliografica care sa sustina ce ai scris.</w:t>
+        <w:t>Adauga citare bibliografica care sa sustina ce ai scris.</w:t>
       </w:r>
     </w:p>
   </w:comment>
-  <w:comment w:id="4" w:author="Microsoft account" w:date="2026-10-14T07:15:19Z" w:initials="MA">
-    <w:p>
-      <w:r>
-        <w:rPr>
-          <w:rStyle w:val="CommentReference"/>
+  <w:comment w:id="4" w:author="Microsoft account" w:date="2026-10-14T07:15:00Z" w:initials="MA">
+    <w:p>
+      <w:r>
+        <w:rPr>
+          <w:rStyle w:val="Referincomentariu"/>
         </w:rPr>
         <w:annotationRef/>
       </w:r>
@@ -582,15 +745,15 @@
           <w:sz w:val="20"/>
           <w:szCs w:val="20"/>
         </w:rPr>
-        <w:t xml:space="preserve">Adauga citare</w:t>
+        <w:t>Adauga citare</w:t>
       </w:r>
     </w:p>
   </w:comment>
-  <w:comment w:id="5" w:author="Microsoft account" w:date="2026-10-14T07:15:19Z" w:initials="MA">
-    <w:p>
-      <w:r>
-        <w:rPr>
-          <w:rStyle w:val="CommentReference"/>
+  <w:comment w:id="5" w:author="Microsoft account" w:date="2026-10-14T07:15:00Z" w:initials="MA">
+    <w:p>
+      <w:r>
+        <w:rPr>
+          <w:rStyle w:val="Referincomentariu"/>
         </w:rPr>
         <w:annotationRef/>
       </w:r>
@@ -600,15 +763,15 @@
           <w:sz w:val="20"/>
           <w:szCs w:val="20"/>
         </w:rPr>
-        <w:t xml:space="preserve">Aici adauga o figura ampla de masina definite software si apoi 1-2 figuri cu schemele S32K344 si S32K1.</w:t>
+        <w:t>Aici adauga o figura ampla de masina definite software si apoi 1-2 figuri cu schemele S32K344 si S32K1.</w:t>
       </w:r>
     </w:p>
   </w:comment>
-  <w:comment w:id="6" w:author="Microsoft account" w:date="2026-10-14T07:15:19Z" w:initials="MA">
-    <w:p>
-      <w:r>
-        <w:rPr>
-          <w:rStyle w:val="CommentReference"/>
+  <w:comment w:id="6" w:author="Microsoft account" w:date="2026-10-14T07:15:00Z" w:initials="MA">
+    <w:p>
+      <w:r>
+        <w:rPr>
+          <w:rStyle w:val="Referincomentariu"/>
         </w:rPr>
         <w:annotationRef/>
       </w:r>
@@ -618,15 +781,15 @@
           <w:sz w:val="20"/>
           <w:szCs w:val="20"/>
         </w:rPr>
-        <w:t xml:space="preserve">Pune un link spre tool ca si footnote</w:t>
+        <w:t>Pune un link spre tool ca si footnote</w:t>
       </w:r>
     </w:p>
   </w:comment>
-  <w:comment w:id="7" w:author="Microsoft account" w:date="2026-10-14T07:15:19Z" w:initials="MA">
-    <w:p>
-      <w:r>
-        <w:rPr>
-          <w:rStyle w:val="CommentReference"/>
+  <w:comment w:id="7" w:author="Microsoft account" w:date="2026-10-14T07:15:00Z" w:initials="MA">
+    <w:p>
+      <w:r>
+        <w:rPr>
+          <w:rStyle w:val="Referincomentariu"/>
         </w:rPr>
         <w:annotationRef/>
       </w:r>
@@ -636,15 +799,15 @@
           <w:sz w:val="20"/>
           <w:szCs w:val="20"/>
         </w:rPr>
-        <w:t xml:space="preserve">Adauga aceasta referinta bibliografica</w:t>
+        <w:t>Adauga aceasta referinta bibliografica</w:t>
       </w:r>
     </w:p>
   </w:comment>
-  <w:comment w:id="8" w:author="Microsoft account" w:date="2026-10-14T07:15:19Z" w:initials="MA">
-    <w:p>
-      <w:r>
-        <w:rPr>
-          <w:rStyle w:val="CommentReference"/>
+  <w:comment w:id="8" w:author="Microsoft account" w:date="2026-10-14T07:15:00Z" w:initials="MA">
+    <w:p>
+      <w:r>
+        <w:rPr>
+          <w:rStyle w:val="Referincomentariu"/>
         </w:rPr>
         <w:annotationRef/>
       </w:r>
@@ -654,15 +817,15 @@
           <w:sz w:val="20"/>
           <w:szCs w:val="20"/>
         </w:rPr>
-        <w:t xml:space="preserve">Ar trebui sa explici termenul</w:t>
+        <w:t>Ar trebui sa explici termenul</w:t>
       </w:r>
     </w:p>
   </w:comment>
-  <w:comment w:id="9" w:author="Microsoft account" w:date="2026-10-14T07:15:19Z" w:initials="MA">
-    <w:p>
-      <w:r>
-        <w:rPr>
-          <w:rStyle w:val="CommentReference"/>
+  <w:comment w:id="9" w:author="Microsoft account" w:date="2026-10-14T07:15:00Z" w:initials="MA">
+    <w:p>
+      <w:r>
+        <w:rPr>
+          <w:rStyle w:val="Referincomentariu"/>
         </w:rPr>
         <w:annotationRef/>
       </w:r>
@@ -672,15 +835,15 @@
           <w:sz w:val="20"/>
           <w:szCs w:val="20"/>
         </w:rPr>
-        <w:t xml:space="preserve">De explicat ca e diferit (daca e diferit) de autonomous computing. De asemenea, adaugat citare.</w:t>
+        <w:t>De explicat ca e diferit (daca e diferit) de autonomous computing. De asemenea, adaugat citare.</w:t>
       </w:r>
     </w:p>
   </w:comment>
-  <w:comment w:id="10" w:author="Microsoft account" w:date="2026-10-14T07:15:19Z" w:initials="MA">
-    <w:p>
-      <w:r>
-        <w:rPr>
-          <w:rStyle w:val="CommentReference"/>
+  <w:comment w:id="10" w:author="Microsoft account" w:date="2026-10-14T07:15:00Z" w:initials="MA">
+    <w:p>
+      <w:r>
+        <w:rPr>
+          <w:rStyle w:val="Referincomentariu"/>
         </w:rPr>
         <w:annotationRef/>
       </w:r>
@@ -690,15 +853,15 @@
           <w:sz w:val="20"/>
           <w:szCs w:val="20"/>
         </w:rPr>
-        <w:t xml:space="preserve">Aici ar arata mai bine si o figura cu elementele respective.</w:t>
+        <w:t>Aici ar arata mai bine si o figura cu elementele respective.</w:t>
       </w:r>
     </w:p>
   </w:comment>
-  <w:comment w:id="11" w:author="Microsoft account" w:date="2026-10-14T07:15:19Z" w:initials="MA">
-    <w:p>
-      <w:r>
-        <w:rPr>
-          <w:rStyle w:val="CommentReference"/>
+  <w:comment w:id="11" w:author="Microsoft account" w:date="2026-10-14T07:15:00Z" w:initials="MA">
+    <w:p>
+      <w:r>
+        <w:rPr>
+          <w:rStyle w:val="Referincomentariu"/>
         </w:rPr>
         <w:annotationRef/>
       </w:r>
@@ -708,15 +871,15 @@
           <w:sz w:val="20"/>
           <w:szCs w:val="20"/>
         </w:rPr>
-        <w:t xml:space="preserve">citare</w:t>
+        <w:t>citare</w:t>
       </w:r>
     </w:p>
   </w:comment>
-  <w:comment w:id="12" w:author="Microsoft account" w:date="2026-10-14T07:15:19Z" w:initials="MA">
-    <w:p>
-      <w:r>
-        <w:rPr>
-          <w:rStyle w:val="CommentReference"/>
+  <w:comment w:id="12" w:author="Microsoft account" w:date="2026-10-14T07:15:00Z" w:initials="MA">
+    <w:p>
+      <w:r>
+        <w:rPr>
+          <w:rStyle w:val="Referincomentariu"/>
         </w:rPr>
         <w:annotationRef/>
       </w:r>
@@ -726,15 +889,15 @@
           <w:sz w:val="20"/>
           <w:szCs w:val="20"/>
         </w:rPr>
-        <w:t xml:space="preserve">orice acronym trebuie explicat cand il folosesti prima data</w:t>
+        <w:t>orice acronym trebuie explicat cand il folosesti prima data</w:t>
       </w:r>
     </w:p>
   </w:comment>
-  <w:comment w:id="13" w:author="Microsoft account" w:date="2026-10-14T07:15:19Z" w:initials="MA">
-    <w:p>
-      <w:r>
-        <w:rPr>
-          <w:rStyle w:val="CommentReference"/>
+  <w:comment w:id="13" w:author="Microsoft account" w:date="2026-10-14T07:15:00Z" w:initials="MA">
+    <w:p>
+      <w:r>
+        <w:rPr>
+          <w:rStyle w:val="Referincomentariu"/>
         </w:rPr>
         <w:annotationRef/>
       </w:r>
@@ -744,15 +907,15 @@
           <w:sz w:val="20"/>
           <w:szCs w:val="20"/>
         </w:rPr>
-        <w:t xml:space="preserve">poate ar trebui explicat termenul pentru ca nu e foarte uzual daca nu il folosesti</w:t>
+        <w:t>poate ar trebui explicat termenul pentru ca nu e foarte uzual daca nu il folosesti</w:t>
       </w:r>
     </w:p>
   </w:comment>
-  <w:comment w:id="14" w:author="Microsoft account" w:date="2026-10-14T07:15:19Z" w:initials="MA">
-    <w:p>
-      <w:r>
-        <w:rPr>
-          <w:rStyle w:val="CommentReference"/>
+  <w:comment w:id="14" w:author="Microsoft account" w:date="2026-10-14T07:15:00Z" w:initials="MA">
+    <w:p>
+      <w:r>
+        <w:rPr>
+          <w:rStyle w:val="Referincomentariu"/>
         </w:rPr>
         <w:annotationRef/>
       </w:r>
@@ -762,15 +925,15 @@
           <w:sz w:val="20"/>
           <w:szCs w:val="20"/>
         </w:rPr>
-        <w:t xml:space="preserve">Vezi ca aici ai pus Supervisor (cu s) iar in planul tematic cu z.</w:t>
+        <w:t>Vezi ca aici ai pus Supervisor (cu s) iar in planul tematic cu z.</w:t>
       </w:r>
     </w:p>
   </w:comment>
-  <w:comment w:id="15" w:author="Microsoft account" w:date="2026-10-14T07:15:19Z" w:initials="MA">
-    <w:p>
-      <w:r>
-        <w:rPr>
-          <w:rStyle w:val="CommentReference"/>
+  <w:comment w:id="15" w:author="Microsoft account" w:date="2026-10-14T07:15:00Z" w:initials="MA">
+    <w:p>
+      <w:r>
+        <w:rPr>
+          <w:rStyle w:val="Referincomentariu"/>
         </w:rPr>
         <w:annotationRef/>
       </w:r>
@@ -780,7 +943,7 @@
           <w:sz w:val="20"/>
           <w:szCs w:val="20"/>
         </w:rPr>
-        <w:t xml:space="preserve">Asta suna prost. Explica in primul rand ce inseamna.</w:t>
+        <w:t>Asta suna prost. Explica in primul rand ce inseamna.</w:t>
       </w:r>
     </w:p>
   </w:comment>
@@ -809,23 +972,23 @@
 </file>
 
 <file path=word/commentsExtensible.xml><?xml version="1.0" encoding="utf-8"?>
-<w16cex:commentsExtensible xmlns:wpc="http://schemas.microsoft.com/office/word/2010/wordprocessingCanvas" xmlns:cx="http://schemas.microsoft.com/office/drawing/2014/chartex" xmlns:cx1="http://schemas.microsoft.com/office/drawing/2015/9/8/chartex" xmlns:cx2="http://schemas.microsoft.com/office/drawing/2015/10/21/chartex" xmlns:cx3="http://schemas.microsoft.com/office/drawing/2016/5/9/chartex" xmlns:cx4="http://schemas.microsoft.com/office/drawing/2016/5/10/chartex" xmlns:cx5="http://schemas.microsoft.com/office/drawing/2016/5/11/chartex" xmlns:cx6="http://schemas.microsoft.com/office/drawing/2016/5/12/chartex" xmlns:cx7="http://schemas.microsoft.com/office/drawing/2016/5/13/chartex" xmlns:cx8="http://schemas.microsoft.com/office/drawing/2016/5/14/chartex" xmlns:mc="http://schemas.openxmlformats.org/markup-compatibility/2006" xmlns:aink="http://schemas.microsoft.com/office/drawing/2016/ink" xmlns:am3d="http://schemas.microsoft.com/office/drawing/2017/model3d" xmlns:o="urn:schemas-microsoft-com:office:office" xmlns:oel="http://schemas.microsoft.com/office/2019/extlst" xmlns:r="http://schemas.openxmlformats.org/officeDocument/2006/relationships" xmlns:m="http://schemas.openxmlformats.org/officeDocument/2006/math" xmlns:v="urn:schemas-microsoft-com:vml" xmlns:wp14="http://schemas.microsoft.com/office/word/2010/wordprocessingDrawing" xmlns:wp="http://schemas.openxmlformats.org/drawingml/2006/wordprocessingDrawing" xmlns:w10="urn:schemas-microsoft-com:office:word" xmlns:w="http://schemas.openxmlformats.org/wordprocessingml/2006/main" xmlns:w14="http://schemas.microsoft.com/office/word/2010/wordml" xmlns:w15="http://schemas.microsoft.com/office/word/2012/wordml" xmlns:w16cex="http://schemas.microsoft.com/office/word/2018/wordml/cex" xmlns:w16cid="http://schemas.microsoft.com/office/word/2016/wordml/cid" xmlns:w16="http://schemas.microsoft.com/office/word/2018/wordml" xmlns:w16du="http://schemas.microsoft.com/office/word/2023/wordml/word16du" xmlns:w16sdtdh="http://schemas.microsoft.com/office/word/2020/wordml/sdtdatahash" xmlns:w16sdtfl="http://schemas.microsoft.com/office/word/2024/wordml/sdtformatlock" xmlns:w16se="http://schemas.microsoft.com/office/word/2015/wordml/symex" xmlns:wpg="http://schemas.microsoft.com/office/word/2010/wordprocessingGroup" xmlns:wpi="http://schemas.microsoft.com/office/word/2010/wordprocessingInk" xmlns:wne="http://schemas.microsoft.com/office/word/2006/wordml" xmlns:wps="http://schemas.microsoft.com/office/word/2010/wordprocessingShape" xmlns:cr="http://schemas.microsoft.com/office/comments/2020/reactions" mc:Ignorable="w14 w15 w16se w16cid w16 w16cex w16sdtdh w16sdtfl cr w16du wp14">
-  <w16cex:commentExtensible w16cex:durableId="7C6B115A" w16cex:dateUtc="2026-10-14T07:15:19Z"/>
-  <w16cex:commentExtensible w16cex:durableId="55A628E1" w16cex:dateUtc="2026-10-14T07:15:19Z"/>
-  <w16cex:commentExtensible w16cex:durableId="3C009898" w16cex:dateUtc="2026-10-14T07:15:19Z"/>
-  <w16cex:commentExtensible w16cex:durableId="639E484F" w16cex:dateUtc="2026-10-14T07:15:19Z"/>
-  <w16cex:commentExtensible w16cex:durableId="74E96F21" w16cex:dateUtc="2026-10-14T07:15:19Z"/>
-  <w16cex:commentExtensible w16cex:durableId="2DABC3ED" w16cex:dateUtc="2026-10-14T07:15:19Z"/>
-  <w16cex:commentExtensible w16cex:durableId="3DEBF78D" w16cex:dateUtc="2026-10-14T07:15:19Z"/>
-  <w16cex:commentExtensible w16cex:durableId="6A2BFB4F" w16cex:dateUtc="2026-10-14T07:15:19Z"/>
-  <w16cex:commentExtensible w16cex:durableId="007507CD" w16cex:dateUtc="2026-10-14T07:15:19Z"/>
-  <w16cex:commentExtensible w16cex:durableId="42B79A45" w16cex:dateUtc="2026-10-14T07:15:19Z"/>
-  <w16cex:commentExtensible w16cex:durableId="3BD7E80B" w16cex:dateUtc="2026-10-14T07:15:19Z"/>
-  <w16cex:commentExtensible w16cex:durableId="03A0F3ED" w16cex:dateUtc="2026-10-14T07:15:19Z"/>
-  <w16cex:commentExtensible w16cex:durableId="05E9DE6B" w16cex:dateUtc="2026-10-14T07:15:19Z"/>
-  <w16cex:commentExtensible w16cex:durableId="31BF4CC1" w16cex:dateUtc="2026-10-14T07:15:19Z"/>
-  <w16cex:commentExtensible w16cex:durableId="5E916675" w16cex:dateUtc="2026-10-14T07:15:19Z"/>
-  <w16cex:commentExtensible w16cex:durableId="662D3FB4" w16cex:dateUtc="2026-10-14T07:15:19Z"/>
+<w16cex:commentsExtensible xmlns:wpc="http://schemas.microsoft.com/office/word/2010/wordprocessingCanvas" xmlns:cx="http://schemas.microsoft.com/office/drawing/2014/chartex" xmlns:cx1="http://schemas.microsoft.com/office/drawing/2015/9/8/chartex" xmlns:cx2="http://schemas.microsoft.com/office/drawing/2015/10/21/chartex" xmlns:cx3="http://schemas.microsoft.com/office/drawing/2016/5/9/chartex" xmlns:cx4="http://schemas.microsoft.com/office/drawing/2016/5/10/chartex" xmlns:cx5="http://schemas.microsoft.com/office/drawing/2016/5/11/chartex" xmlns:cx6="http://schemas.microsoft.com/office/drawing/2016/5/12/chartex" xmlns:cx7="http://schemas.microsoft.com/office/drawing/2016/5/13/chartex" xmlns:cx8="http://schemas.microsoft.com/office/drawing/2016/5/14/chartex" xmlns:cr="http://schemas.microsoft.com/office/comments/2020/reactions" xmlns:mc="http://schemas.openxmlformats.org/markup-compatibility/2006" xmlns:aink="http://schemas.microsoft.com/office/drawing/2016/ink" xmlns:am3d="http://schemas.microsoft.com/office/drawing/2017/model3d" xmlns:o="urn:schemas-microsoft-com:office:office" xmlns:oel="http://schemas.microsoft.com/office/2019/extlst" xmlns:r="http://schemas.openxmlformats.org/officeDocument/2006/relationships" xmlns:m="http://schemas.openxmlformats.org/officeDocument/2006/math" xmlns:v="urn:schemas-microsoft-com:vml" xmlns:wp14="http://schemas.microsoft.com/office/word/2010/wordprocessingDrawing" xmlns:wp="http://schemas.openxmlformats.org/drawingml/2006/wordprocessingDrawing" xmlns:w10="urn:schemas-microsoft-com:office:word" xmlns:w="http://schemas.openxmlformats.org/wordprocessingml/2006/main" xmlns:w14="http://schemas.microsoft.com/office/word/2010/wordml" xmlns:w15="http://schemas.microsoft.com/office/word/2012/wordml" xmlns:w16cex="http://schemas.microsoft.com/office/word/2018/wordml/cex" xmlns:w16cid="http://schemas.microsoft.com/office/word/2016/wordml/cid" xmlns:w16="http://schemas.microsoft.com/office/word/2018/wordml" xmlns:w16du="http://schemas.microsoft.com/office/word/2023/wordml/word16du" xmlns:w16sdtdh="http://schemas.microsoft.com/office/word/2020/wordml/sdtdatahash" xmlns:w16sdtfl="http://schemas.microsoft.com/office/word/2024/wordml/sdtformatlock" xmlns:w16se="http://schemas.microsoft.com/office/word/2015/wordml/symex" xmlns:wpg="http://schemas.microsoft.com/office/word/2010/wordprocessingGroup" xmlns:wpi="http://schemas.microsoft.com/office/word/2010/wordprocessingInk" xmlns:wne="http://schemas.microsoft.com/office/word/2006/wordml" xmlns:wps="http://schemas.microsoft.com/office/word/2010/wordprocessingShape" mc:Ignorable="w14 w15 w16se w16cid w16 w16cex w16sdtdh w16sdtfl cr w16du wp14">
+  <w16cex:commentExtensible w16cex:durableId="7C6B115A" w16cex:dateUtc="2026-10-14T07:15:00Z"/>
+  <w16cex:commentExtensible w16cex:durableId="55A628E1" w16cex:dateUtc="2026-10-14T07:15:00Z"/>
+  <w16cex:commentExtensible w16cex:durableId="3C009898" w16cex:dateUtc="2026-10-14T07:15:00Z"/>
+  <w16cex:commentExtensible w16cex:durableId="639E484F" w16cex:dateUtc="2026-10-14T07:15:00Z"/>
+  <w16cex:commentExtensible w16cex:durableId="74E96F21" w16cex:dateUtc="2026-10-14T07:15:00Z"/>
+  <w16cex:commentExtensible w16cex:durableId="2DABC3ED" w16cex:dateUtc="2026-10-14T07:15:00Z"/>
+  <w16cex:commentExtensible w16cex:durableId="3DEBF78D" w16cex:dateUtc="2026-10-14T07:15:00Z"/>
+  <w16cex:commentExtensible w16cex:durableId="6A2BFB4F" w16cex:dateUtc="2026-10-14T07:15:00Z"/>
+  <w16cex:commentExtensible w16cex:durableId="007507CD" w16cex:dateUtc="2026-10-14T07:15:00Z"/>
+  <w16cex:commentExtensible w16cex:durableId="42B79A45" w16cex:dateUtc="2026-10-14T07:15:00Z"/>
+  <w16cex:commentExtensible w16cex:durableId="3BD7E80B" w16cex:dateUtc="2026-10-14T07:15:00Z"/>
+  <w16cex:commentExtensible w16cex:durableId="03A0F3ED" w16cex:dateUtc="2026-10-14T07:15:00Z"/>
+  <w16cex:commentExtensible w16cex:durableId="05E9DE6B" w16cex:dateUtc="2026-10-14T07:15:00Z"/>
+  <w16cex:commentExtensible w16cex:durableId="31BF4CC1" w16cex:dateUtc="2026-10-14T07:15:00Z"/>
+  <w16cex:commentExtensible w16cex:durableId="5E916675" w16cex:dateUtc="2026-10-14T07:15:00Z"/>
+  <w16cex:commentExtensible w16cex:durableId="662D3FB4" w16cex:dateUtc="2026-10-14T07:15:00Z"/>
 </w16cex:commentsExtensible>
 </file>
 
@@ -851,18 +1014,9 @@
 </file>
 
 <file path=word/endnotes.xml><?xml version="1.0" encoding="utf-8"?>
-<w:endnotes xmlns:wpc="http://schemas.microsoft.com/office/word/2010/wordprocessingCanvas" xmlns:mc="http://schemas.openxmlformats.org/markup-compatibility/2006" xmlns:o="urn:schemas-microsoft-com:office:office" xmlns:r="http://schemas.openxmlformats.org/officeDocument/2006/relationships" xmlns:m="http://schemas.openxmlformats.org/officeDocument/2006/math" xmlns:v="urn:schemas-microsoft-com:vml" xmlns:wp14="http://schemas.microsoft.com/office/word/2010/wordprocessingDrawing" xmlns:wp="http://schemas.openxmlformats.org/drawingml/2006/wordprocessingDrawing" xmlns:w10="urn:schemas-microsoft-com:office:word" xmlns:w="http://schemas.openxmlformats.org/wordprocessingml/2006/main" xmlns:w14="http://schemas.microsoft.com/office/word/2010/wordml" xmlns:w15="http://schemas.microsoft.com/office/word/2012/wordml" xmlns:wpg="http://schemas.microsoft.com/office/word/2010/wordprocessingGroup" xmlns:wpi="http://schemas.microsoft.com/office/word/2010/wordprocessingInk" xmlns:wne="http://schemas.microsoft.com/office/word/2006/wordml" xmlns:wps="http://schemas.microsoft.com/office/word/2010/wordprocessingShape" mc:Ignorable="w14 w15 wp14">
+<w:endnotes xmlns:wpc="http://schemas.microsoft.com/office/word/2010/wordprocessingCanvas" xmlns:cx="http://schemas.microsoft.com/office/drawing/2014/chartex" xmlns:cx1="http://schemas.microsoft.com/office/drawing/2015/9/8/chartex" xmlns:cx2="http://schemas.microsoft.com/office/drawing/2015/10/21/chartex" xmlns:cx3="http://schemas.microsoft.com/office/drawing/2016/5/9/chartex" xmlns:cx4="http://schemas.microsoft.com/office/drawing/2016/5/10/chartex" xmlns:cx5="http://schemas.microsoft.com/office/drawing/2016/5/11/chartex" xmlns:cx6="http://schemas.microsoft.com/office/drawing/2016/5/12/chartex" xmlns:cx7="http://schemas.microsoft.com/office/drawing/2016/5/13/chartex" xmlns:cx8="http://schemas.microsoft.com/office/drawing/2016/5/14/chartex" xmlns:mc="http://schemas.openxmlformats.org/markup-compatibility/2006" xmlns:aink="http://schemas.microsoft.com/office/drawing/2016/ink" xmlns:am3d="http://schemas.microsoft.com/office/drawing/2017/model3d" xmlns:o="urn:schemas-microsoft-com:office:office" xmlns:oel="http://schemas.microsoft.com/office/2019/extlst" xmlns:r="http://schemas.openxmlformats.org/officeDocument/2006/relationships" xmlns:m="http://schemas.openxmlformats.org/officeDocument/2006/math" xmlns:v="urn:schemas-microsoft-com:vml" xmlns:wp14="http://schemas.microsoft.com/office/word/2010/wordprocessingDrawing" xmlns:wp="http://schemas.openxmlformats.org/drawingml/2006/wordprocessingDrawing" xmlns:w10="urn:schemas-microsoft-com:office:word" xmlns:w="http://schemas.openxmlformats.org/wordprocessingml/2006/main" xmlns:w14="http://schemas.microsoft.com/office/word/2010/wordml" xmlns:w15="http://schemas.microsoft.com/office/word/2012/wordml" xmlns:w16cex="http://schemas.microsoft.com/office/word/2018/wordml/cex" xmlns:w16cid="http://schemas.microsoft.com/office/word/2016/wordml/cid" xmlns:w16="http://schemas.microsoft.com/office/word/2018/wordml" xmlns:w16du="http://schemas.microsoft.com/office/word/2023/wordml/word16du" xmlns:w16sdtdh="http://schemas.microsoft.com/office/word/2020/wordml/sdtdatahash" xmlns:w16sdtfl="http://schemas.microsoft.com/office/word/2024/wordml/sdtformatlock" xmlns:w16se="http://schemas.microsoft.com/office/word/2015/wordml/symex" xmlns:wpg="http://schemas.microsoft.com/office/word/2010/wordprocessingGroup" xmlns:wpi="http://schemas.microsoft.com/office/word/2010/wordprocessingInk" xmlns:wne="http://schemas.microsoft.com/office/word/2006/wordml" xmlns:wps="http://schemas.microsoft.com/office/word/2010/wordprocessingShape" mc:Ignorable="w14 w15 w16se w16cid w16 w16cex w16sdtdh w16sdtfl w16du wp14">
   <w:endnote w:type="separator" w:id="-1">
     <w:p>
-      <w:pPr>
-        <w:spacing w:after="0" w:line="240" w:lineRule="auto"/>
-      </w:pPr>
-      <w:r>
-        <w:rPr>
-          <w:rStyle w:val="EndnoteReference"/>
-        </w:rPr>
-        <w:endnoteRef/>
-      </w:r>
       <w:r>
         <w:separator/>
       </w:r>
@@ -870,15 +1024,6 @@
   </w:endnote>
   <w:endnote w:type="continuationSeparator" w:id="0">
     <w:p>
-      <w:pPr>
-        <w:spacing w:after="0" w:line="240" w:lineRule="auto"/>
-      </w:pPr>
-      <w:r>
-        <w:rPr>
-          <w:rStyle w:val="EndnoteReference"/>
-        </w:rPr>
-        <w:endnoteRef/>
-      </w:r>
       <w:r>
         <w:continuationSeparator/>
       </w:r>
@@ -888,18 +1033,9 @@
 </file>
 
 <file path=word/footnotes.xml><?xml version="1.0" encoding="utf-8"?>
-<w:footnotes xmlns:wpc="http://schemas.microsoft.com/office/word/2010/wordprocessingCanvas" xmlns:mc="http://schemas.openxmlformats.org/markup-compatibility/2006" xmlns:o="urn:schemas-microsoft-com:office:office" xmlns:r="http://schemas.openxmlformats.org/officeDocument/2006/relationships" xmlns:m="http://schemas.openxmlformats.org/officeDocument/2006/math" xmlns:v="urn:schemas-microsoft-com:vml" xmlns:wp14="http://schemas.microsoft.com/office/word/2010/wordprocessingDrawing" xmlns:wp="http://schemas.openxmlformats.org/drawingml/2006/wordprocessingDrawing" xmlns:w10="urn:schemas-microsoft-com:office:word" xmlns:w="http://schemas.openxmlformats.org/wordprocessingml/2006/main" xmlns:w14="http://schemas.microsoft.com/office/word/2010/wordml" xmlns:w15="http://schemas.microsoft.com/office/word/2012/wordml" xmlns:wpg="http://schemas.microsoft.com/office/word/2010/wordprocessingGroup" xmlns:wpi="http://schemas.microsoft.com/office/word/2010/wordprocessingInk" xmlns:wne="http://schemas.microsoft.com/office/word/2006/wordml" xmlns:wps="http://schemas.microsoft.com/office/word/2010/wordprocessingShape" mc:Ignorable="w14 w15 wp14">
+<w:footnotes xmlns:wpc="http://schemas.microsoft.com/office/word/2010/wordprocessingCanvas" xmlns:cx="http://schemas.microsoft.com/office/drawing/2014/chartex" xmlns:cx1="http://schemas.microsoft.com/office/drawing/2015/9/8/chartex" xmlns:cx2="http://schemas.microsoft.com/office/drawing/2015/10/21/chartex" xmlns:cx3="http://schemas.microsoft.com/office/drawing/2016/5/9/chartex" xmlns:cx4="http://schemas.microsoft.com/office/drawing/2016/5/10/chartex" xmlns:cx5="http://schemas.microsoft.com/office/drawing/2016/5/11/chartex" xmlns:cx6="http://schemas.microsoft.com/office/drawing/2016/5/12/chartex" xmlns:cx7="http://schemas.microsoft.com/office/drawing/2016/5/13/chartex" xmlns:cx8="http://schemas.microsoft.com/office/drawing/2016/5/14/chartex" xmlns:mc="http://schemas.openxmlformats.org/markup-compatibility/2006" xmlns:aink="http://schemas.microsoft.com/office/drawing/2016/ink" xmlns:am3d="http://schemas.microsoft.com/office/drawing/2017/model3d" xmlns:o="urn:schemas-microsoft-com:office:office" xmlns:oel="http://schemas.microsoft.com/office/2019/extlst" xmlns:r="http://schemas.openxmlformats.org/officeDocument/2006/relationships" xmlns:m="http://schemas.openxmlformats.org/officeDocument/2006/math" xmlns:v="urn:schemas-microsoft-com:vml" xmlns:wp14="http://schemas.microsoft.com/office/word/2010/wordprocessingDrawing" xmlns:wp="http://schemas.openxmlformats.org/drawingml/2006/wordprocessingDrawing" xmlns:w10="urn:schemas-microsoft-com:office:word" xmlns:w="http://schemas.openxmlformats.org/wordprocessingml/2006/main" xmlns:w14="http://schemas.microsoft.com/office/word/2010/wordml" xmlns:w15="http://schemas.microsoft.com/office/word/2012/wordml" xmlns:w16cex="http://schemas.microsoft.com/office/word/2018/wordml/cex" xmlns:w16cid="http://schemas.microsoft.com/office/word/2016/wordml/cid" xmlns:w16="http://schemas.microsoft.com/office/word/2018/wordml" xmlns:w16du="http://schemas.microsoft.com/office/word/2023/wordml/word16du" xmlns:w16sdtdh="http://schemas.microsoft.com/office/word/2020/wordml/sdtdatahash" xmlns:w16sdtfl="http://schemas.microsoft.com/office/word/2024/wordml/sdtformatlock" xmlns:w16se="http://schemas.microsoft.com/office/word/2015/wordml/symex" xmlns:wpg="http://schemas.microsoft.com/office/word/2010/wordprocessingGroup" xmlns:wpi="http://schemas.microsoft.com/office/word/2010/wordprocessingInk" xmlns:wne="http://schemas.microsoft.com/office/word/2006/wordml" xmlns:wps="http://schemas.microsoft.com/office/word/2010/wordprocessingShape" mc:Ignorable="w14 w15 w16se w16cid w16 w16cex w16sdtdh w16sdtfl w16du wp14">
   <w:footnote w:type="separator" w:id="-1">
     <w:p>
-      <w:pPr>
-        <w:spacing w:after="0" w:line="240" w:lineRule="auto"/>
-      </w:pPr>
-      <w:r>
-        <w:rPr>
-          <w:rStyle w:val="FootnoteReference"/>
-        </w:rPr>
-        <w:footnoteRef/>
-      </w:r>
       <w:r>
         <w:separator/>
       </w:r>
@@ -907,15 +1043,6 @@
   </w:footnote>
   <w:footnote w:type="continuationSeparator" w:id="0">
     <w:p>
-      <w:pPr>
-        <w:spacing w:after="0" w:line="240" w:lineRule="auto"/>
-      </w:pPr>
-      <w:r>
-        <w:rPr>
-          <w:rStyle w:val="FootnoteReference"/>
-        </w:rPr>
-        <w:footnoteRef/>
-      </w:r>
       <w:r>
         <w:continuationSeparator/>
       </w:r>
@@ -925,7 +1052,7 @@
     <w:p>
       <w:r>
         <w:rPr>
-          <w:rStyle w:val="FootnoteReference"/>
+          <w:rStyle w:val="Referinnotdesubsol"/>
         </w:rPr>
         <w:footnoteRef/>
       </w:r>
@@ -936,7 +1063,7 @@
         <w:rPr>
           <w:rStyle w:val="Hyperlink"/>
         </w:rPr>
-        <w:t xml:space="preserve">https://ai.google.dev/edge/litert</w:t>
+        <w:t>https://ai.google.dev/edge/litert</w:t>
       </w:r>
     </w:p>
   </w:footnote>
@@ -944,10 +1071,66 @@
 </file>
 
 <file path=word/numbering.xml><?xml version="1.0" encoding="utf-8"?>
-<w:numbering xmlns:wpc="http://schemas.microsoft.com/office/word/2010/wordprocessingCanvas" xmlns:mc="http://schemas.openxmlformats.org/markup-compatibility/2006" xmlns:o="urn:schemas-microsoft-com:office:office" xmlns:r="http://schemas.openxmlformats.org/officeDocument/2006/relationships" xmlns:m="http://schemas.openxmlformats.org/officeDocument/2006/math" xmlns:v="urn:schemas-microsoft-com:vml" xmlns:wp14="http://schemas.microsoft.com/office/word/2010/wordprocessingDrawing" xmlns:wp="http://schemas.openxmlformats.org/drawingml/2006/wordprocessingDrawing" xmlns:w10="urn:schemas-microsoft-com:office:word" xmlns:w="http://schemas.openxmlformats.org/wordprocessingml/2006/main" xmlns:w14="http://schemas.microsoft.com/office/word/2010/wordml" xmlns:w15="http://schemas.microsoft.com/office/word/2012/wordml" xmlns:wpg="http://schemas.microsoft.com/office/word/2010/wordprocessingGroup" xmlns:wpi="http://schemas.microsoft.com/office/word/2010/wordprocessingInk" xmlns:wne="http://schemas.microsoft.com/office/word/2006/wordml" xmlns:wps="http://schemas.microsoft.com/office/word/2010/wordprocessingShape" mc:Ignorable="w14 w15 wp14">
+<w:numbering xmlns:wpc="http://schemas.microsoft.com/office/word/2010/wordprocessingCanvas" xmlns:cx="http://schemas.microsoft.com/office/drawing/2014/chartex" xmlns:cx1="http://schemas.microsoft.com/office/drawing/2015/9/8/chartex" xmlns:cx2="http://schemas.microsoft.com/office/drawing/2015/10/21/chartex" xmlns:cx3="http://schemas.microsoft.com/office/drawing/2016/5/9/chartex" xmlns:cx4="http://schemas.microsoft.com/office/drawing/2016/5/10/chartex" xmlns:cx5="http://schemas.microsoft.com/office/drawing/2016/5/11/chartex" xmlns:cx6="http://schemas.microsoft.com/office/drawing/2016/5/12/chartex" xmlns:cx7="http://schemas.microsoft.com/office/drawing/2016/5/13/chartex" xmlns:cx8="http://schemas.microsoft.com/office/drawing/2016/5/14/chartex" xmlns:mc="http://schemas.openxmlformats.org/markup-compatibility/2006" xmlns:aink="http://schemas.microsoft.com/office/drawing/2016/ink" xmlns:am3d="http://schemas.microsoft.com/office/drawing/2017/model3d" xmlns:o="urn:schemas-microsoft-com:office:office" xmlns:oel="http://schemas.microsoft.com/office/2019/extlst" xmlns:r="http://schemas.openxmlformats.org/officeDocument/2006/relationships" xmlns:m="http://schemas.openxmlformats.org/officeDocument/2006/math" xmlns:v="urn:schemas-microsoft-com:vml" xmlns:wp14="http://schemas.microsoft.com/office/word/2010/wordprocessingDrawing" xmlns:wp="http://schemas.openxmlformats.org/drawingml/2006/wordprocessingDrawing" xmlns:w10="urn:schemas-microsoft-com:office:word" xmlns:w="http://schemas.openxmlformats.org/wordprocessingml/2006/main" xmlns:w14="http://schemas.microsoft.com/office/word/2010/wordml" xmlns:w15="http://schemas.microsoft.com/office/word/2012/wordml" xmlns:w16cex="http://schemas.microsoft.com/office/word/2018/wordml/cex" xmlns:w16cid="http://schemas.microsoft.com/office/word/2016/wordml/cid" xmlns:w16="http://schemas.microsoft.com/office/word/2018/wordml" xmlns:w16du="http://schemas.microsoft.com/office/word/2023/wordml/word16du" xmlns:w16sdtdh="http://schemas.microsoft.com/office/word/2020/wordml/sdtdatahash" xmlns:w16sdtfl="http://schemas.microsoft.com/office/word/2024/wordml/sdtformatlock" xmlns:w16se="http://schemas.microsoft.com/office/word/2015/wordml/symex" xmlns:wpg="http://schemas.microsoft.com/office/word/2010/wordprocessingGroup" xmlns:wpi="http://schemas.microsoft.com/office/word/2010/wordprocessingInk" xmlns:wne="http://schemas.microsoft.com/office/word/2006/wordml" xmlns:wps="http://schemas.microsoft.com/office/word/2010/wordprocessingShape" mc:Ignorable="w14 w15 w16se w16cid w16 w16cex w16sdtdh w16sdtfl w16du wp14">
+  <w:abstractNum w:abstractNumId="0" w15:restartNumberingAfterBreak="0">
+    <w:nsid w:val="1F0A763E"/>
+    <w:multiLevelType w:val="hybridMultilevel"/>
+    <w:tmpl w:val="0BAC08F2"/>
+    <w:lvl w:ilvl="0" w:tplc="75804362">
+      <w:start w:val="1"/>
+      <w:numFmt w:val="bullet"/>
+      <w:lvlText w:val="•"/>
+      <w:lvlJc w:val="left"/>
+      <w:pPr>
+        <w:ind w:left="504" w:hanging="288"/>
+      </w:pPr>
+    </w:lvl>
+    <w:lvl w:ilvl="1" w:tplc="8918F748">
+      <w:numFmt w:val="decimal"/>
+      <w:lvlText w:val=""/>
+      <w:lvlJc w:val="left"/>
+    </w:lvl>
+    <w:lvl w:ilvl="2" w:tplc="2BE42120">
+      <w:numFmt w:val="decimal"/>
+      <w:lvlText w:val=""/>
+      <w:lvlJc w:val="left"/>
+    </w:lvl>
+    <w:lvl w:ilvl="3" w:tplc="3D6A8A60">
+      <w:numFmt w:val="decimal"/>
+      <w:lvlText w:val=""/>
+      <w:lvlJc w:val="left"/>
+    </w:lvl>
+    <w:lvl w:ilvl="4" w:tplc="F1C83EE8">
+      <w:numFmt w:val="decimal"/>
+      <w:lvlText w:val=""/>
+      <w:lvlJc w:val="left"/>
+    </w:lvl>
+    <w:lvl w:ilvl="5" w:tplc="B4942084">
+      <w:numFmt w:val="decimal"/>
+      <w:lvlText w:val=""/>
+      <w:lvlJc w:val="left"/>
+    </w:lvl>
+    <w:lvl w:ilvl="6" w:tplc="D71E499E">
+      <w:numFmt w:val="decimal"/>
+      <w:lvlText w:val=""/>
+      <w:lvlJc w:val="left"/>
+    </w:lvl>
+    <w:lvl w:ilvl="7" w:tplc="8B92ECCE">
+      <w:numFmt w:val="decimal"/>
+      <w:lvlText w:val=""/>
+      <w:lvlJc w:val="left"/>
+    </w:lvl>
+    <w:lvl w:ilvl="8" w:tplc="511299DE">
+      <w:numFmt w:val="decimal"/>
+      <w:lvlText w:val=""/>
+      <w:lvlJc w:val="left"/>
+    </w:lvl>
+  </w:abstractNum>
   <w:abstractNum w:abstractNumId="1" w15:restartNumberingAfterBreak="0">
+    <w:nsid w:val="409C74EC"/>
     <w:multiLevelType w:val="hybridMultilevel"/>
-    <w:lvl w:ilvl="0" w15:tentative="1">
+    <w:tmpl w:val="7564E046"/>
+    <w:lvl w:ilvl="0" w:tplc="795C366C">
       <w:start w:val="1"/>
       <w:numFmt w:val="bullet"/>
       <w:lvlText w:val="●"/>
@@ -956,7 +1139,7 @@
         <w:ind w:left="720" w:hanging="360"/>
       </w:pPr>
     </w:lvl>
-    <w:lvl w:ilvl="1" w15:tentative="1">
+    <w:lvl w:ilvl="1" w:tplc="470872E0">
       <w:start w:val="1"/>
       <w:numFmt w:val="bullet"/>
       <w:lvlText w:val="○"/>
@@ -965,7 +1148,7 @@
         <w:ind w:left="1440" w:hanging="360"/>
       </w:pPr>
     </w:lvl>
-    <w:lvl w:ilvl="2" w15:tentative="1">
+    <w:lvl w:ilvl="2" w:tplc="5D865034">
       <w:start w:val="1"/>
       <w:numFmt w:val="bullet"/>
       <w:lvlText w:val="■"/>
@@ -974,7 +1157,7 @@
         <w:ind w:left="2160" w:hanging="360"/>
       </w:pPr>
     </w:lvl>
-    <w:lvl w:ilvl="3" w15:tentative="1">
+    <w:lvl w:ilvl="3" w:tplc="5B2C3130">
       <w:start w:val="1"/>
       <w:numFmt w:val="bullet"/>
       <w:lvlText w:val="●"/>
@@ -983,7 +1166,7 @@
         <w:ind w:left="2880" w:hanging="360"/>
       </w:pPr>
     </w:lvl>
-    <w:lvl w:ilvl="4" w15:tentative="1">
+    <w:lvl w:ilvl="4" w:tplc="82D0FC82">
       <w:start w:val="1"/>
       <w:numFmt w:val="bullet"/>
       <w:lvlText w:val="○"/>
@@ -992,7 +1175,7 @@
         <w:ind w:left="3600" w:hanging="360"/>
       </w:pPr>
     </w:lvl>
-    <w:lvl w:ilvl="5" w15:tentative="1">
+    <w:lvl w:ilvl="5" w:tplc="8ED0383E">
       <w:start w:val="1"/>
       <w:numFmt w:val="bullet"/>
       <w:lvlText w:val="■"/>
@@ -1001,7 +1184,7 @@
         <w:ind w:left="4320" w:hanging="360"/>
       </w:pPr>
     </w:lvl>
-    <w:lvl w:ilvl="6" w15:tentative="1">
+    <w:lvl w:ilvl="6" w:tplc="3132AAEE">
       <w:start w:val="1"/>
       <w:numFmt w:val="bullet"/>
       <w:lvlText w:val="●"/>
@@ -1010,7 +1193,7 @@
         <w:ind w:left="5040" w:hanging="360"/>
       </w:pPr>
     </w:lvl>
-    <w:lvl w:ilvl="7" w15:tentative="1">
+    <w:lvl w:ilvl="7" w:tplc="D79E6CAE">
       <w:start w:val="1"/>
       <w:numFmt w:val="bullet"/>
       <w:lvlText w:val="●"/>
@@ -1019,7 +1202,7 @@
         <w:ind w:left="5760" w:hanging="360"/>
       </w:pPr>
     </w:lvl>
-    <w:lvl w:ilvl="8" w15:tentative="1">
+    <w:lvl w:ilvl="8" w:tplc="E72048D8">
       <w:start w:val="1"/>
       <w:numFmt w:val="bullet"/>
       <w:lvlText w:val="●"/>
@@ -1029,26 +1212,14 @@
       </w:pPr>
     </w:lvl>
   </w:abstractNum>
-  <w:abstractNum w:abstractNumId="2" w15:restartNumberingAfterBreak="0">
-    <w:multiLevelType w:val="hybridMultilevel"/>
-    <w:lvl w:ilvl="0" w15:tentative="1">
-      <w:start w:val="1"/>
-      <w:numFmt w:val="bullet"/>
-      <w:lvlText w:val="•"/>
-      <w:lvlJc w:val="left"/>
-      <w:pPr>
-        <w:ind w:left="504" w:hanging="288"/>
-      </w:pPr>
-    </w:lvl>
-  </w:abstractNum>
-  <w:num w:numId="1">
+  <w:num w:numId="1" w16cid:durableId="1253592024">
     <w:abstractNumId w:val="1"/>
     <w:lvlOverride w:ilvl="0">
       <w:startOverride w:val="1"/>
     </w:lvlOverride>
   </w:num>
-  <w:num w:numId="2">
-    <w:abstractNumId w:val="2"/>
+  <w:num w:numId="2" w16cid:durableId="638458557">
+    <w:abstractNumId w:val="0"/>
     <w:lvlOverride w:ilvl="0">
       <w:startOverride w:val="1"/>
     </w:lvlOverride>
@@ -1057,107 +1228,532 @@
 </file>
 
 <file path=word/styles.xml><?xml version="1.0" encoding="utf-8"?>
-<w:styles xmlns:mc="http://schemas.openxmlformats.org/markup-compatibility/2006" xmlns:r="http://schemas.openxmlformats.org/officeDocument/2006/relationships" xmlns:w="http://schemas.openxmlformats.org/wordprocessingml/2006/main" xmlns:w14="http://schemas.microsoft.com/office/word/2010/wordml" xmlns:w15="http://schemas.microsoft.com/office/word/2012/wordml" mc:Ignorable="w14 w15">
+<w:styles xmlns:mc="http://schemas.openxmlformats.org/markup-compatibility/2006" xmlns:r="http://schemas.openxmlformats.org/officeDocument/2006/relationships" xmlns:w="http://schemas.openxmlformats.org/wordprocessingml/2006/main" xmlns:w14="http://schemas.microsoft.com/office/word/2010/wordml" xmlns:w15="http://schemas.microsoft.com/office/word/2012/wordml" xmlns:w16cex="http://schemas.microsoft.com/office/word/2018/wordml/cex" xmlns:w16cid="http://schemas.microsoft.com/office/word/2016/wordml/cid" xmlns:w16="http://schemas.microsoft.com/office/word/2018/wordml" xmlns:w16du="http://schemas.microsoft.com/office/word/2023/wordml/word16du" xmlns:w16sdtdh="http://schemas.microsoft.com/office/word/2020/wordml/sdtdatahash" xmlns:w16sdtfl="http://schemas.microsoft.com/office/word/2024/wordml/sdtformatlock" xmlns:w16se="http://schemas.microsoft.com/office/word/2015/wordml/symex" mc:Ignorable="w14 w15 w16se w16cid w16 w16cex w16sdtdh w16sdtfl w16du">
   <w:docDefaults>
     <w:rPrDefault>
       <w:rPr>
-        <w:rFonts w:ascii="Calibri" w:cs="Calibri" w:eastAsia="Calibri" w:hAnsi="Calibri"/>
+        <w:rFonts w:ascii="Calibri" w:eastAsia="Calibri" w:hAnsi="Calibri" w:cs="Calibri"/>
         <w:sz w:val="24"/>
         <w:szCs w:val="24"/>
+        <w:lang w:val="en-US" w:eastAsia="zh-TW" w:bidi="ar-SA"/>
       </w:rPr>
     </w:rPrDefault>
     <w:pPrDefault/>
   </w:docDefaults>
-  <w:style w:type="paragraph" w:styleId="Title">
+  <w:latentStyles w:defLockedState="0" w:defUIPriority="99" w:defSemiHidden="0" w:defUnhideWhenUsed="0" w:defQFormat="0" w:count="376">
+    <w:lsdException w:name="Normal" w:uiPriority="0" w:qFormat="1"/>
+    <w:lsdException w:name="heading 1" w:uiPriority="9" w:qFormat="1"/>
+    <w:lsdException w:name="heading 2" w:semiHidden="1" w:uiPriority="9" w:unhideWhenUsed="1" w:qFormat="1"/>
+    <w:lsdException w:name="heading 3" w:semiHidden="1" w:uiPriority="9" w:unhideWhenUsed="1" w:qFormat="1"/>
+    <w:lsdException w:name="heading 4" w:semiHidden="1" w:uiPriority="9" w:unhideWhenUsed="1" w:qFormat="1"/>
+    <w:lsdException w:name="heading 5" w:semiHidden="1" w:uiPriority="9" w:unhideWhenUsed="1" w:qFormat="1"/>
+    <w:lsdException w:name="heading 6" w:semiHidden="1" w:uiPriority="9" w:unhideWhenUsed="1" w:qFormat="1"/>
+    <w:lsdException w:name="heading 7" w:semiHidden="1" w:uiPriority="9" w:unhideWhenUsed="1" w:qFormat="1"/>
+    <w:lsdException w:name="heading 8" w:semiHidden="1" w:uiPriority="9" w:unhideWhenUsed="1" w:qFormat="1"/>
+    <w:lsdException w:name="heading 9" w:semiHidden="1" w:uiPriority="9" w:unhideWhenUsed="1" w:qFormat="1"/>
+    <w:lsdException w:name="index 1" w:semiHidden="1" w:unhideWhenUsed="1"/>
+    <w:lsdException w:name="index 2" w:semiHidden="1" w:unhideWhenUsed="1"/>
+    <w:lsdException w:name="index 3" w:semiHidden="1" w:unhideWhenUsed="1"/>
+    <w:lsdException w:name="index 4" w:semiHidden="1" w:unhideWhenUsed="1"/>
+    <w:lsdException w:name="index 5" w:semiHidden="1" w:unhideWhenUsed="1"/>
+    <w:lsdException w:name="index 6" w:semiHidden="1" w:unhideWhenUsed="1"/>
+    <w:lsdException w:name="index 7" w:semiHidden="1" w:unhideWhenUsed="1"/>
+    <w:lsdException w:name="index 8" w:semiHidden="1" w:unhideWhenUsed="1"/>
+    <w:lsdException w:name="index 9" w:semiHidden="1" w:unhideWhenUsed="1"/>
+    <w:lsdException w:name="toc 1" w:semiHidden="1" w:uiPriority="39" w:unhideWhenUsed="1"/>
+    <w:lsdException w:name="toc 2" w:semiHidden="1" w:uiPriority="39" w:unhideWhenUsed="1"/>
+    <w:lsdException w:name="toc 3" w:semiHidden="1" w:uiPriority="39" w:unhideWhenUsed="1"/>
+    <w:lsdException w:name="toc 4" w:semiHidden="1" w:uiPriority="39" w:unhideWhenUsed="1"/>
+    <w:lsdException w:name="toc 5" w:semiHidden="1" w:uiPriority="39" w:unhideWhenUsed="1"/>
+    <w:lsdException w:name="toc 6" w:semiHidden="1" w:uiPriority="39" w:unhideWhenUsed="1"/>
+    <w:lsdException w:name="toc 7" w:semiHidden="1" w:uiPriority="39" w:unhideWhenUsed="1"/>
+    <w:lsdException w:name="toc 8" w:semiHidden="1" w:uiPriority="39" w:unhideWhenUsed="1"/>
+    <w:lsdException w:name="toc 9" w:semiHidden="1" w:uiPriority="39" w:unhideWhenUsed="1"/>
+    <w:lsdException w:name="Normal Indent" w:semiHidden="1" w:unhideWhenUsed="1"/>
+    <w:lsdException w:name="footnote text" w:semiHidden="1" w:unhideWhenUsed="1"/>
+    <w:lsdException w:name="annotation text" w:semiHidden="1" w:unhideWhenUsed="1"/>
+    <w:lsdException w:name="header" w:semiHidden="1" w:unhideWhenUsed="1"/>
+    <w:lsdException w:name="footer" w:semiHidden="1" w:unhideWhenUsed="1"/>
+    <w:lsdException w:name="index heading" w:semiHidden="1" w:unhideWhenUsed="1"/>
+    <w:lsdException w:name="caption" w:semiHidden="1" w:uiPriority="35" w:unhideWhenUsed="1" w:qFormat="1"/>
+    <w:lsdException w:name="table of figures" w:semiHidden="1" w:unhideWhenUsed="1"/>
+    <w:lsdException w:name="envelope address" w:semiHidden="1" w:unhideWhenUsed="1"/>
+    <w:lsdException w:name="envelope return" w:semiHidden="1" w:unhideWhenUsed="1"/>
+    <w:lsdException w:name="footnote reference" w:semiHidden="1" w:unhideWhenUsed="1"/>
+    <w:lsdException w:name="annotation reference" w:semiHidden="1" w:unhideWhenUsed="1"/>
+    <w:lsdException w:name="line number" w:semiHidden="1" w:unhideWhenUsed="1"/>
+    <w:lsdException w:name="page number" w:semiHidden="1" w:unhideWhenUsed="1"/>
+    <w:lsdException w:name="endnote reference" w:semiHidden="1" w:unhideWhenUsed="1"/>
+    <w:lsdException w:name="endnote text" w:semiHidden="1" w:unhideWhenUsed="1"/>
+    <w:lsdException w:name="table of authorities" w:semiHidden="1" w:unhideWhenUsed="1"/>
+    <w:lsdException w:name="macro" w:semiHidden="1" w:unhideWhenUsed="1"/>
+    <w:lsdException w:name="toa heading" w:semiHidden="1" w:unhideWhenUsed="1"/>
+    <w:lsdException w:name="List" w:semiHidden="1" w:unhideWhenUsed="1"/>
+    <w:lsdException w:name="List Bullet" w:semiHidden="1" w:unhideWhenUsed="1"/>
+    <w:lsdException w:name="List Number" w:semiHidden="1" w:unhideWhenUsed="1"/>
+    <w:lsdException w:name="List 2" w:semiHidden="1" w:unhideWhenUsed="1"/>
+    <w:lsdException w:name="List 3" w:semiHidden="1" w:unhideWhenUsed="1"/>
+    <w:lsdException w:name="List 4" w:semiHidden="1" w:unhideWhenUsed="1"/>
+    <w:lsdException w:name="List 5" w:semiHidden="1" w:unhideWhenUsed="1"/>
+    <w:lsdException w:name="List Bullet 2" w:semiHidden="1" w:unhideWhenUsed="1"/>
+    <w:lsdException w:name="List Bullet 3" w:semiHidden="1" w:unhideWhenUsed="1"/>
+    <w:lsdException w:name="List Bullet 4" w:semiHidden="1" w:unhideWhenUsed="1"/>
+    <w:lsdException w:name="List Bullet 5" w:semiHidden="1" w:unhideWhenUsed="1"/>
+    <w:lsdException w:name="List Number 2" w:semiHidden="1" w:unhideWhenUsed="1"/>
+    <w:lsdException w:name="List Number 3" w:semiHidden="1" w:unhideWhenUsed="1"/>
+    <w:lsdException w:name="List Number 4" w:semiHidden="1" w:unhideWhenUsed="1"/>
+    <w:lsdException w:name="List Number 5" w:semiHidden="1" w:unhideWhenUsed="1"/>
+    <w:lsdException w:name="Title" w:uiPriority="10" w:qFormat="1"/>
+    <w:lsdException w:name="Closing" w:semiHidden="1" w:unhideWhenUsed="1"/>
+    <w:lsdException w:name="Signature" w:semiHidden="1" w:unhideWhenUsed="1"/>
+    <w:lsdException w:name="Default Paragraph Font" w:semiHidden="1" w:uiPriority="1" w:unhideWhenUsed="1"/>
+    <w:lsdException w:name="Body Text" w:semiHidden="1" w:unhideWhenUsed="1"/>
+    <w:lsdException w:name="Body Text Indent" w:semiHidden="1" w:unhideWhenUsed="1"/>
+    <w:lsdException w:name="List Continue" w:semiHidden="1" w:unhideWhenUsed="1"/>
+    <w:lsdException w:name="List Continue 2" w:semiHidden="1" w:unhideWhenUsed="1"/>
+    <w:lsdException w:name="List Continue 3" w:semiHidden="1" w:unhideWhenUsed="1"/>
+    <w:lsdException w:name="List Continue 4" w:semiHidden="1" w:unhideWhenUsed="1"/>
+    <w:lsdException w:name="List Continue 5" w:semiHidden="1" w:unhideWhenUsed="1"/>
+    <w:lsdException w:name="Message Header" w:semiHidden="1" w:unhideWhenUsed="1"/>
+    <w:lsdException w:name="Subtitle" w:uiPriority="11" w:qFormat="1"/>
+    <w:lsdException w:name="Salutation" w:semiHidden="1" w:unhideWhenUsed="1"/>
+    <w:lsdException w:name="Date" w:semiHidden="1" w:unhideWhenUsed="1"/>
+    <w:lsdException w:name="Body Text First Indent" w:semiHidden="1" w:unhideWhenUsed="1"/>
+    <w:lsdException w:name="Body Text First Indent 2" w:semiHidden="1" w:unhideWhenUsed="1"/>
+    <w:lsdException w:name="Note Heading" w:semiHidden="1" w:unhideWhenUsed="1"/>
+    <w:lsdException w:name="Body Text 2" w:semiHidden="1" w:unhideWhenUsed="1"/>
+    <w:lsdException w:name="Body Text 3" w:semiHidden="1" w:unhideWhenUsed="1"/>
+    <w:lsdException w:name="Body Text Indent 2" w:semiHidden="1" w:unhideWhenUsed="1"/>
+    <w:lsdException w:name="Body Text Indent 3" w:semiHidden="1" w:unhideWhenUsed="1"/>
+    <w:lsdException w:name="Block Text" w:semiHidden="1" w:unhideWhenUsed="1"/>
+    <w:lsdException w:name="Hyperlink" w:semiHidden="1" w:unhideWhenUsed="1"/>
+    <w:lsdException w:name="FollowedHyperlink" w:semiHidden="1" w:unhideWhenUsed="1"/>
+    <w:lsdException w:name="Strong" w:uiPriority="22" w:qFormat="1"/>
+    <w:lsdException w:name="Emphasis" w:uiPriority="20" w:qFormat="1"/>
+    <w:lsdException w:name="Document Map" w:semiHidden="1" w:unhideWhenUsed="1"/>
+    <w:lsdException w:name="Plain Text" w:semiHidden="1" w:unhideWhenUsed="1"/>
+    <w:lsdException w:name="E-mail Signature" w:semiHidden="1" w:unhideWhenUsed="1"/>
+    <w:lsdException w:name="HTML Top of Form" w:semiHidden="1" w:unhideWhenUsed="1"/>
+    <w:lsdException w:name="HTML Bottom of Form" w:semiHidden="1" w:unhideWhenUsed="1"/>
+    <w:lsdException w:name="Normal (Web)" w:semiHidden="1" w:unhideWhenUsed="1"/>
+    <w:lsdException w:name="HTML Acronym" w:semiHidden="1" w:unhideWhenUsed="1"/>
+    <w:lsdException w:name="HTML Address" w:semiHidden="1" w:unhideWhenUsed="1"/>
+    <w:lsdException w:name="HTML Cite" w:semiHidden="1" w:unhideWhenUsed="1"/>
+    <w:lsdException w:name="HTML Code" w:semiHidden="1" w:unhideWhenUsed="1"/>
+    <w:lsdException w:name="HTML Definition" w:semiHidden="1" w:unhideWhenUsed="1"/>
+    <w:lsdException w:name="HTML Keyboard" w:semiHidden="1" w:unhideWhenUsed="1"/>
+    <w:lsdException w:name="HTML Preformatted" w:semiHidden="1" w:unhideWhenUsed="1"/>
+    <w:lsdException w:name="HTML Sample" w:semiHidden="1" w:unhideWhenUsed="1"/>
+    <w:lsdException w:name="HTML Typewriter" w:semiHidden="1" w:unhideWhenUsed="1"/>
+    <w:lsdException w:name="HTML Variable" w:semiHidden="1" w:unhideWhenUsed="1"/>
+    <w:lsdException w:name="Normal Table" w:semiHidden="1" w:unhideWhenUsed="1"/>
+    <w:lsdException w:name="annotation subject" w:semiHidden="1" w:unhideWhenUsed="1"/>
+    <w:lsdException w:name="No List" w:semiHidden="1" w:unhideWhenUsed="1"/>
+    <w:lsdException w:name="Outline List 1" w:semiHidden="1" w:unhideWhenUsed="1"/>
+    <w:lsdException w:name="Outline List 2" w:semiHidden="1" w:unhideWhenUsed="1"/>
+    <w:lsdException w:name="Outline List 3" w:semiHidden="1" w:unhideWhenUsed="1"/>
+    <w:lsdException w:name="Table Simple 1" w:semiHidden="1" w:unhideWhenUsed="1"/>
+    <w:lsdException w:name="Table Simple 2" w:semiHidden="1" w:unhideWhenUsed="1"/>
+    <w:lsdException w:name="Table Simple 3" w:semiHidden="1" w:unhideWhenUsed="1"/>
+    <w:lsdException w:name="Table Classic 1" w:semiHidden="1" w:unhideWhenUsed="1"/>
+    <w:lsdException w:name="Table Classic 2" w:semiHidden="1" w:unhideWhenUsed="1"/>
+    <w:lsdException w:name="Table Classic 3" w:semiHidden="1" w:unhideWhenUsed="1"/>
+    <w:lsdException w:name="Table Classic 4" w:semiHidden="1" w:unhideWhenUsed="1"/>
+    <w:lsdException w:name="Table Colorful 1" w:semiHidden="1" w:unhideWhenUsed="1"/>
+    <w:lsdException w:name="Table Colorful 2" w:semiHidden="1" w:unhideWhenUsed="1"/>
+    <w:lsdException w:name="Table Colorful 3" w:semiHidden="1" w:unhideWhenUsed="1"/>
+    <w:lsdException w:name="Table Columns 1" w:semiHidden="1" w:unhideWhenUsed="1"/>
+    <w:lsdException w:name="Table Columns 2" w:semiHidden="1" w:unhideWhenUsed="1"/>
+    <w:lsdException w:name="Table Columns 3" w:semiHidden="1" w:unhideWhenUsed="1"/>
+    <w:lsdException w:name="Table Columns 4" w:semiHidden="1" w:unhideWhenUsed="1"/>
+    <w:lsdException w:name="Table Columns 5" w:semiHidden="1" w:unhideWhenUsed="1"/>
+    <w:lsdException w:name="Table Grid 1" w:semiHidden="1" w:unhideWhenUsed="1"/>
+    <w:lsdException w:name="Table Grid 2" w:semiHidden="1" w:unhideWhenUsed="1"/>
+    <w:lsdException w:name="Table Grid 3" w:semiHidden="1" w:unhideWhenUsed="1"/>
+    <w:lsdException w:name="Table Grid 4" w:semiHidden="1" w:unhideWhenUsed="1"/>
+    <w:lsdException w:name="Table Grid 5" w:semiHidden="1" w:unhideWhenUsed="1"/>
+    <w:lsdException w:name="Table Grid 6" w:semiHidden="1" w:unhideWhenUsed="1"/>
+    <w:lsdException w:name="Table Grid 7" w:semiHidden="1" w:unhideWhenUsed="1"/>
+    <w:lsdException w:name="Table Grid 8" w:semiHidden="1" w:unhideWhenUsed="1"/>
+    <w:lsdException w:name="Table List 1" w:semiHidden="1" w:unhideWhenUsed="1"/>
+    <w:lsdException w:name="Table List 2" w:semiHidden="1" w:unhideWhenUsed="1"/>
+    <w:lsdException w:name="Table List 3" w:semiHidden="1" w:unhideWhenUsed="1"/>
+    <w:lsdException w:name="Table List 4" w:semiHidden="1" w:unhideWhenUsed="1"/>
+    <w:lsdException w:name="Table List 5" w:semiHidden="1" w:unhideWhenUsed="1"/>
+    <w:lsdException w:name="Table List 6" w:semiHidden="1" w:unhideWhenUsed="1"/>
+    <w:lsdException w:name="Table List 7" w:semiHidden="1" w:unhideWhenUsed="1"/>
+    <w:lsdException w:name="Table List 8" w:semiHidden="1" w:unhideWhenUsed="1"/>
+    <w:lsdException w:name="Table 3D effects 1" w:semiHidden="1" w:unhideWhenUsed="1"/>
+    <w:lsdException w:name="Table 3D effects 2" w:semiHidden="1" w:unhideWhenUsed="1"/>
+    <w:lsdException w:name="Table 3D effects 3" w:semiHidden="1" w:unhideWhenUsed="1"/>
+    <w:lsdException w:name="Table Contemporary" w:semiHidden="1" w:unhideWhenUsed="1"/>
+    <w:lsdException w:name="Table Elegant" w:semiHidden="1" w:unhideWhenUsed="1"/>
+    <w:lsdException w:name="Table Professional" w:semiHidden="1" w:unhideWhenUsed="1"/>
+    <w:lsdException w:name="Table Subtle 1" w:semiHidden="1" w:unhideWhenUsed="1"/>
+    <w:lsdException w:name="Table Subtle 2" w:semiHidden="1" w:unhideWhenUsed="1"/>
+    <w:lsdException w:name="Table Web 1" w:semiHidden="1" w:unhideWhenUsed="1"/>
+    <w:lsdException w:name="Table Web 2" w:semiHidden="1" w:unhideWhenUsed="1"/>
+    <w:lsdException w:name="Table Web 3" w:semiHidden="1" w:unhideWhenUsed="1"/>
+    <w:lsdException w:name="Balloon Text" w:semiHidden="1" w:unhideWhenUsed="1"/>
+    <w:lsdException w:name="Table Grid" w:uiPriority="39"/>
+    <w:lsdException w:name="Table Theme" w:semiHidden="1" w:unhideWhenUsed="1"/>
+    <w:lsdException w:name="Placeholder Text" w:semiHidden="1"/>
+    <w:lsdException w:name="No Spacing" w:uiPriority="1" w:qFormat="1"/>
+    <w:lsdException w:name="Light Shading" w:uiPriority="60"/>
+    <w:lsdException w:name="Light List" w:uiPriority="61"/>
+    <w:lsdException w:name="Light Grid" w:uiPriority="62"/>
+    <w:lsdException w:name="Medium Shading 1" w:uiPriority="63"/>
+    <w:lsdException w:name="Medium Shading 2" w:uiPriority="64"/>
+    <w:lsdException w:name="Medium List 1" w:uiPriority="65"/>
+    <w:lsdException w:name="Medium List 2" w:uiPriority="66"/>
+    <w:lsdException w:name="Medium Grid 1" w:uiPriority="67"/>
+    <w:lsdException w:name="Medium Grid 2" w:uiPriority="68"/>
+    <w:lsdException w:name="Medium Grid 3" w:uiPriority="69"/>
+    <w:lsdException w:name="Dark List" w:uiPriority="70"/>
+    <w:lsdException w:name="Colorful Shading" w:uiPriority="71"/>
+    <w:lsdException w:name="Colorful List" w:uiPriority="72"/>
+    <w:lsdException w:name="Colorful Grid" w:uiPriority="73"/>
+    <w:lsdException w:name="Light Shading Accent 1" w:uiPriority="60"/>
+    <w:lsdException w:name="Light List Accent 1" w:uiPriority="61"/>
+    <w:lsdException w:name="Light Grid Accent 1" w:uiPriority="62"/>
+    <w:lsdException w:name="Medium Shading 1 Accent 1" w:uiPriority="63"/>
+    <w:lsdException w:name="Medium Shading 2 Accent 1" w:uiPriority="64"/>
+    <w:lsdException w:name="Medium List 1 Accent 1" w:uiPriority="65"/>
+    <w:lsdException w:name="Revision" w:semiHidden="1"/>
+    <w:lsdException w:name="List Paragraph" w:uiPriority="34" w:qFormat="1"/>
+    <w:lsdException w:name="Quote" w:uiPriority="29" w:qFormat="1"/>
+    <w:lsdException w:name="Intense Quote" w:uiPriority="30" w:qFormat="1"/>
+    <w:lsdException w:name="Medium List 2 Accent 1" w:uiPriority="66"/>
+    <w:lsdException w:name="Medium Grid 1 Accent 1" w:uiPriority="67"/>
+    <w:lsdException w:name="Medium Grid 2 Accent 1" w:uiPriority="68"/>
+    <w:lsdException w:name="Medium Grid 3 Accent 1" w:uiPriority="69"/>
+    <w:lsdException w:name="Dark List Accent 1" w:uiPriority="70"/>
+    <w:lsdException w:name="Colorful Shading Accent 1" w:uiPriority="71"/>
+    <w:lsdException w:name="Colorful List Accent 1" w:uiPriority="72"/>
+    <w:lsdException w:name="Colorful Grid Accent 1" w:uiPriority="73"/>
+    <w:lsdException w:name="Light Shading Accent 2" w:uiPriority="60"/>
+    <w:lsdException w:name="Light List Accent 2" w:uiPriority="61"/>
+    <w:lsdException w:name="Light Grid Accent 2" w:uiPriority="62"/>
+    <w:lsdException w:name="Medium Shading 1 Accent 2" w:uiPriority="63"/>
+    <w:lsdException w:name="Medium Shading 2 Accent 2" w:uiPriority="64"/>
+    <w:lsdException w:name="Medium List 1 Accent 2" w:uiPriority="65"/>
+    <w:lsdException w:name="Medium List 2 Accent 2" w:uiPriority="66"/>
+    <w:lsdException w:name="Medium Grid 1 Accent 2" w:uiPriority="67"/>
+    <w:lsdException w:name="Medium Grid 2 Accent 2" w:uiPriority="68"/>
+    <w:lsdException w:name="Medium Grid 3 Accent 2" w:uiPriority="69"/>
+    <w:lsdException w:name="Dark List Accent 2" w:uiPriority="70"/>
+    <w:lsdException w:name="Colorful Shading Accent 2" w:uiPriority="71"/>
+    <w:lsdException w:name="Colorful List Accent 2" w:uiPriority="72"/>
+    <w:lsdException w:name="Colorful Grid Accent 2" w:uiPriority="73"/>
+    <w:lsdException w:name="Light Shading Accent 3" w:uiPriority="60"/>
+    <w:lsdException w:name="Light List Accent 3" w:uiPriority="61"/>
+    <w:lsdException w:name="Light Grid Accent 3" w:uiPriority="62"/>
+    <w:lsdException w:name="Medium Shading 1 Accent 3" w:uiPriority="63"/>
+    <w:lsdException w:name="Medium Shading 2 Accent 3" w:uiPriority="64"/>
+    <w:lsdException w:name="Medium List 1 Accent 3" w:uiPriority="65"/>
+    <w:lsdException w:name="Medium List 2 Accent 3" w:uiPriority="66"/>
+    <w:lsdException w:name="Medium Grid 1 Accent 3" w:uiPriority="67"/>
+    <w:lsdException w:name="Medium Grid 2 Accent 3" w:uiPriority="68"/>
+    <w:lsdException w:name="Medium Grid 3 Accent 3" w:uiPriority="69"/>
+    <w:lsdException w:name="Dark List Accent 3" w:uiPriority="70"/>
+    <w:lsdException w:name="Colorful Shading Accent 3" w:uiPriority="71"/>
+    <w:lsdException w:name="Colorful List Accent 3" w:uiPriority="72"/>
+    <w:lsdException w:name="Colorful Grid Accent 3" w:uiPriority="73"/>
+    <w:lsdException w:name="Light Shading Accent 4" w:uiPriority="60"/>
+    <w:lsdException w:name="Light List Accent 4" w:uiPriority="61"/>
+    <w:lsdException w:name="Light Grid Accent 4" w:uiPriority="62"/>
+    <w:lsdException w:name="Medium Shading 1 Accent 4" w:uiPriority="63"/>
+    <w:lsdException w:name="Medium Shading 2 Accent 4" w:uiPriority="64"/>
+    <w:lsdException w:name="Medium List 1 Accent 4" w:uiPriority="65"/>
+    <w:lsdException w:name="Medium List 2 Accent 4" w:uiPriority="66"/>
+    <w:lsdException w:name="Medium Grid 1 Accent 4" w:uiPriority="67"/>
+    <w:lsdException w:name="Medium Grid 2 Accent 4" w:uiPriority="68"/>
+    <w:lsdException w:name="Medium Grid 3 Accent 4" w:uiPriority="69"/>
+    <w:lsdException w:name="Dark List Accent 4" w:uiPriority="70"/>
+    <w:lsdException w:name="Colorful Shading Accent 4" w:uiPriority="71"/>
+    <w:lsdException w:name="Colorful List Accent 4" w:uiPriority="72"/>
+    <w:lsdException w:name="Colorful Grid Accent 4" w:uiPriority="73"/>
+    <w:lsdException w:name="Light Shading Accent 5" w:uiPriority="60"/>
+    <w:lsdException w:name="Light List Accent 5" w:uiPriority="61"/>
+    <w:lsdException w:name="Light Grid Accent 5" w:uiPriority="62"/>
+    <w:lsdException w:name="Medium Shading 1 Accent 5" w:uiPriority="63"/>
+    <w:lsdException w:name="Medium Shading 2 Accent 5" w:uiPriority="64"/>
+    <w:lsdException w:name="Medium List 1 Accent 5" w:uiPriority="65"/>
+    <w:lsdException w:name="Medium List 2 Accent 5" w:uiPriority="66"/>
+    <w:lsdException w:name="Medium Grid 1 Accent 5" w:uiPriority="67"/>
+    <w:lsdException w:name="Medium Grid 2 Accent 5" w:uiPriority="68"/>
+    <w:lsdException w:name="Medium Grid 3 Accent 5" w:uiPriority="69"/>
+    <w:lsdException w:name="Dark List Accent 5" w:uiPriority="70"/>
+    <w:lsdException w:name="Colorful Shading Accent 5" w:uiPriority="71"/>
+    <w:lsdException w:name="Colorful List Accent 5" w:uiPriority="72"/>
+    <w:lsdException w:name="Colorful Grid Accent 5" w:uiPriority="73"/>
+    <w:lsdException w:name="Light Shading Accent 6" w:uiPriority="60"/>
+    <w:lsdException w:name="Light List Accent 6" w:uiPriority="61"/>
+    <w:lsdException w:name="Light Grid Accent 6" w:uiPriority="62"/>
+    <w:lsdException w:name="Medium Shading 1 Accent 6" w:uiPriority="63"/>
+    <w:lsdException w:name="Medium Shading 2 Accent 6" w:uiPriority="64"/>
+    <w:lsdException w:name="Medium List 1 Accent 6" w:uiPriority="65"/>
+    <w:lsdException w:name="Medium List 2 Accent 6" w:uiPriority="66"/>
+    <w:lsdException w:name="Medium Grid 1 Accent 6" w:uiPriority="67"/>
+    <w:lsdException w:name="Medium Grid 2 Accent 6" w:uiPriority="68"/>
+    <w:lsdException w:name="Medium Grid 3 Accent 6" w:uiPriority="69"/>
+    <w:lsdException w:name="Dark List Accent 6" w:uiPriority="70"/>
+    <w:lsdException w:name="Colorful Shading Accent 6" w:uiPriority="71"/>
+    <w:lsdException w:name="Colorful List Accent 6" w:uiPriority="72"/>
+    <w:lsdException w:name="Colorful Grid Accent 6" w:uiPriority="73"/>
+    <w:lsdException w:name="Subtle Emphasis" w:uiPriority="19" w:qFormat="1"/>
+    <w:lsdException w:name="Intense Emphasis" w:uiPriority="21" w:qFormat="1"/>
+    <w:lsdException w:name="Subtle Reference" w:uiPriority="31" w:qFormat="1"/>
+    <w:lsdException w:name="Intense Reference" w:uiPriority="32" w:qFormat="1"/>
+    <w:lsdException w:name="Book Title" w:uiPriority="33" w:qFormat="1"/>
+    <w:lsdException w:name="Bibliography" w:semiHidden="1" w:uiPriority="37" w:unhideWhenUsed="1"/>
+    <w:lsdException w:name="TOC Heading" w:semiHidden="1" w:uiPriority="39" w:unhideWhenUsed="1" w:qFormat="1"/>
+    <w:lsdException w:name="Plain Table 1" w:uiPriority="41"/>
+    <w:lsdException w:name="Plain Table 2" w:uiPriority="42"/>
+    <w:lsdException w:name="Plain Table 3" w:uiPriority="43"/>
+    <w:lsdException w:name="Plain Table 4" w:uiPriority="44"/>
+    <w:lsdException w:name="Plain Table 5" w:uiPriority="45"/>
+    <w:lsdException w:name="Grid Table Light" w:uiPriority="40"/>
+    <w:lsdException w:name="Grid Table 1 Light" w:uiPriority="46"/>
+    <w:lsdException w:name="Grid Table 2" w:uiPriority="47"/>
+    <w:lsdException w:name="Grid Table 3" w:uiPriority="48"/>
+    <w:lsdException w:name="Grid Table 4" w:uiPriority="49"/>
+    <w:lsdException w:name="Grid Table 5 Dark" w:uiPriority="50"/>
+    <w:lsdException w:name="Grid Table 6 Colorful" w:uiPriority="51"/>
+    <w:lsdException w:name="Grid Table 7 Colorful" w:uiPriority="52"/>
+    <w:lsdException w:name="Grid Table 1 Light Accent 1" w:uiPriority="46"/>
+    <w:lsdException w:name="Grid Table 2 Accent 1" w:uiPriority="47"/>
+    <w:lsdException w:name="Grid Table 3 Accent 1" w:uiPriority="48"/>
+    <w:lsdException w:name="Grid Table 4 Accent 1" w:uiPriority="49"/>
+    <w:lsdException w:name="Grid Table 5 Dark Accent 1" w:uiPriority="50"/>
+    <w:lsdException w:name="Grid Table 6 Colorful Accent 1" w:uiPriority="51"/>
+    <w:lsdException w:name="Grid Table 7 Colorful Accent 1" w:uiPriority="52"/>
+    <w:lsdException w:name="Grid Table 1 Light Accent 2" w:uiPriority="46"/>
+    <w:lsdException w:name="Grid Table 2 Accent 2" w:uiPriority="47"/>
+    <w:lsdException w:name="Grid Table 3 Accent 2" w:uiPriority="48"/>
+    <w:lsdException w:name="Grid Table 4 Accent 2" w:uiPriority="49"/>
+    <w:lsdException w:name="Grid Table 5 Dark Accent 2" w:uiPriority="50"/>
+    <w:lsdException w:name="Grid Table 6 Colorful Accent 2" w:uiPriority="51"/>
+    <w:lsdException w:name="Grid Table 7 Colorful Accent 2" w:uiPriority="52"/>
+    <w:lsdException w:name="Grid Table 1 Light Accent 3" w:uiPriority="46"/>
+    <w:lsdException w:name="Grid Table 2 Accent 3" w:uiPriority="47"/>
+    <w:lsdException w:name="Grid Table 3 Accent 3" w:uiPriority="48"/>
+    <w:lsdException w:name="Grid Table 4 Accent 3" w:uiPriority="49"/>
+    <w:lsdException w:name="Grid Table 5 Dark Accent 3" w:uiPriority="50"/>
+    <w:lsdException w:name="Grid Table 6 Colorful Accent 3" w:uiPriority="51"/>
+    <w:lsdException w:name="Grid Table 7 Colorful Accent 3" w:uiPriority="52"/>
+    <w:lsdException w:name="Grid Table 1 Light Accent 4" w:uiPriority="46"/>
+    <w:lsdException w:name="Grid Table 2 Accent 4" w:uiPriority="47"/>
+    <w:lsdException w:name="Grid Table 3 Accent 4" w:uiPriority="48"/>
+    <w:lsdException w:name="Grid Table 4 Accent 4" w:uiPriority="49"/>
+    <w:lsdException w:name="Grid Table 5 Dark Accent 4" w:uiPriority="50"/>
+    <w:lsdException w:name="Grid Table 6 Colorful Accent 4" w:uiPriority="51"/>
+    <w:lsdException w:name="Grid Table 7 Colorful Accent 4" w:uiPriority="52"/>
+    <w:lsdException w:name="Grid Table 1 Light Accent 5" w:uiPriority="46"/>
+    <w:lsdException w:name="Grid Table 2 Accent 5" w:uiPriority="47"/>
+    <w:lsdException w:name="Grid Table 3 Accent 5" w:uiPriority="48"/>
+    <w:lsdException w:name="Grid Table 4 Accent 5" w:uiPriority="49"/>
+    <w:lsdException w:name="Grid Table 5 Dark Accent 5" w:uiPriority="50"/>
+    <w:lsdException w:name="Grid Table 6 Colorful Accent 5" w:uiPriority="51"/>
+    <w:lsdException w:name="Grid Table 7 Colorful Accent 5" w:uiPriority="52"/>
+    <w:lsdException w:name="Grid Table 1 Light Accent 6" w:uiPriority="46"/>
+    <w:lsdException w:name="Grid Table 2 Accent 6" w:uiPriority="47"/>
+    <w:lsdException w:name="Grid Table 3 Accent 6" w:uiPriority="48"/>
+    <w:lsdException w:name="Grid Table 4 Accent 6" w:uiPriority="49"/>
+    <w:lsdException w:name="Grid Table 5 Dark Accent 6" w:uiPriority="50"/>
+    <w:lsdException w:name="Grid Table 6 Colorful Accent 6" w:uiPriority="51"/>
+    <w:lsdException w:name="Grid Table 7 Colorful Accent 6" w:uiPriority="52"/>
+    <w:lsdException w:name="List Table 1 Light" w:uiPriority="46"/>
+    <w:lsdException w:name="List Table 2" w:uiPriority="47"/>
+    <w:lsdException w:name="List Table 3" w:uiPriority="48"/>
+    <w:lsdException w:name="List Table 4" w:uiPriority="49"/>
+    <w:lsdException w:name="List Table 5 Dark" w:uiPriority="50"/>
+    <w:lsdException w:name="List Table 6 Colorful" w:uiPriority="51"/>
+    <w:lsdException w:name="List Table 7 Colorful" w:uiPriority="52"/>
+    <w:lsdException w:name="List Table 1 Light Accent 1" w:uiPriority="46"/>
+    <w:lsdException w:name="List Table 2 Accent 1" w:uiPriority="47"/>
+    <w:lsdException w:name="List Table 3 Accent 1" w:uiPriority="48"/>
+    <w:lsdException w:name="List Table 4 Accent 1" w:uiPriority="49"/>
+    <w:lsdException w:name="List Table 5 Dark Accent 1" w:uiPriority="50"/>
+    <w:lsdException w:name="List Table 6 Colorful Accent 1" w:uiPriority="51"/>
+    <w:lsdException w:name="List Table 7 Colorful Accent 1" w:uiPriority="52"/>
+    <w:lsdException w:name="List Table 1 Light Accent 2" w:uiPriority="46"/>
+    <w:lsdException w:name="List Table 2 Accent 2" w:uiPriority="47"/>
+    <w:lsdException w:name="List Table 3 Accent 2" w:uiPriority="48"/>
+    <w:lsdException w:name="List Table 4 Accent 2" w:uiPriority="49"/>
+    <w:lsdException w:name="List Table 5 Dark Accent 2" w:uiPriority="50"/>
+    <w:lsdException w:name="List Table 6 Colorful Accent 2" w:uiPriority="51"/>
+    <w:lsdException w:name="List Table 7 Colorful Accent 2" w:uiPriority="52"/>
+    <w:lsdException w:name="List Table 1 Light Accent 3" w:uiPriority="46"/>
+    <w:lsdException w:name="List Table 2 Accent 3" w:uiPriority="47"/>
+    <w:lsdException w:name="List Table 3 Accent 3" w:uiPriority="48"/>
+    <w:lsdException w:name="List Table 4 Accent 3" w:uiPriority="49"/>
+    <w:lsdException w:name="List Table 5 Dark Accent 3" w:uiPriority="50"/>
+    <w:lsdException w:name="List Table 6 Colorful Accent 3" w:uiPriority="51"/>
+    <w:lsdException w:name="List Table 7 Colorful Accent 3" w:uiPriority="52"/>
+    <w:lsdException w:name="List Table 1 Light Accent 4" w:uiPriority="46"/>
+    <w:lsdException w:name="List Table 2 Accent 4" w:uiPriority="47"/>
+    <w:lsdException w:name="List Table 3 Accent 4" w:uiPriority="48"/>
+    <w:lsdException w:name="List Table 4 Accent 4" w:uiPriority="49"/>
+    <w:lsdException w:name="List Table 5 Dark Accent 4" w:uiPriority="50"/>
+    <w:lsdException w:name="List Table 6 Colorful Accent 4" w:uiPriority="51"/>
+    <w:lsdException w:name="List Table 7 Colorful Accent 4" w:uiPriority="52"/>
+    <w:lsdException w:name="List Table 1 Light Accent 5" w:uiPriority="46"/>
+    <w:lsdException w:name="List Table 2 Accent 5" w:uiPriority="47"/>
+    <w:lsdException w:name="List Table 3 Accent 5" w:uiPriority="48"/>
+    <w:lsdException w:name="List Table 4 Accent 5" w:uiPriority="49"/>
+    <w:lsdException w:name="List Table 5 Dark Accent 5" w:uiPriority="50"/>
+    <w:lsdException w:name="List Table 6 Colorful Accent 5" w:uiPriority="51"/>
+    <w:lsdException w:name="List Table 7 Colorful Accent 5" w:uiPriority="52"/>
+    <w:lsdException w:name="List Table 1 Light Accent 6" w:uiPriority="46"/>
+    <w:lsdException w:name="List Table 2 Accent 6" w:uiPriority="47"/>
+    <w:lsdException w:name="List Table 3 Accent 6" w:uiPriority="48"/>
+    <w:lsdException w:name="List Table 4 Accent 6" w:uiPriority="49"/>
+    <w:lsdException w:name="List Table 5 Dark Accent 6" w:uiPriority="50"/>
+    <w:lsdException w:name="List Table 6 Colorful Accent 6" w:uiPriority="51"/>
+    <w:lsdException w:name="List Table 7 Colorful Accent 6" w:uiPriority="52"/>
+    <w:lsdException w:name="Mention" w:semiHidden="1" w:unhideWhenUsed="1"/>
+    <w:lsdException w:name="Smart Hyperlink" w:semiHidden="1" w:unhideWhenUsed="1"/>
+    <w:lsdException w:name="Hashtag" w:semiHidden="1" w:unhideWhenUsed="1"/>
+    <w:lsdException w:name="Unresolved Mention" w:semiHidden="1" w:unhideWhenUsed="1"/>
+    <w:lsdException w:name="Smart Link" w:semiHidden="1" w:unhideWhenUsed="1"/>
+  </w:latentStyles>
+  <w:style w:type="paragraph" w:default="1" w:styleId="Normal">
+    <w:name w:val="Normal"/>
+    <w:qFormat/>
+  </w:style>
+  <w:style w:type="paragraph" w:styleId="Titlu1">
+    <w:name w:val="heading 1"/>
+    <w:uiPriority w:val="9"/>
+    <w:qFormat/>
+    <w:pPr>
+      <w:outlineLvl w:val="0"/>
+    </w:pPr>
+    <w:rPr>
+      <w:color w:val="2E74B5"/>
+      <w:sz w:val="32"/>
+      <w:szCs w:val="32"/>
+    </w:rPr>
+  </w:style>
+  <w:style w:type="paragraph" w:styleId="Titlu2">
+    <w:name w:val="heading 2"/>
+    <w:uiPriority w:val="9"/>
+    <w:semiHidden/>
+    <w:unhideWhenUsed/>
+    <w:qFormat/>
+    <w:pPr>
+      <w:outlineLvl w:val="1"/>
+    </w:pPr>
+    <w:rPr>
+      <w:color w:val="2E74B5"/>
+      <w:sz w:val="26"/>
+      <w:szCs w:val="26"/>
+    </w:rPr>
+  </w:style>
+  <w:style w:type="paragraph" w:styleId="Titlu3">
+    <w:name w:val="heading 3"/>
+    <w:uiPriority w:val="9"/>
+    <w:semiHidden/>
+    <w:unhideWhenUsed/>
+    <w:qFormat/>
+    <w:pPr>
+      <w:outlineLvl w:val="2"/>
+    </w:pPr>
+    <w:rPr>
+      <w:color w:val="1F4D78"/>
+    </w:rPr>
+  </w:style>
+  <w:style w:type="paragraph" w:styleId="Titlu4">
+    <w:name w:val="heading 4"/>
+    <w:uiPriority w:val="9"/>
+    <w:semiHidden/>
+    <w:unhideWhenUsed/>
+    <w:qFormat/>
+    <w:pPr>
+      <w:outlineLvl w:val="3"/>
+    </w:pPr>
+    <w:rPr>
+      <w:i/>
+      <w:iCs/>
+      <w:color w:val="2E74B5"/>
+    </w:rPr>
+  </w:style>
+  <w:style w:type="paragraph" w:styleId="Titlu5">
+    <w:name w:val="heading 5"/>
+    <w:uiPriority w:val="9"/>
+    <w:semiHidden/>
+    <w:unhideWhenUsed/>
+    <w:qFormat/>
+    <w:pPr>
+      <w:outlineLvl w:val="4"/>
+    </w:pPr>
+    <w:rPr>
+      <w:color w:val="2E74B5"/>
+    </w:rPr>
+  </w:style>
+  <w:style w:type="paragraph" w:styleId="Titlu6">
+    <w:name w:val="heading 6"/>
+    <w:uiPriority w:val="9"/>
+    <w:semiHidden/>
+    <w:unhideWhenUsed/>
+    <w:qFormat/>
+    <w:pPr>
+      <w:outlineLvl w:val="5"/>
+    </w:pPr>
+    <w:rPr>
+      <w:color w:val="1F4D78"/>
+    </w:rPr>
+  </w:style>
+  <w:style w:type="character" w:default="1" w:styleId="Fontdeparagrafimplicit">
+    <w:name w:val="Default Paragraph Font"/>
+    <w:uiPriority w:val="1"/>
+    <w:semiHidden/>
+    <w:unhideWhenUsed/>
+  </w:style>
+  <w:style w:type="table" w:default="1" w:styleId="TabelNormal">
+    <w:name w:val="Normal Table"/>
+    <w:uiPriority w:val="99"/>
+    <w:semiHidden/>
+    <w:unhideWhenUsed/>
+    <w:tblPr>
+      <w:tblInd w:w="0" w:type="dxa"/>
+      <w:tblCellMar>
+        <w:top w:w="0" w:type="dxa"/>
+        <w:left w:w="108" w:type="dxa"/>
+        <w:bottom w:w="0" w:type="dxa"/>
+        <w:right w:w="108" w:type="dxa"/>
+      </w:tblCellMar>
+    </w:tblPr>
+  </w:style>
+  <w:style w:type="numbering" w:default="1" w:styleId="FrListare">
+    <w:name w:val="No List"/>
+    <w:uiPriority w:val="99"/>
+    <w:semiHidden/>
+    <w:unhideWhenUsed/>
+  </w:style>
+  <w:style w:type="paragraph" w:styleId="Titlu">
     <w:name w:val="Title"/>
-    <w:basedOn w:val="Normal"/>
-    <w:next w:val="Normal"/>
+    <w:uiPriority w:val="10"/>
     <w:qFormat/>
     <w:rPr>
       <w:sz w:val="56"/>
       <w:szCs w:val="56"/>
     </w:rPr>
   </w:style>
-  <w:style w:type="paragraph" w:styleId="Heading1">
-    <w:name w:val="Heading 1"/>
-    <w:basedOn w:val="Normal"/>
-    <w:next w:val="Normal"/>
-    <w:qFormat/>
-    <w:rPr>
-      <w:color w:val="2E74B5"/>
-      <w:sz w:val="32"/>
-      <w:szCs w:val="32"/>
-    </w:rPr>
-  </w:style>
-  <w:style w:type="paragraph" w:styleId="Heading2">
-    <w:name w:val="Heading 2"/>
-    <w:basedOn w:val="Normal"/>
-    <w:next w:val="Normal"/>
-    <w:qFormat/>
-    <w:rPr>
-      <w:color w:val="2E74B5"/>
-      <w:sz w:val="26"/>
-      <w:szCs w:val="26"/>
-    </w:rPr>
-  </w:style>
-  <w:style w:type="paragraph" w:styleId="Heading3">
-    <w:name w:val="Heading 3"/>
-    <w:basedOn w:val="Normal"/>
-    <w:next w:val="Normal"/>
-    <w:qFormat/>
-    <w:rPr>
-      <w:color w:val="1F4D78"/>
-      <w:sz w:val="24"/>
-      <w:szCs w:val="24"/>
-    </w:rPr>
-  </w:style>
-  <w:style w:type="paragraph" w:styleId="Heading4">
-    <w:name w:val="Heading 4"/>
-    <w:basedOn w:val="Normal"/>
-    <w:next w:val="Normal"/>
-    <w:qFormat/>
-    <w:rPr>
-      <w:i/>
-      <w:iCs/>
-      <w:color w:val="2E74B5"/>
-    </w:rPr>
-  </w:style>
-  <w:style w:type="paragraph" w:styleId="Heading5">
-    <w:name w:val="Heading 5"/>
-    <w:basedOn w:val="Normal"/>
-    <w:next w:val="Normal"/>
-    <w:qFormat/>
-    <w:rPr>
-      <w:color w:val="2E74B5"/>
-    </w:rPr>
-  </w:style>
-  <w:style w:type="paragraph" w:styleId="Heading6">
-    <w:name w:val="Heading 6"/>
-    <w:basedOn w:val="Normal"/>
-    <w:next w:val="Normal"/>
-    <w:qFormat/>
-    <w:rPr>
-      <w:color w:val="1F4D78"/>
-    </w:rPr>
-  </w:style>
-  <w:style w:type="paragraph" w:styleId="Strong">
-    <w:name w:val="Strong"/>
-    <w:basedOn w:val="Normal"/>
-    <w:next w:val="Normal"/>
+  <w:style w:type="paragraph" w:customStyle="1" w:styleId="Robust1">
+    <w:name w:val="Robust1"/>
     <w:qFormat/>
     <w:rPr>
       <w:b/>
       <w:bCs/>
     </w:rPr>
   </w:style>
-  <w:style w:type="paragraph" w:styleId="ListParagraph">
+  <w:style w:type="paragraph" w:styleId="Listparagraf">
     <w:name w:val="List Paragraph"/>
-    <w:basedOn w:val="Normal"/>
     <w:qFormat/>
   </w:style>
   <w:style w:type="character" w:styleId="Hyperlink">
     <w:name w:val="Hyperlink"/>
-    <w:basedOn w:val="DefaultParagraphFont"/>
     <w:uiPriority w:val="99"/>
     <w:unhideWhenUsed/>
     <w:rPr>
@@ -1165,9 +1761,8 @@
       <w:u w:val="single"/>
     </w:rPr>
   </w:style>
-  <w:style w:type="character" w:styleId="FootnoteReference">
+  <w:style w:type="character" w:styleId="Referinnotdesubsol">
     <w:name w:val="footnote reference"/>
-    <w:basedOn w:val="DefaultParagraphFont"/>
     <w:uiPriority w:val="99"/>
     <w:semiHidden/>
     <w:unhideWhenUsed/>
@@ -1175,25 +1770,9 @@
       <w:vertAlign w:val="superscript"/>
     </w:rPr>
   </w:style>
-  <w:style w:type="paragraph" w:styleId="FootnoteText">
+  <w:style w:type="paragraph" w:styleId="Textnotdesubsol">
     <w:name w:val="footnote text"/>
-    <w:basedOn w:val="Normal"/>
-    <w:link w:val="FootnoteTextChar"/>
-    <w:uiPriority w:val="99"/>
-    <w:semiHidden/>
-    <w:unhideWhenUsed/>
-    <w:pPr>
-      <w:spacing w:after="0" w:line="240" w:lineRule="auto"/>
-    </w:pPr>
-    <w:rPr>
-      <w:sz w:val="20"/>
-      <w:szCs w:val="20"/>
-    </w:rPr>
-  </w:style>
-  <w:style w:type="character" w:styleId="FootnoteTextChar">
-    <w:name w:val="Footnote Text Char"/>
-    <w:basedOn w:val="DefaultParagraphFont"/>
-    <w:link w:val="FootnoteText"/>
+    <w:link w:val="TextnotdesubsolCaracter"/>
     <w:uiPriority w:val="99"/>
     <w:semiHidden/>
     <w:unhideWhenUsed/>
@@ -1202,35 +1781,9 @@
       <w:szCs w:val="20"/>
     </w:rPr>
   </w:style>
-  <w:style w:type="character" w:styleId="EndnoteReference">
-    <w:name w:val="endnote reference"/>
-    <w:basedOn w:val="DefaultParagraphFont"/>
-    <w:uiPriority w:val="99"/>
-    <w:semiHidden/>
-    <w:unhideWhenUsed/>
-    <w:rPr>
-      <w:vertAlign w:val="superscript"/>
-    </w:rPr>
-  </w:style>
-  <w:style w:type="paragraph" w:styleId="EndnoteText">
-    <w:name w:val="endnote text"/>
-    <w:basedOn w:val="Normal"/>
-    <w:link w:val="EndnoteTextChar"/>
-    <w:uiPriority w:val="99"/>
-    <w:semiHidden/>
-    <w:unhideWhenUsed/>
-    <w:pPr>
-      <w:spacing w:after="0" w:line="240" w:lineRule="auto"/>
-    </w:pPr>
-    <w:rPr>
-      <w:sz w:val="20"/>
-      <w:szCs w:val="20"/>
-    </w:rPr>
-  </w:style>
-  <w:style w:type="character" w:styleId="EndnoteTextChar">
-    <w:name w:val="Endnote Text Char"/>
-    <w:basedOn w:val="DefaultParagraphFont"/>
-    <w:link w:val="EndnoteText"/>
+  <w:style w:type="character" w:customStyle="1" w:styleId="TextnotdesubsolCaracter">
+    <w:name w:val="Text notă de subsol Caracter"/>
+    <w:link w:val="Textnotdesubsol"/>
     <w:uiPriority w:val="99"/>
     <w:semiHidden/>
     <w:unhideWhenUsed/>
@@ -1239,12 +1792,361 @@
       <w:szCs w:val="20"/>
     </w:rPr>
   </w:style>
-  <w:style w:type="character" w:styleId="CommentReference">
+  <w:style w:type="character" w:styleId="Referinnotdefinal">
+    <w:name w:val="endnote reference"/>
+    <w:uiPriority w:val="99"/>
+    <w:semiHidden/>
+    <w:unhideWhenUsed/>
+    <w:rPr>
+      <w:vertAlign w:val="superscript"/>
+    </w:rPr>
+  </w:style>
+  <w:style w:type="paragraph" w:styleId="Textnotdefinal">
+    <w:name w:val="endnote text"/>
+    <w:link w:val="TextnotdefinalCaracter"/>
+    <w:uiPriority w:val="99"/>
+    <w:semiHidden/>
+    <w:unhideWhenUsed/>
+    <w:rPr>
+      <w:sz w:val="20"/>
+      <w:szCs w:val="20"/>
+    </w:rPr>
+  </w:style>
+  <w:style w:type="character" w:customStyle="1" w:styleId="TextnotdefinalCaracter">
+    <w:name w:val="Text notă de final Caracter"/>
+    <w:link w:val="Textnotdefinal"/>
+    <w:uiPriority w:val="99"/>
+    <w:semiHidden/>
+    <w:unhideWhenUsed/>
+    <w:rPr>
+      <w:sz w:val="20"/>
+      <w:szCs w:val="20"/>
+    </w:rPr>
+  </w:style>
+  <w:style w:type="character" w:styleId="Referincomentariu">
     <w:name w:val="annotation reference"/>
     <w:rPr>
       <w:sz w:val="16"/>
       <w:szCs w:val="16"/>
     </w:rPr>
   </w:style>
+  <w:style w:type="paragraph" w:styleId="Textcomentariu">
+    <w:name w:val="annotation text"/>
+    <w:basedOn w:val="Normal"/>
+    <w:link w:val="TextcomentariuCaracter"/>
+    <w:uiPriority w:val="99"/>
+    <w:semiHidden/>
+    <w:unhideWhenUsed/>
+    <w:rPr>
+      <w:sz w:val="20"/>
+      <w:szCs w:val="20"/>
+    </w:rPr>
+  </w:style>
+  <w:style w:type="character" w:customStyle="1" w:styleId="TextcomentariuCaracter">
+    <w:name w:val="Text comentariu Caracter"/>
+    <w:basedOn w:val="Fontdeparagrafimplicit"/>
+    <w:link w:val="Textcomentariu"/>
+    <w:uiPriority w:val="99"/>
+    <w:semiHidden/>
+    <w:rPr>
+      <w:sz w:val="20"/>
+      <w:szCs w:val="20"/>
+    </w:rPr>
+  </w:style>
 </w:styles>
+</file>
+
+<file path=word/theme/theme1.xml><?xml version="1.0" encoding="utf-8"?>
+<a:theme xmlns:a="http://schemas.openxmlformats.org/drawingml/2006/main" name="Temă Office">
+  <a:themeElements>
+    <a:clrScheme name="Office">
+      <a:dk1>
+        <a:sysClr val="windowText" lastClr="000000"/>
+      </a:dk1>
+      <a:lt1>
+        <a:sysClr val="window" lastClr="FFFFFF"/>
+      </a:lt1>
+      <a:dk2>
+        <a:srgbClr val="44546A"/>
+      </a:dk2>
+      <a:lt2>
+        <a:srgbClr val="E7E6E6"/>
+      </a:lt2>
+      <a:accent1>
+        <a:srgbClr val="4472C4"/>
+      </a:accent1>
+      <a:accent2>
+        <a:srgbClr val="ED7D31"/>
+      </a:accent2>
+      <a:accent3>
+        <a:srgbClr val="A5A5A5"/>
+      </a:accent3>
+      <a:accent4>
+        <a:srgbClr val="FFC000"/>
+      </a:accent4>
+      <a:accent5>
+        <a:srgbClr val="5B9BD5"/>
+      </a:accent5>
+      <a:accent6>
+        <a:srgbClr val="70AD47"/>
+      </a:accent6>
+      <a:hlink>
+        <a:srgbClr val="0563C1"/>
+      </a:hlink>
+      <a:folHlink>
+        <a:srgbClr val="954F72"/>
+      </a:folHlink>
+    </a:clrScheme>
+    <a:fontScheme name="Office">
+      <a:majorFont>
+        <a:latin typeface="Calibri Light" panose="020F0302020204030204"/>
+        <a:ea typeface=""/>
+        <a:cs typeface=""/>
+        <a:font script="Jpan" typeface="游ゴシック Light"/>
+        <a:font script="Hang" typeface="맑은 고딕"/>
+        <a:font script="Hans" typeface="等线 Light"/>
+        <a:font script="Hant" typeface="新細明體"/>
+        <a:font script="Arab" typeface="Times New Roman"/>
+        <a:font script="Hebr" typeface="Times New Roman"/>
+        <a:font script="Thai" typeface="Angsana New"/>
+        <a:font script="Ethi" typeface="Nyala"/>
+        <a:font script="Beng" typeface="Vrinda"/>
+        <a:font script="Gujr" typeface="Shruti"/>
+        <a:font script="Khmr" typeface="MoolBoran"/>
+        <a:font script="Knda" typeface="Tunga"/>
+        <a:font script="Guru" typeface="Raavi"/>
+        <a:font script="Cans" typeface="Euphemia"/>
+        <a:font script="Cher" typeface="Plantagenet Cherokee"/>
+        <a:font script="Yiii" typeface="Microsoft Yi Baiti"/>
+        <a:font script="Tibt" typeface="Microsoft Himalaya"/>
+        <a:font script="Thaa" typeface="MV Boli"/>
+        <a:font script="Deva" typeface="Mangal"/>
+        <a:font script="Telu" typeface="Gautami"/>
+        <a:font script="Taml" typeface="Latha"/>
+        <a:font script="Syrc" typeface="Estrangelo Edessa"/>
+        <a:font script="Orya" typeface="Kalinga"/>
+        <a:font script="Mlym" typeface="Kartika"/>
+        <a:font script="Laoo" typeface="DokChampa"/>
+        <a:font script="Sinh" typeface="Iskoola Pota"/>
+        <a:font script="Mong" typeface="Mongolian Baiti"/>
+        <a:font script="Viet" typeface="Times New Roman"/>
+        <a:font script="Uigh" typeface="Microsoft Uighur"/>
+        <a:font script="Geor" typeface="Sylfaen"/>
+        <a:font script="Armn" typeface="Arial"/>
+        <a:font script="Bugi" typeface="Leelawadee UI"/>
+        <a:font script="Bopo" typeface="Microsoft JhengHei"/>
+        <a:font script="Java" typeface="Javanese Text"/>
+        <a:font script="Lisu" typeface="Segoe UI"/>
+        <a:font script="Mymr" typeface="Myanmar Text"/>
+        <a:font script="Nkoo" typeface="Ebrima"/>
+        <a:font script="Olck" typeface="Nirmala UI"/>
+        <a:font script="Osma" typeface="Ebrima"/>
+        <a:font script="Phag" typeface="Phagspa"/>
+        <a:font script="Syrn" typeface="Estrangelo Edessa"/>
+        <a:font script="Syrj" typeface="Estrangelo Edessa"/>
+        <a:font script="Syre" typeface="Estrangelo Edessa"/>
+        <a:font script="Sora" typeface="Nirmala UI"/>
+        <a:font script="Tale" typeface="Microsoft Tai Le"/>
+        <a:font script="Talu" typeface="Microsoft New Tai Lue"/>
+        <a:font script="Tfng" typeface="Ebrima"/>
+      </a:majorFont>
+      <a:minorFont>
+        <a:latin typeface="Calibri" panose="020F0502020204030204"/>
+        <a:ea typeface=""/>
+        <a:cs typeface=""/>
+        <a:font script="Jpan" typeface="游明朝"/>
+        <a:font script="Hang" typeface="맑은 고딕"/>
+        <a:font script="Hans" typeface="等线"/>
+        <a:font script="Hant" typeface="新細明體"/>
+        <a:font script="Arab" typeface="Arial"/>
+        <a:font script="Hebr" typeface="Arial"/>
+        <a:font script="Thai" typeface="Cordia New"/>
+        <a:font script="Ethi" typeface="Nyala"/>
+        <a:font script="Beng" typeface="Vrinda"/>
+        <a:font script="Gujr" typeface="Shruti"/>
+        <a:font script="Khmr" typeface="DaunPenh"/>
+        <a:font script="Knda" typeface="Tunga"/>
+        <a:font script="Guru" typeface="Raavi"/>
+        <a:font script="Cans" typeface="Euphemia"/>
+        <a:font script="Cher" typeface="Plantagenet Cherokee"/>
+        <a:font script="Yiii" typeface="Microsoft Yi Baiti"/>
+        <a:font script="Tibt" typeface="Microsoft Himalaya"/>
+        <a:font script="Thaa" typeface="MV Boli"/>
+        <a:font script="Deva" typeface="Mangal"/>
+        <a:font script="Telu" typeface="Gautami"/>
+        <a:font script="Taml" typeface="Latha"/>
+        <a:font script="Syrc" typeface="Estrangelo Edessa"/>
+        <a:font script="Orya" typeface="Kalinga"/>
+        <a:font script="Mlym" typeface="Kartika"/>
+        <a:font script="Laoo" typeface="DokChampa"/>
+        <a:font script="Sinh" typeface="Iskoola Pota"/>
+        <a:font script="Mong" typeface="Mongolian Baiti"/>
+        <a:font script="Viet" typeface="Arial"/>
+        <a:font script="Uigh" typeface="Microsoft Uighur"/>
+        <a:font script="Geor" typeface="Sylfaen"/>
+        <a:font script="Armn" typeface="Arial"/>
+        <a:font script="Bugi" typeface="Leelawadee UI"/>
+        <a:font script="Bopo" typeface="Microsoft JhengHei"/>
+        <a:font script="Java" typeface="Javanese Text"/>
+        <a:font script="Lisu" typeface="Segoe UI"/>
+        <a:font script="Mymr" typeface="Myanmar Text"/>
+        <a:font script="Nkoo" typeface="Ebrima"/>
+        <a:font script="Olck" typeface="Nirmala UI"/>
+        <a:font script="Osma" typeface="Ebrima"/>
+        <a:font script="Phag" typeface="Phagspa"/>
+        <a:font script="Syrn" typeface="Estrangelo Edessa"/>
+        <a:font script="Syrj" typeface="Estrangelo Edessa"/>
+        <a:font script="Syre" typeface="Estrangelo Edessa"/>
+        <a:font script="Sora" typeface="Nirmala UI"/>
+        <a:font script="Tale" typeface="Microsoft Tai Le"/>
+        <a:font script="Talu" typeface="Microsoft New Tai Lue"/>
+        <a:font script="Tfng" typeface="Ebrima"/>
+      </a:minorFont>
+    </a:fontScheme>
+    <a:fmtScheme name="Office">
+      <a:fillStyleLst>
+        <a:solidFill>
+          <a:schemeClr val="phClr"/>
+        </a:solidFill>
+        <a:gradFill rotWithShape="1">
+          <a:gsLst>
+            <a:gs pos="0">
+              <a:schemeClr val="phClr">
+                <a:lumMod val="110000"/>
+                <a:satMod val="105000"/>
+                <a:tint val="67000"/>
+              </a:schemeClr>
+            </a:gs>
+            <a:gs pos="50000">
+              <a:schemeClr val="phClr">
+                <a:lumMod val="105000"/>
+                <a:satMod val="103000"/>
+                <a:tint val="73000"/>
+              </a:schemeClr>
+            </a:gs>
+            <a:gs pos="100000">
+              <a:schemeClr val="phClr">
+                <a:lumMod val="105000"/>
+                <a:satMod val="109000"/>
+                <a:tint val="81000"/>
+              </a:schemeClr>
+            </a:gs>
+          </a:gsLst>
+          <a:lin ang="5400000" scaled="0"/>
+        </a:gradFill>
+        <a:gradFill rotWithShape="1">
+          <a:gsLst>
+            <a:gs pos="0">
+              <a:schemeClr val="phClr">
+                <a:satMod val="103000"/>
+                <a:lumMod val="102000"/>
+                <a:tint val="94000"/>
+              </a:schemeClr>
+            </a:gs>
+            <a:gs pos="50000">
+              <a:schemeClr val="phClr">
+                <a:satMod val="110000"/>
+                <a:lumMod val="100000"/>
+                <a:shade val="100000"/>
+              </a:schemeClr>
+            </a:gs>
+            <a:gs pos="100000">
+              <a:schemeClr val="phClr">
+                <a:lumMod val="99000"/>
+                <a:satMod val="120000"/>
+                <a:shade val="78000"/>
+              </a:schemeClr>
+            </a:gs>
+          </a:gsLst>
+          <a:lin ang="5400000" scaled="0"/>
+        </a:gradFill>
+      </a:fillStyleLst>
+      <a:lnStyleLst>
+        <a:ln w="6350" cap="flat" cmpd="sng" algn="ctr">
+          <a:solidFill>
+            <a:schemeClr val="phClr"/>
+          </a:solidFill>
+          <a:prstDash val="solid"/>
+          <a:miter lim="800000"/>
+        </a:ln>
+        <a:ln w="12700" cap="flat" cmpd="sng" algn="ctr">
+          <a:solidFill>
+            <a:schemeClr val="phClr"/>
+          </a:solidFill>
+          <a:prstDash val="solid"/>
+          <a:miter lim="800000"/>
+        </a:ln>
+        <a:ln w="19050" cap="flat" cmpd="sng" algn="ctr">
+          <a:solidFill>
+            <a:schemeClr val="phClr"/>
+          </a:solidFill>
+          <a:prstDash val="solid"/>
+          <a:miter lim="800000"/>
+        </a:ln>
+      </a:lnStyleLst>
+      <a:effectStyleLst>
+        <a:effectStyle>
+          <a:effectLst/>
+        </a:effectStyle>
+        <a:effectStyle>
+          <a:effectLst/>
+        </a:effectStyle>
+        <a:effectStyle>
+          <a:effectLst>
+            <a:outerShdw blurRad="57150" dist="19050" dir="5400000" algn="ctr" rotWithShape="0">
+              <a:srgbClr val="000000">
+                <a:alpha val="63000"/>
+              </a:srgbClr>
+            </a:outerShdw>
+          </a:effectLst>
+        </a:effectStyle>
+      </a:effectStyleLst>
+      <a:bgFillStyleLst>
+        <a:solidFill>
+          <a:schemeClr val="phClr"/>
+        </a:solidFill>
+        <a:solidFill>
+          <a:schemeClr val="phClr">
+            <a:tint val="95000"/>
+            <a:satMod val="170000"/>
+          </a:schemeClr>
+        </a:solidFill>
+        <a:gradFill rotWithShape="1">
+          <a:gsLst>
+            <a:gs pos="0">
+              <a:schemeClr val="phClr">
+                <a:tint val="93000"/>
+                <a:satMod val="150000"/>
+                <a:shade val="98000"/>
+                <a:lumMod val="102000"/>
+              </a:schemeClr>
+            </a:gs>
+            <a:gs pos="50000">
+              <a:schemeClr val="phClr">
+                <a:tint val="98000"/>
+                <a:satMod val="130000"/>
+                <a:shade val="90000"/>
+                <a:lumMod val="103000"/>
+              </a:schemeClr>
+            </a:gs>
+            <a:gs pos="100000">
+              <a:schemeClr val="phClr">
+                <a:shade val="63000"/>
+                <a:satMod val="120000"/>
+              </a:schemeClr>
+            </a:gs>
+          </a:gsLst>
+          <a:lin ang="5400000" scaled="0"/>
+        </a:gradFill>
+      </a:bgFillStyleLst>
+    </a:fmtScheme>
+  </a:themeElements>
+  <a:objectDefaults/>
+  <a:extraClrSchemeLst/>
+  <a:extLst>
+    <a:ext uri="{05A4C25C-085E-4340-85A3-A5531E510DB2}">
+      <thm15:themeFamily xmlns:thm15="http://schemas.microsoft.com/office/thememl/2012/main" name="Office Theme" id="{62F939B6-93AF-4DB8-9C6B-D6C7DFDC589F}" vid="{4A3C46E8-61CC-4603-A589-7422A47A8E4A}"/>
+    </a:ext>
+  </a:extLst>
+</a:theme>
 </file>